--- a/doc/Propuesta_Didactica_Despliegue_DAW.docx
+++ b/doc/Propuesta_Didactica_Despliegue_DAW.docx
@@ -1,6 +1,6 @@
 
 <file path=word/document.xml><?xml version="1.0" encoding="utf-8"?>
-<w:document xmlns:wpc="http://schemas.microsoft.com/office/word/2010/wordprocessingCanvas" xmlns:cx="http://schemas.microsoft.com/office/drawing/2014/chartex" xmlns:cx1="http://schemas.microsoft.com/office/drawing/2015/9/8/chartex" xmlns:cx2="http://schemas.microsoft.com/office/drawing/2015/10/21/chartex" xmlns:cx3="http://schemas.microsoft.com/office/drawing/2016/5/9/chartex" xmlns:cx4="http://schemas.microsoft.com/office/drawing/2016/5/10/chartex" xmlns:cx5="http://schemas.microsoft.com/office/drawing/2016/5/11/chartex" xmlns:cx6="http://schemas.microsoft.com/office/drawing/2016/5/12/chartex" xmlns:cx7="http://schemas.microsoft.com/office/drawing/2016/5/13/chartex" xmlns:cx8="http://schemas.microsoft.com/office/drawing/2016/5/14/chartex" xmlns:mc="http://schemas.openxmlformats.org/markup-compatibility/2006" xmlns:aink="http://schemas.microsoft.com/office/drawing/2016/ink" xmlns:am3d="http://schemas.microsoft.com/office/drawing/2017/model3d" xmlns:o="urn:schemas-microsoft-com:office:office" xmlns:oel="http://schemas.microsoft.com/office/2019/extlst" xmlns:r="http://schemas.openxmlformats.org/officeDocument/2006/relationships" xmlns:m="http://schemas.openxmlformats.org/officeDocument/2006/math" xmlns:v="urn:schemas-microsoft-com:vml" xmlns:wp14="http://schemas.microsoft.com/office/word/2010/wordprocessingDrawing" xmlns:wp="http://schemas.openxmlformats.org/drawingml/2006/wordprocessingDrawing" xmlns:w10="urn:schemas-microsoft-com:office:word" xmlns:w="http://schemas.openxmlformats.org/wordprocessingml/2006/main" xmlns:w14="http://schemas.microsoft.com/office/word/2010/wordml" xmlns:w15="http://schemas.microsoft.com/office/word/2012/wordml" xmlns:w16cex="http://schemas.microsoft.com/office/word/2018/wordml/cex" xmlns:w16cid="http://schemas.microsoft.com/office/word/2016/wordml/cid" xmlns:w16="http://schemas.microsoft.com/office/word/2018/wordml" xmlns:w16du="http://schemas.microsoft.com/office/word/2023/wordml/word16du" xmlns:w16sdtdh="http://schemas.microsoft.com/office/word/2020/wordml/sdtdatahash" xmlns:w16sdtfl="http://schemas.microsoft.com/office/word/2024/wordml/sdtformatlock" xmlns:w16se="http://schemas.microsoft.com/office/word/2015/wordml/symex" xmlns:wpg="http://schemas.microsoft.com/office/word/2010/wordprocessingGroup" xmlns:wpi="http://schemas.microsoft.com/office/word/2010/wordprocessingInk" xmlns:wne="http://schemas.microsoft.com/office/word/2006/wordml" xmlns:wps="http://schemas.microsoft.com/office/word/2010/wordprocessingShape" mc:Ignorable="w14 w15 w16se w16cid w16 w16cex w16sdtdh w16sdtfl w16du wp14">
+<w:document xmlns:wpc="http://schemas.microsoft.com/office/word/2010/wordprocessingCanvas" xmlns:cx="http://schemas.microsoft.com/office/drawing/2014/chartex" xmlns:mc="http://schemas.openxmlformats.org/markup-compatibility/2006" xmlns:o="urn:schemas-microsoft-com:office:office" xmlns:r="http://schemas.openxmlformats.org/officeDocument/2006/relationships" xmlns:m="http://schemas.openxmlformats.org/officeDocument/2006/math" xmlns:v="urn:schemas-microsoft-com:vml" xmlns:wp14="http://schemas.microsoft.com/office/word/2010/wordprocessingDrawing" xmlns:wp="http://schemas.openxmlformats.org/drawingml/2006/wordprocessingDrawing" xmlns:w10="urn:schemas-microsoft-com:office:word" xmlns:w="http://schemas.openxmlformats.org/wordprocessingml/2006/main" xmlns:w14="http://schemas.microsoft.com/office/word/2010/wordml" xmlns:w15="http://schemas.microsoft.com/office/word/2012/wordml" xmlns:w16se="http://schemas.microsoft.com/office/word/2015/wordml/symex" xmlns:wpg="http://schemas.microsoft.com/office/word/2010/wordprocessingGroup" xmlns:wpi="http://schemas.microsoft.com/office/word/2010/wordprocessingInk" xmlns:wne="http://schemas.microsoft.com/office/word/2006/wordml" xmlns:wps="http://schemas.microsoft.com/office/word/2010/wordprocessingShape" mc:Ignorable="w14 w15 w16se wp14">
   <w:body>
     <w:p>
       <w:pPr>
@@ -83,7 +83,15 @@
         <w:rPr>
           <w:lang w:val="es-ES"/>
         </w:rPr>
-        <w:t>Julio 2025.</w:t>
+        <w:t>Marzo 2026</w:t>
+      </w:r>
+      <w:bookmarkStart w:id="0" w:name="_GoBack"/>
+      <w:bookmarkEnd w:id="0"/>
+      <w:r>
+        <w:rPr>
+          <w:lang w:val="es-ES"/>
+        </w:rPr>
+        <w:t>.</w:t>
       </w:r>
     </w:p>
     <w:p>
@@ -118,16 +126,8 @@
         <w:rPr>
           <w:lang w:val="es-ES"/>
         </w:rPr>
-        <w:t xml:space="preserve">Este recurso se comparte con licencia Creative </w:t>
-      </w:r>
-      <w:proofErr w:type="spellStart"/>
-      <w:r>
-        <w:rPr>
-          <w:lang w:val="es-ES"/>
-        </w:rPr>
-        <w:t>Commons</w:t>
-      </w:r>
-      <w:proofErr w:type="spellEnd"/>
+        <w:t>Este recurso se comparte con licencia Creative Commons</w:t>
+      </w:r>
       <w:r>
         <w:rPr>
           <w:lang w:val="es-ES"/>
@@ -183,54 +183,219 @@
       <w:pPr>
         <w:pStyle w:val="Ttulo3"/>
       </w:pPr>
-      <w:proofErr w:type="spellStart"/>
       <w:r>
         <w:rPr>
           <w:color w:val="218838"/>
         </w:rPr>
-        <w:t>Información</w:t>
-      </w:r>
-      <w:proofErr w:type="spellEnd"/>
+        <w:t>Información básica</w:t>
+      </w:r>
+    </w:p>
+    <w:p>
+      <w:pPr>
+        <w:pStyle w:val="Listaconvietas"/>
+      </w:pPr>
+      <w:r>
+        <w:t>Título: La paz es compartir</w:t>
+      </w:r>
+    </w:p>
+    <w:p>
+      <w:pPr>
+        <w:pStyle w:val="Listaconvietas"/>
+        <w:rPr>
+          <w:lang w:val="es-ES"/>
+        </w:rPr>
+      </w:pPr>
+      <w:r>
+        <w:rPr>
+          <w:lang w:val="es-ES"/>
+        </w:rPr>
+        <w:t>Materia: Despliegue de aplicaciones web de DAW</w:t>
+      </w:r>
+    </w:p>
+    <w:p>
+      <w:pPr>
+        <w:pStyle w:val="Listaconvietas"/>
+      </w:pPr>
+      <w:r>
+        <w:t>Curso: 2º</w:t>
+      </w:r>
+    </w:p>
+    <w:p>
+      <w:pPr>
+        <w:pStyle w:val="Listaconvietas"/>
+      </w:pPr>
+      <w:r>
+        <w:t>Temporalización: 12 horas lectivas (3 seman</w:t>
+      </w:r>
+      <w:r>
+        <w:t>as)</w:t>
+      </w:r>
+    </w:p>
+    <w:p>
+      <w:pPr>
+        <w:pStyle w:val="Ttulo2"/>
+      </w:pPr>
+      <w:r>
+        <w:rPr>
+          <w:color w:val="0072BC"/>
+        </w:rPr>
+        <w:t>2. Justificación</w:t>
+      </w:r>
+    </w:p>
+    <w:p>
+      <w:pPr>
+        <w:pStyle w:val="Ttulo3"/>
+      </w:pPr>
       <w:r>
         <w:rPr>
           <w:color w:val="218838"/>
         </w:rPr>
-        <w:t xml:space="preserve"> </w:t>
-      </w:r>
-      <w:proofErr w:type="spellStart"/>
+        <w:t>Motivación</w:t>
+      </w:r>
+    </w:p>
+    <w:p>
+      <w:pPr>
+        <w:rPr>
+          <w:lang w:val="es-ES"/>
+        </w:rPr>
+      </w:pPr>
+      <w:r>
+        <w:rPr>
+          <w:b/>
+          <w:lang w:val="es-ES"/>
+        </w:rPr>
+        <w:t>En un mundo marcado por conflictos, la colaboración y el compartir se presentan como los pilares que promueven la cultura de paz.</w:t>
+      </w:r>
+      <w:r>
+        <w:rPr>
+          <w:lang w:val="es-ES"/>
+        </w:rPr>
+        <w:t xml:space="preserve"> La capacidad de trabajar en equipo es esencial tanto para el desarrollo personal como para el </w:t>
+      </w:r>
+      <w:r>
+        <w:rPr>
+          <w:lang w:val="es-ES"/>
+        </w:rPr>
+        <w:t xml:space="preserve">profesional. Compartir al trabajar en nuestro equipo, compartir al trabajar con otros equipos, compartir en todas las áreas de nuestra vida. </w:t>
+      </w:r>
+      <w:r>
+        <w:rPr>
+          <w:b/>
+          <w:lang w:val="es-ES"/>
+        </w:rPr>
+        <w:t>Colaborar es compartir y compartir es la paz.</w:t>
+      </w:r>
+    </w:p>
+    <w:p>
+      <w:pPr>
+        <w:rPr>
+          <w:lang w:val="es-ES"/>
+        </w:rPr>
+      </w:pPr>
+      <w:r>
+        <w:rPr>
+          <w:lang w:val="es-ES"/>
+        </w:rPr>
+        <w:t>En esta unidad, el alumnado trabajará competencias profesionales al c</w:t>
+      </w:r>
+      <w:r>
+        <w:rPr>
+          <w:lang w:val="es-ES"/>
+        </w:rPr>
+        <w:t xml:space="preserve">olaborar activamente para desarrollar una landing page de presentación del grupo, bajo una metodología de Trabajo Basado en Proyectos (ABP). A través de este proceso, se desarrollarán habilidades técnicas al mismo tiempo que fortalecen las competencias en </w:t>
+      </w:r>
+      <w:r>
+        <w:rPr>
+          <w:lang w:val="es-ES"/>
+        </w:rPr>
+        <w:t>trabajo colaborativo.</w:t>
+      </w:r>
+    </w:p>
+    <w:p>
+      <w:pPr>
+        <w:pStyle w:val="Ttulo3"/>
+        <w:rPr>
+          <w:lang w:val="es-ES"/>
+        </w:rPr>
+      </w:pPr>
       <w:r>
         <w:rPr>
           <w:color w:val="218838"/>
-        </w:rPr>
-        <w:t>básica</w:t>
-      </w:r>
-      <w:proofErr w:type="spellEnd"/>
+          <w:lang w:val="es-ES"/>
+        </w:rPr>
+        <w:t>Desarrollo de competencias</w:t>
+      </w:r>
+    </w:p>
+    <w:p>
+      <w:pPr>
+        <w:rPr>
+          <w:lang w:val="es-ES"/>
+        </w:rPr>
+      </w:pPr>
+      <w:r>
+        <w:rPr>
+          <w:b/>
+          <w:lang w:val="es-ES"/>
+        </w:rPr>
+        <w:t>Estas habilidades y competencias, que se buscan adquirir, son imprescindibles en el entorno actual en el que la tecnología se encuentra en constante evolución.</w:t>
+      </w:r>
+      <w:r>
+        <w:rPr>
+          <w:lang w:val="es-ES"/>
+        </w:rPr>
+        <w:t xml:space="preserve"> Las empresas y organizaciones adoptan nuevas me</w:t>
+      </w:r>
+      <w:r>
+        <w:rPr>
+          <w:lang w:val="es-ES"/>
+        </w:rPr>
+        <w:t>todologías de desarrollo como DevOps, y necesitamos trabajar las competencias necesarias para comprender y aplicar dicha metodología en un proyecto real.</w:t>
+      </w:r>
+    </w:p>
+    <w:p>
+      <w:pPr>
+        <w:rPr>
+          <w:lang w:val="es-ES"/>
+        </w:rPr>
+      </w:pPr>
+      <w:r>
+        <w:rPr>
+          <w:lang w:val="es-ES"/>
+        </w:rPr>
+        <w:t xml:space="preserve">Todo lo anterior nos lleva a pensar que esta unidad aportará enormemente a la consecución tanto de la </w:t>
+      </w:r>
+      <w:r>
+        <w:rPr>
+          <w:lang w:val="es-ES"/>
+        </w:rPr>
+        <w:t>competencia general de este título, que consiste en desarrollar, implantar, y mantener aplicaciones web, con independencia del modelo empleado y utilizando tecnologías específicas, garantizando el acceso a los datos de forma segura y cumpliendo los criteri</w:t>
+      </w:r>
+      <w:r>
+        <w:rPr>
+          <w:lang w:val="es-ES"/>
+        </w:rPr>
+        <w:t>os de accesibilidad, usabilidad y calidad exigidas en los estándares establecidos, tanto como competencias profesionales, personales y sociales:</w:t>
+      </w:r>
     </w:p>
     <w:p>
       <w:pPr>
         <w:pStyle w:val="Listaconvietas"/>
-      </w:pPr>
-      <w:proofErr w:type="spellStart"/>
-      <w:r>
-        <w:t>Título</w:t>
-      </w:r>
-      <w:proofErr w:type="spellEnd"/>
-      <w:r>
-        <w:t xml:space="preserve">: La </w:t>
-      </w:r>
-      <w:proofErr w:type="spellStart"/>
-      <w:r>
-        <w:t>paz</w:t>
-      </w:r>
-      <w:proofErr w:type="spellEnd"/>
-      <w:r>
-        <w:t xml:space="preserve"> es </w:t>
-      </w:r>
-      <w:proofErr w:type="spellStart"/>
-      <w:r>
-        <w:t>compartir</w:t>
-      </w:r>
-      <w:proofErr w:type="spellEnd"/>
+        <w:rPr>
+          <w:lang w:val="es-ES"/>
+        </w:rPr>
+      </w:pPr>
+      <w:r>
+        <w:rPr>
+          <w:lang w:val="es-ES"/>
+        </w:rPr>
+        <w:t>g) Desarrollar interfaces en aplicaciones web de acuerdo con un manual de estilo, utilizando lenguajes de marca</w:t>
+      </w:r>
+      <w:r>
+        <w:rPr>
+          <w:lang w:val="es-ES"/>
+        </w:rPr>
+        <w:t>s y estándares web.</w:t>
+      </w:r>
     </w:p>
     <w:p>
       <w:pPr>
@@ -243,253 +408,47 @@
         <w:rPr>
           <w:lang w:val="es-ES"/>
         </w:rPr>
-        <w:t>Materia: Despliegue de aplicaciones web de DAW</w:t>
+        <w:t>j) Desarrollar e integrar componentes software en el entorno del servidor web, empleando herramientas y lenguajes específicos, para cumplir las especificaciones de la aplicación.</w:t>
       </w:r>
     </w:p>
     <w:p>
       <w:pPr>
         <w:pStyle w:val="Listaconvietas"/>
-      </w:pPr>
-      <w:proofErr w:type="spellStart"/>
-      <w:r>
-        <w:t>Curso</w:t>
-      </w:r>
-      <w:proofErr w:type="spellEnd"/>
-      <w:r>
-        <w:t>: 2º</w:t>
+        <w:rPr>
+          <w:lang w:val="es-ES"/>
+        </w:rPr>
+      </w:pPr>
+      <w:r>
+        <w:rPr>
+          <w:lang w:val="es-ES"/>
+        </w:rPr>
+        <w:t>r) Organizar y coordinar equipos de trabajo, supervisando</w:t>
+      </w:r>
+      <w:r>
+        <w:rPr>
+          <w:lang w:val="es-ES"/>
+        </w:rPr>
+        <w:t xml:space="preserve"> el desarrollo del mismo, con responsabilidad, manteniendo relaciones fluidas y asumiendo el liderazgo.</w:t>
       </w:r>
     </w:p>
     <w:p>
       <w:pPr>
         <w:pStyle w:val="Listaconvietas"/>
-      </w:pPr>
-      <w:proofErr w:type="spellStart"/>
-      <w:r>
-        <w:t>Temporalización</w:t>
-      </w:r>
-      <w:proofErr w:type="spellEnd"/>
-      <w:r>
-        <w:t xml:space="preserve">: 12 horas </w:t>
-      </w:r>
-      <w:proofErr w:type="spellStart"/>
-      <w:r>
-        <w:t>lectivas</w:t>
-      </w:r>
-      <w:proofErr w:type="spellEnd"/>
-      <w:r>
-        <w:t xml:space="preserve"> (3 </w:t>
-      </w:r>
-      <w:proofErr w:type="spellStart"/>
-      <w:r>
-        <w:t>semanas</w:t>
-      </w:r>
-      <w:proofErr w:type="spellEnd"/>
-      <w:r>
-        <w:t>)</w:t>
-      </w:r>
-    </w:p>
-    <w:p>
-      <w:pPr>
-        <w:pStyle w:val="Ttulo2"/>
-      </w:pPr>
-      <w:r>
-        <w:rPr>
-          <w:color w:val="0072BC"/>
-        </w:rPr>
-        <w:t xml:space="preserve">2. </w:t>
-      </w:r>
-      <w:proofErr w:type="spellStart"/>
-      <w:r>
-        <w:rPr>
-          <w:color w:val="0072BC"/>
-        </w:rPr>
-        <w:t>Justificación</w:t>
-      </w:r>
-      <w:proofErr w:type="spellEnd"/>
-    </w:p>
-    <w:p>
-      <w:pPr>
-        <w:pStyle w:val="Ttulo3"/>
-      </w:pPr>
-      <w:proofErr w:type="spellStart"/>
-      <w:r>
-        <w:rPr>
-          <w:color w:val="218838"/>
-        </w:rPr>
-        <w:t>Motivación</w:t>
-      </w:r>
-      <w:proofErr w:type="spellEnd"/>
-    </w:p>
-    <w:p>
-      <w:pPr>
-        <w:rPr>
-          <w:lang w:val="es-ES"/>
-        </w:rPr>
-      </w:pPr>
-      <w:r>
-        <w:rPr>
-          <w:b/>
-          <w:lang w:val="es-ES"/>
-        </w:rPr>
-        <w:t>En un mundo marcado por conflictos, la colaboración y el compartir se presentan como los pilares que promueven la cultura de paz.</w:t>
-      </w:r>
-      <w:r>
-        <w:rPr>
-          <w:lang w:val="es-ES"/>
-        </w:rPr>
-        <w:t xml:space="preserve"> La capacidad de trabajar en equipo es esencial tanto para el desarrollo personal como para el profesional. Compartir al trabajar en nuestro equipo, compartir al trabajar con otros equipos, compartir en todas las áreas de nuestra vida. </w:t>
-      </w:r>
-      <w:r>
-        <w:rPr>
-          <w:b/>
-          <w:lang w:val="es-ES"/>
-        </w:rPr>
-        <w:t>Colaborar es compartir y compartir es la paz.</w:t>
-      </w:r>
-    </w:p>
-    <w:p>
-      <w:pPr>
-        <w:rPr>
-          <w:lang w:val="es-ES"/>
-        </w:rPr>
-      </w:pPr>
-      <w:r>
-        <w:rPr>
-          <w:lang w:val="es-ES"/>
-        </w:rPr>
-        <w:t xml:space="preserve">En esta unidad, el alumnado trabajará competencias profesionales al colaborar activamente para desarrollar una </w:t>
-      </w:r>
-      <w:proofErr w:type="spellStart"/>
-      <w:r>
-        <w:rPr>
-          <w:lang w:val="es-ES"/>
-        </w:rPr>
-        <w:t>landing</w:t>
-      </w:r>
-      <w:proofErr w:type="spellEnd"/>
-      <w:r>
-        <w:rPr>
-          <w:lang w:val="es-ES"/>
-        </w:rPr>
-        <w:t xml:space="preserve"> page de presentación del grupo, bajo una metodología de Trabajo Basado en Proyectos (ABP). A través de este proceso, se desarrollarán habilidades técnicas al mismo tiempo que fortalecen las competencias en trabajo colaborativo.</w:t>
-      </w:r>
-    </w:p>
-    <w:p>
-      <w:pPr>
-        <w:pStyle w:val="Ttulo3"/>
-        <w:rPr>
-          <w:lang w:val="es-ES"/>
-        </w:rPr>
-      </w:pPr>
-      <w:r>
-        <w:rPr>
-          <w:color w:val="218838"/>
-          <w:lang w:val="es-ES"/>
-        </w:rPr>
-        <w:t>Desarrollo de competencias</w:t>
-      </w:r>
-    </w:p>
-    <w:p>
-      <w:pPr>
-        <w:rPr>
-          <w:lang w:val="es-ES"/>
-        </w:rPr>
-      </w:pPr>
-      <w:r>
-        <w:rPr>
-          <w:b/>
-          <w:lang w:val="es-ES"/>
-        </w:rPr>
-        <w:t>Estas habilidades y competencias, que se buscan adquirir, son imprescindibles en el entorno actual en el que la tecnología se encuentra en constante evolución.</w:t>
-      </w:r>
-      <w:r>
-        <w:rPr>
-          <w:lang w:val="es-ES"/>
-        </w:rPr>
-        <w:t xml:space="preserve"> Las empresas y organizaciones adoptan nuevas metodologías de desarrollo como DevOps, y necesitamos trabajar las competencias necesarias para comprender y aplicar dicha metodología en un proyecto real.</w:t>
-      </w:r>
-    </w:p>
-    <w:p>
-      <w:pPr>
-        <w:rPr>
-          <w:lang w:val="es-ES"/>
-        </w:rPr>
-      </w:pPr>
-      <w:r>
-        <w:rPr>
-          <w:lang w:val="es-ES"/>
-        </w:rPr>
-        <w:t>Todo lo anterior nos lleva a pensar que esta unidad aportará enormemente a la consecución tanto de la competencia general de este título, que consiste en desarrollar, implantar, y mantener aplicaciones web, con independencia del modelo empleado y utilizando tecnologías específicas, garantizando el acceso a los datos de forma segura y cumpliendo los criterios de accesibilidad, usabilidad y calidad exigidas en los estándares establecidos, tanto como competencias profesionales, personales y sociales:</w:t>
-      </w:r>
-    </w:p>
-    <w:p>
-      <w:pPr>
-        <w:pStyle w:val="Listaconvietas"/>
-        <w:rPr>
-          <w:lang w:val="es-ES"/>
-        </w:rPr>
-      </w:pPr>
-      <w:r>
-        <w:rPr>
-          <w:lang w:val="es-ES"/>
-        </w:rPr>
-        <w:t>g) Desarrollar interfaces en aplicaciones web de acuerdo con un manual de estilo, utilizando lenguajes de marcas y estándares web.</w:t>
-      </w:r>
-    </w:p>
-    <w:p>
-      <w:pPr>
-        <w:pStyle w:val="Listaconvietas"/>
-        <w:rPr>
-          <w:lang w:val="es-ES"/>
-        </w:rPr>
-      </w:pPr>
-      <w:r>
-        <w:rPr>
-          <w:lang w:val="es-ES"/>
-        </w:rPr>
-        <w:t>j) Desarrollar e integrar componentes software en el entorno del servidor web, empleando herramientas y lenguajes específicos, para cumplir las especificaciones de la aplicación.</w:t>
-      </w:r>
-    </w:p>
-    <w:p>
-      <w:pPr>
-        <w:pStyle w:val="Listaconvietas"/>
-        <w:rPr>
-          <w:lang w:val="es-ES"/>
-        </w:rPr>
-      </w:pPr>
-      <w:r>
-        <w:rPr>
-          <w:lang w:val="es-ES"/>
-        </w:rPr>
-        <w:t xml:space="preserve">r) Organizar y coordinar equipos de trabajo, supervisando el desarrollo </w:t>
-      </w:r>
-      <w:proofErr w:type="gramStart"/>
-      <w:r>
-        <w:rPr>
-          <w:lang w:val="es-ES"/>
-        </w:rPr>
-        <w:t>del mismo</w:t>
-      </w:r>
-      <w:proofErr w:type="gramEnd"/>
-      <w:r>
-        <w:rPr>
-          <w:lang w:val="es-ES"/>
-        </w:rPr>
-        <w:t>, con responsabilidad, manteniendo relaciones fluidas y asumiendo el liderazgo.</w:t>
-      </w:r>
-    </w:p>
-    <w:p>
-      <w:pPr>
-        <w:pStyle w:val="Listaconvietas"/>
-        <w:rPr>
-          <w:lang w:val="es-ES"/>
-        </w:rPr>
-      </w:pPr>
-      <w:r>
-        <w:rPr>
-          <w:lang w:val="es-ES"/>
-        </w:rPr>
-        <w:t>v) Realizar la gestión básica para la creación y funcionamiento de una pequeña empresa y tener iniciativa en su actividad profesional con sentido de la responsabilidad social.</w:t>
+        <w:rPr>
+          <w:lang w:val="es-ES"/>
+        </w:rPr>
+      </w:pPr>
+      <w:r>
+        <w:rPr>
+          <w:lang w:val="es-ES"/>
+        </w:rPr>
+        <w:t xml:space="preserve">v) Realizar la gestión básica para la creación y funcionamiento de una pequeña empresa y tener iniciativa en su actividad profesional con sentido de la </w:t>
+      </w:r>
+      <w:r>
+        <w:rPr>
+          <w:lang w:val="es-ES"/>
+        </w:rPr>
+        <w:t>responsabilidad social.</w:t>
       </w:r>
     </w:p>
     <w:p>
@@ -518,7 +477,13 @@
         <w:rPr>
           <w:lang w:val="es-ES"/>
         </w:rPr>
-        <w:t>p) Adaptarse a las nuevas situaciones laborales, manteniendo actualizados los conocimientos científicos, técnicos y tecnológicos relativos a su entorno profesional.</w:t>
+        <w:t xml:space="preserve">p) Adaptarse a las nuevas situaciones </w:t>
+      </w:r>
+      <w:r>
+        <w:rPr>
+          <w:lang w:val="es-ES"/>
+        </w:rPr>
+        <w:t>laborales, manteniendo actualizados los conocimientos científicos, técnicos y tecnológicos relativos a su entorno profesional.</w:t>
       </w:r>
     </w:p>
     <w:p>
@@ -532,7 +497,13 @@
         <w:rPr>
           <w:lang w:val="es-ES"/>
         </w:rPr>
-        <w:t>ñ) Elaborar y mantener la documentación de los procesos de desarrollo, utilizando herramientas de generación de documentación y control de versiones.</w:t>
+        <w:t>ñ) Elaborar y mantener la documentación de los procesos de desarrollo, utilizando herramientas de generación de documentación y c</w:t>
+      </w:r>
+      <w:r>
+        <w:rPr>
+          <w:lang w:val="es-ES"/>
+        </w:rPr>
+        <w:t>ontrol de versiones.</w:t>
       </w:r>
     </w:p>
     <w:p>
@@ -552,7 +523,13 @@
         <w:rPr>
           <w:lang w:val="es-ES"/>
         </w:rPr>
-        <w:t xml:space="preserve"> De esta manera, se fomenta el desarrollo de competencias clave como la colaboración, el trabajo en equipo y el pensamiento crítico.</w:t>
+        <w:t xml:space="preserve"> De esta manera, se foment</w:t>
+      </w:r>
+      <w:r>
+        <w:rPr>
+          <w:lang w:val="es-ES"/>
+        </w:rPr>
+        <w:t>a el desarrollo de competencias clave como la colaboración, el trabajo en equipo y el pensamiento crítico.</w:t>
       </w:r>
     </w:p>
     <w:p>
@@ -580,7 +557,13 @@
         <w:rPr>
           <w:lang w:val="es-ES"/>
         </w:rPr>
-        <w:t>Por último, resaltar que esta propuesta se enmarca en los Objetivos de Desarrollo Sostenible (ODS), especialmente en los siguientes:</w:t>
+        <w:t xml:space="preserve">Por último, resaltar que esta propuesta se enmarca en los Objetivos de Desarrollo Sostenible (ODS), especialmente en los </w:t>
+      </w:r>
+      <w:r>
+        <w:rPr>
+          <w:lang w:val="es-ES"/>
+        </w:rPr>
+        <w:t>siguientes:</w:t>
       </w:r>
     </w:p>
     <w:p>
@@ -601,7 +584,13 @@
         <w:rPr>
           <w:lang w:val="es-ES"/>
         </w:rPr>
-        <w:t>La propuesta tiene como objetivo mejorar la calidad educativa, facilitándole a nuestro alumnado herramientas tecnológicas y metodológicas que les permitan desarrollarse en el ámbito digital, promoviendo el acceso a tecnologías e información que fomente su aprendizaje. Además, se busca fortalecer las habilidades del alumnado, preparándolos para el entorno profesional mediante un aprendizaje colaborativo y práctico.</w:t>
+        <w:t xml:space="preserve">La propuesta tiene como objetivo mejorar la calidad educativa, facilitándole a nuestro alumnado herramientas tecnológicas y metodológicas que les permitan desarrollarse en el ámbito digital, promoviendo el acceso a </w:t>
+      </w:r>
+      <w:r>
+        <w:rPr>
+          <w:lang w:val="es-ES"/>
+        </w:rPr>
+        <w:t>tecnologías e información que fomente su aprendizaje. Además, se busca fortalecer las habilidades del alumnado, preparándolos para el entorno profesional mediante un aprendizaje colaborativo y práctico.</w:t>
       </w:r>
     </w:p>
     <w:p>
@@ -622,7 +611,19 @@
         <w:rPr>
           <w:lang w:val="es-ES"/>
         </w:rPr>
-        <w:t>El desarrollo de proyectos colaborativos fomenta el trabajo en equipo, el respeto mutuo, la cooperación y la creación de un entorno en el que aprenden a gestionar conflictos de manera constructiva y a tomar decisiones informadas, contribuyendo así a la construcción de un entorno educativo más justo y colaborativo.</w:t>
+        <w:t>El des</w:t>
+      </w:r>
+      <w:r>
+        <w:rPr>
+          <w:lang w:val="es-ES"/>
+        </w:rPr>
+        <w:t>arrollo de proyectos colaborativos fomenta el trabajo en equipo, el respeto mutuo, la cooperación y la creación de un entorno en el que aprenden a gestionar conflictos de manera constructiva y a tomar decisiones informadas, contribuyendo así a la construcc</w:t>
+      </w:r>
+      <w:r>
+        <w:rPr>
+          <w:lang w:val="es-ES"/>
+        </w:rPr>
+        <w:t>ión de un entorno educativo más justo y colaborativo.</w:t>
       </w:r>
     </w:p>
     <w:p>
@@ -702,7 +703,13 @@
               <w:rPr>
                 <w:lang w:val="es-ES"/>
               </w:rPr>
-              <w:t>Ofrecer múltiples formas de representación de la información y el contenido</w:t>
+              <w:t>Ofrecer múltiples formas de representación de la inf</w:t>
+            </w:r>
+            <w:r>
+              <w:rPr>
+                <w:lang w:val="es-ES"/>
+              </w:rPr>
+              <w:t>ormación y el contenido</w:t>
             </w:r>
           </w:p>
         </w:tc>
@@ -754,7 +761,13 @@
                 <w:lang w:val="es-ES"/>
               </w:rPr>
               <w:br/>
-              <w:t>• Se promueve la elaboración de respuestas personales (en proyectos grupales).</w:t>
+              <w:t>• Se promueve la elaboración de respuestas pers</w:t>
+            </w:r>
+            <w:r>
+              <w:rPr>
+                <w:lang w:val="es-ES"/>
+              </w:rPr>
+              <w:t>onales (en proyectos grupales).</w:t>
             </w:r>
             <w:r>
               <w:rPr>
@@ -763,55 +776,7 @@
               <w:br/>
             </w:r>
             <w:r>
-              <w:t xml:space="preserve">• Se da </w:t>
-            </w:r>
-            <w:proofErr w:type="spellStart"/>
-            <w:r>
-              <w:t>refuerzo</w:t>
-            </w:r>
-            <w:proofErr w:type="spellEnd"/>
-            <w:r>
-              <w:t xml:space="preserve"> </w:t>
-            </w:r>
-            <w:proofErr w:type="spellStart"/>
-            <w:r>
-              <w:t>positivo</w:t>
-            </w:r>
-            <w:proofErr w:type="spellEnd"/>
-            <w:r>
-              <w:t xml:space="preserve"> </w:t>
-            </w:r>
-            <w:proofErr w:type="spellStart"/>
-            <w:r>
-              <w:t>durante</w:t>
-            </w:r>
-            <w:proofErr w:type="spellEnd"/>
-            <w:r>
-              <w:t xml:space="preserve"> </w:t>
-            </w:r>
-            <w:proofErr w:type="spellStart"/>
-            <w:r>
-              <w:t>todo</w:t>
-            </w:r>
-            <w:proofErr w:type="spellEnd"/>
-            <w:r>
-              <w:t xml:space="preserve"> </w:t>
-            </w:r>
-            <w:proofErr w:type="spellStart"/>
-            <w:r>
-              <w:t>el</w:t>
-            </w:r>
-            <w:proofErr w:type="spellEnd"/>
-            <w:r>
-              <w:t xml:space="preserve"> </w:t>
-            </w:r>
-            <w:proofErr w:type="spellStart"/>
-            <w:r>
-              <w:t>proceso</w:t>
-            </w:r>
-            <w:proofErr w:type="spellEnd"/>
-            <w:r>
-              <w:t>.</w:t>
+              <w:t>• Se da refuerzo positivo durante todo el proceso.</w:t>
             </w:r>
           </w:p>
         </w:tc>
@@ -837,7 +802,13 @@
                 <w:lang w:val="es-ES"/>
               </w:rPr>
               <w:br/>
-              <w:t>• Se permiten diferentes formas de interactuar con los contenidos (debate, trabajo en grupo, visualización de ejemplos).</w:t>
+              <w:t xml:space="preserve">• Se permiten diferentes formas de interactuar con los contenidos (debate, trabajo en grupo, </w:t>
+            </w:r>
+            <w:r>
+              <w:rPr>
+                <w:lang w:val="es-ES"/>
+              </w:rPr>
+              <w:t>visualización de ejemplos).</w:t>
             </w:r>
           </w:p>
         </w:tc>
@@ -856,21 +827,7 @@
               <w:rPr>
                 <w:lang w:val="es-ES"/>
               </w:rPr>
-              <w:t xml:space="preserve">• Uso de </w:t>
-            </w:r>
-            <w:proofErr w:type="spellStart"/>
-            <w:r>
-              <w:rPr>
-                <w:lang w:val="es-ES"/>
-              </w:rPr>
-              <w:t>feedback</w:t>
-            </w:r>
-            <w:proofErr w:type="spellEnd"/>
-            <w:r>
-              <w:rPr>
-                <w:lang w:val="es-ES"/>
-              </w:rPr>
-              <w:t xml:space="preserve"> constante en el trabajo colaborativo.</w:t>
+              <w:t>• Uso de feedback constante en el trabajo colaborativo.</w:t>
             </w:r>
             <w:r>
               <w:rPr>
@@ -915,21 +872,7 @@
                 <w:lang w:val="es-ES"/>
               </w:rPr>
               <w:lastRenderedPageBreak/>
-              <w:t xml:space="preserve">diseño y desarrollo de la </w:t>
-            </w:r>
-            <w:proofErr w:type="spellStart"/>
-            <w:r>
-              <w:rPr>
-                <w:lang w:val="es-ES"/>
-              </w:rPr>
-              <w:t>landing</w:t>
-            </w:r>
-            <w:proofErr w:type="spellEnd"/>
-            <w:r>
-              <w:rPr>
-                <w:lang w:val="es-ES"/>
-              </w:rPr>
-              <w:t xml:space="preserve"> page).</w:t>
+              <w:t>diseño y desarrollo de la landing page).</w:t>
             </w:r>
             <w:r>
               <w:rPr>
@@ -969,63 +912,10 @@
               <w:br/>
             </w:r>
             <w:r>
-              <w:t xml:space="preserve">• Se </w:t>
+              <w:t>• Se u</w:t>
             </w:r>
-            <w:proofErr w:type="spellStart"/>
             <w:r>
-              <w:t>usan</w:t>
-            </w:r>
-            <w:proofErr w:type="spellEnd"/>
-            <w:r>
-              <w:t xml:space="preserve"> </w:t>
-            </w:r>
-            <w:proofErr w:type="spellStart"/>
-            <w:r>
-              <w:t>imágenes</w:t>
-            </w:r>
-            <w:proofErr w:type="spellEnd"/>
-            <w:r>
-              <w:t xml:space="preserve"> </w:t>
-            </w:r>
-            <w:proofErr w:type="spellStart"/>
-            <w:r>
-              <w:t>mentales</w:t>
-            </w:r>
-            <w:proofErr w:type="spellEnd"/>
-            <w:r>
-              <w:t xml:space="preserve"> (</w:t>
-            </w:r>
-            <w:proofErr w:type="spellStart"/>
-            <w:r>
-              <w:t>diagramas</w:t>
-            </w:r>
-            <w:proofErr w:type="spellEnd"/>
-            <w:r>
-              <w:t xml:space="preserve"> de </w:t>
-            </w:r>
-            <w:proofErr w:type="spellStart"/>
-            <w:r>
-              <w:t>flujo</w:t>
-            </w:r>
-            <w:proofErr w:type="spellEnd"/>
-            <w:r>
-              <w:t xml:space="preserve">, </w:t>
-            </w:r>
-            <w:proofErr w:type="spellStart"/>
-            <w:r>
-              <w:t>mapas</w:t>
-            </w:r>
-            <w:proofErr w:type="spellEnd"/>
-            <w:r>
-              <w:t xml:space="preserve"> </w:t>
-            </w:r>
-            <w:proofErr w:type="spellStart"/>
-            <w:r>
-              <w:t>conceptuales</w:t>
-            </w:r>
-            <w:proofErr w:type="spellEnd"/>
-            <w:r>
-              <w:t>).</w:t>
+              <w:t>san imágenes mentales (diagramas de flujo, mapas conceptuales).</w:t>
             </w:r>
           </w:p>
         </w:tc>
@@ -1086,7 +976,13 @@
                 <w:lang w:val="es-ES"/>
               </w:rPr>
               <w:br/>
-              <w:t>• Uso de rúbricas claras de evaluación (para autoevaluación y coevaluación).</w:t>
+              <w:t>• Uso de</w:t>
+            </w:r>
+            <w:r>
+              <w:rPr>
+                <w:lang w:val="es-ES"/>
+              </w:rPr>
+              <w:t xml:space="preserve"> rúbricas claras de evaluación (para autoevaluación y coevaluación).</w:t>
             </w:r>
             <w:r>
               <w:rPr>
@@ -1095,63 +991,7 @@
               <w:br/>
             </w:r>
             <w:r>
-              <w:t xml:space="preserve">• </w:t>
-            </w:r>
-            <w:proofErr w:type="spellStart"/>
-            <w:r>
-              <w:t>Propuestas</w:t>
-            </w:r>
-            <w:proofErr w:type="spellEnd"/>
-            <w:r>
-              <w:t xml:space="preserve"> de </w:t>
-            </w:r>
-            <w:proofErr w:type="spellStart"/>
-            <w:r>
-              <w:t>autoevaluación</w:t>
-            </w:r>
-            <w:proofErr w:type="spellEnd"/>
-            <w:r>
-              <w:t xml:space="preserve"> para </w:t>
-            </w:r>
-            <w:proofErr w:type="spellStart"/>
-            <w:r>
-              <w:t>reflexionar</w:t>
-            </w:r>
-            <w:proofErr w:type="spellEnd"/>
-            <w:r>
-              <w:t xml:space="preserve"> </w:t>
-            </w:r>
-            <w:proofErr w:type="spellStart"/>
-            <w:r>
-              <w:t>sobre</w:t>
-            </w:r>
-            <w:proofErr w:type="spellEnd"/>
-            <w:r>
-              <w:t xml:space="preserve"> </w:t>
-            </w:r>
-            <w:proofErr w:type="spellStart"/>
-            <w:r>
-              <w:t>el</w:t>
-            </w:r>
-            <w:proofErr w:type="spellEnd"/>
-            <w:r>
-              <w:t xml:space="preserve"> </w:t>
-            </w:r>
-            <w:proofErr w:type="spellStart"/>
-            <w:r>
-              <w:t>aprendizaje</w:t>
-            </w:r>
-            <w:proofErr w:type="spellEnd"/>
-            <w:r>
-              <w:t xml:space="preserve"> </w:t>
-            </w:r>
-            <w:proofErr w:type="spellStart"/>
-            <w:r>
-              <w:t>colaborativo</w:t>
-            </w:r>
-            <w:proofErr w:type="spellEnd"/>
-            <w:r>
-              <w:t>.</w:t>
+              <w:t>• Propuestas de autoevaluación para reflexionar sobre el aprendizaje colaborativo.</w:t>
             </w:r>
           </w:p>
         </w:tc>
@@ -1177,7 +1017,13 @@
                 <w:lang w:val="es-ES"/>
               </w:rPr>
               <w:br/>
-              <w:t>• Apoyo gradual para cada fase del proyecto, con ejemplos prácticos.</w:t>
+              <w:t>• Apoyo gradual para cada fase del proyecto, con ejemplos</w:t>
+            </w:r>
+            <w:r>
+              <w:rPr>
+                <w:lang w:val="es-ES"/>
+              </w:rPr>
+              <w:t xml:space="preserve"> prácticos.</w:t>
             </w:r>
           </w:p>
         </w:tc>
@@ -1203,21 +1049,7 @@
                 <w:lang w:val="es-ES"/>
               </w:rPr>
               <w:br/>
-              <w:t xml:space="preserve">• Las metas a largo plazo se dividen en objetivos a corto plazo (por ejemplo, tener un primer </w:t>
-            </w:r>
-            <w:proofErr w:type="spellStart"/>
-            <w:r>
-              <w:rPr>
-                <w:lang w:val="es-ES"/>
-              </w:rPr>
-              <w:t>commit</w:t>
-            </w:r>
-            <w:proofErr w:type="spellEnd"/>
-            <w:r>
-              <w:rPr>
-                <w:lang w:val="es-ES"/>
-              </w:rPr>
-              <w:t xml:space="preserve"> en GitHub, automatizar el despliegue).</w:t>
+              <w:t>• Las metas a largo plazo se dividen en objetivos a corto plazo (por ejemplo, tener un primer commit en GitHub, automatizar el despliegue).</w:t>
             </w:r>
           </w:p>
         </w:tc>
@@ -1235,48 +1067,33 @@
           <w:color w:val="0072BC"/>
           <w:lang w:val="es-ES"/>
         </w:rPr>
-        <w:t>4. Descripción del producto final</w:t>
-      </w:r>
-    </w:p>
-    <w:p>
-      <w:pPr>
-        <w:rPr>
-          <w:lang w:val="es-ES"/>
-        </w:rPr>
-      </w:pPr>
-      <w:r>
-        <w:rPr>
-          <w:lang w:val="es-ES"/>
-        </w:rPr>
-        <w:t xml:space="preserve">El producto final consistirá en la creación, a través del desarrollo colaborativo, de una </w:t>
-      </w:r>
-      <w:proofErr w:type="spellStart"/>
-      <w:r>
-        <w:rPr>
-          <w:lang w:val="es-ES"/>
-        </w:rPr>
-        <w:t>landing</w:t>
-      </w:r>
-      <w:proofErr w:type="spellEnd"/>
-      <w:r>
-        <w:rPr>
-          <w:lang w:val="es-ES"/>
-        </w:rPr>
-        <w:t xml:space="preserve"> page utilizando un pipeline de CI/CD (Integración y Despliegue Continuos) con Jenkins o GitHub </w:t>
-      </w:r>
-      <w:proofErr w:type="spellStart"/>
-      <w:r>
-        <w:rPr>
-          <w:lang w:val="es-ES"/>
-        </w:rPr>
-        <w:t>Actions</w:t>
-      </w:r>
-      <w:proofErr w:type="spellEnd"/>
-      <w:r>
-        <w:rPr>
-          <w:lang w:val="es-ES"/>
-        </w:rPr>
-        <w:t>, donde se automatizará el proceso de pruebas, integración y despliegue de dicha web. El proyecto debe incluir una integración continua de código.</w:t>
+        <w:t>4. De</w:t>
+      </w:r>
+      <w:r>
+        <w:rPr>
+          <w:color w:val="0072BC"/>
+          <w:lang w:val="es-ES"/>
+        </w:rPr>
+        <w:t>scripción del producto final</w:t>
+      </w:r>
+    </w:p>
+    <w:p>
+      <w:pPr>
+        <w:rPr>
+          <w:lang w:val="es-ES"/>
+        </w:rPr>
+      </w:pPr>
+      <w:r>
+        <w:rPr>
+          <w:lang w:val="es-ES"/>
+        </w:rPr>
+        <w:t xml:space="preserve">El producto final consistirá en la creación, a través del desarrollo colaborativo, de una landing page utilizando un pipeline de CI/CD (Integración y Despliegue Continuos) con Jenkins o GitHub Actions, donde se automatizará el </w:t>
+      </w:r>
+      <w:r>
+        <w:rPr>
+          <w:lang w:val="es-ES"/>
+        </w:rPr>
+        <w:t>proceso de pruebas, integración y despliegue de dicha web. El proyecto debe incluir una integración continua de código.</w:t>
       </w:r>
     </w:p>
     <w:p>
@@ -1315,19 +1132,9 @@
             <w:tcW w:w="3120" w:type="dxa"/>
           </w:tcPr>
           <w:p>
-            <w:proofErr w:type="spellStart"/>
             <w:r>
-              <w:t>Resultados</w:t>
+              <w:t>Resultados de aprendizaje</w:t>
             </w:r>
-            <w:proofErr w:type="spellEnd"/>
-            <w:r>
-              <w:t xml:space="preserve"> de </w:t>
-            </w:r>
-            <w:proofErr w:type="spellStart"/>
-            <w:r>
-              <w:t>aprendizaje</w:t>
-            </w:r>
-            <w:proofErr w:type="spellEnd"/>
           </w:p>
         </w:tc>
         <w:tc>
@@ -1338,19 +1145,9 @@
             <w:pPr>
               <w:cnfStyle w:val="100000000000" w:firstRow="1" w:lastRow="0" w:firstColumn="0" w:lastColumn="0" w:oddVBand="0" w:evenVBand="0" w:oddHBand="0" w:evenHBand="0" w:firstRowFirstColumn="0" w:firstRowLastColumn="0" w:lastRowFirstColumn="0" w:lastRowLastColumn="0"/>
             </w:pPr>
-            <w:proofErr w:type="spellStart"/>
             <w:r>
-              <w:t>Criterios</w:t>
+              <w:t>Criterios de evaluación</w:t>
             </w:r>
-            <w:proofErr w:type="spellEnd"/>
-            <w:r>
-              <w:t xml:space="preserve"> de </w:t>
-            </w:r>
-            <w:proofErr w:type="spellStart"/>
-            <w:r>
-              <w:t>evaluación</w:t>
-            </w:r>
-            <w:proofErr w:type="spellEnd"/>
           </w:p>
         </w:tc>
         <w:tc>
@@ -1361,19 +1158,9 @@
             <w:pPr>
               <w:cnfStyle w:val="100000000000" w:firstRow="1" w:lastRow="0" w:firstColumn="0" w:lastColumn="0" w:oddVBand="0" w:evenVBand="0" w:oddHBand="0" w:evenHBand="0" w:firstRowFirstColumn="0" w:firstRowLastColumn="0" w:lastRowFirstColumn="0" w:lastRowLastColumn="0"/>
             </w:pPr>
-            <w:proofErr w:type="spellStart"/>
             <w:r>
-              <w:t>Contenidos</w:t>
+              <w:t>Contenidos básicos</w:t>
             </w:r>
-            <w:proofErr w:type="spellEnd"/>
-            <w:r>
-              <w:t xml:space="preserve"> </w:t>
-            </w:r>
-            <w:proofErr w:type="spellStart"/>
-            <w:r>
-              <w:t>básicos</w:t>
-            </w:r>
-            <w:proofErr w:type="spellEnd"/>
           </w:p>
         </w:tc>
       </w:tr>
@@ -1396,7 +1183,13 @@
               <w:rPr>
                 <w:lang w:val="es-ES"/>
               </w:rPr>
-              <w:t>Automatizar los procesos de desarrollo y despliegue de aplicaciones.</w:t>
+              <w:t xml:space="preserve">Automatizar los procesos de desarrollo y </w:t>
+            </w:r>
+            <w:r>
+              <w:rPr>
+                <w:lang w:val="es-ES"/>
+              </w:rPr>
+              <w:t>despliegue de aplicaciones.</w:t>
             </w:r>
           </w:p>
         </w:tc>
@@ -1471,7 +1264,13 @@
               <w:rPr>
                 <w:lang w:val="es-ES"/>
               </w:rPr>
-              <w:t>Configurar pipelines para pruebas y despliegue automatizado.</w:t>
+              <w:t xml:space="preserve">Configurar pipelines para pruebas y despliegue </w:t>
+            </w:r>
+            <w:r>
+              <w:rPr>
+                <w:lang w:val="es-ES"/>
+              </w:rPr>
+              <w:t>automatizado.</w:t>
             </w:r>
           </w:p>
         </w:tc>
@@ -1490,21 +1289,7 @@
               <w:rPr>
                 <w:lang w:val="es-ES"/>
               </w:rPr>
-              <w:t xml:space="preserve">Automatización de despliegue: Docker, </w:t>
-            </w:r>
-            <w:proofErr w:type="spellStart"/>
-            <w:r>
-              <w:rPr>
-                <w:lang w:val="es-ES"/>
-              </w:rPr>
-              <w:t>Kubernetes</w:t>
-            </w:r>
-            <w:proofErr w:type="spellEnd"/>
-            <w:r>
-              <w:rPr>
-                <w:lang w:val="es-ES"/>
-              </w:rPr>
-              <w:t>.</w:t>
+              <w:t>Automatización de despliegue: Docker, Kubernetes.</w:t>
             </w:r>
           </w:p>
         </w:tc>
@@ -1590,7 +1375,13 @@
               <w:rPr>
                 <w:lang w:val="es-ES"/>
               </w:rPr>
-              <w:t>Desarrollar aplicaciones web utilizando HTML, CSS y JavaScript.</w:t>
+              <w:t xml:space="preserve">Desarrollar </w:t>
+            </w:r>
+            <w:r>
+              <w:rPr>
+                <w:lang w:val="es-ES"/>
+              </w:rPr>
+              <w:t>aplicaciones web utilizando HTML, CSS y JavaScript.</w:t>
             </w:r>
           </w:p>
         </w:tc>
@@ -1609,21 +1400,7 @@
               <w:rPr>
                 <w:lang w:val="es-ES"/>
               </w:rPr>
-              <w:t xml:space="preserve">Implementar correctamente una </w:t>
-            </w:r>
-            <w:proofErr w:type="spellStart"/>
-            <w:r>
-              <w:rPr>
-                <w:lang w:val="es-ES"/>
-              </w:rPr>
-              <w:t>landing</w:t>
-            </w:r>
-            <w:proofErr w:type="spellEnd"/>
-            <w:r>
-              <w:rPr>
-                <w:lang w:val="es-ES"/>
-              </w:rPr>
-              <w:t xml:space="preserve"> page funcional.</w:t>
+              <w:t>Implementar correctamente una landing page funcional.</w:t>
             </w:r>
           </w:p>
         </w:tc>
@@ -1650,42 +1427,26 @@
         <w:rPr>
           <w:color w:val="0072BC"/>
         </w:rPr>
-        <w:t xml:space="preserve">6. </w:t>
-      </w:r>
-      <w:proofErr w:type="spellStart"/>
-      <w:r>
-        <w:rPr>
-          <w:color w:val="0072BC"/>
-        </w:rPr>
-        <w:t>Secuenciación</w:t>
-      </w:r>
-      <w:proofErr w:type="spellEnd"/>
-      <w:r>
-        <w:rPr>
-          <w:color w:val="0072BC"/>
-        </w:rPr>
-        <w:t xml:space="preserve"> </w:t>
-      </w:r>
-      <w:proofErr w:type="spellStart"/>
-      <w:r>
-        <w:rPr>
-          <w:color w:val="0072BC"/>
-        </w:rPr>
-        <w:t>Didáctica</w:t>
-      </w:r>
-      <w:proofErr w:type="spellEnd"/>
-    </w:p>
-    <w:p>
-      <w:pPr>
-        <w:rPr>
-          <w:lang w:val="es-ES"/>
-        </w:rPr>
-      </w:pPr>
-      <w:r>
-        <w:rPr>
-          <w:lang w:val="es-ES"/>
-        </w:rPr>
-        <w:t>La secuenciación didáctica de la unidad se estructura en tres fases principales, cada una con actividades, recursos y agrupamientos específicos para guiar el aprendizaje colaborativo y técnico del alumnado:</w:t>
+        <w:t>6. Secuenciación Didáctica</w:t>
+      </w:r>
+    </w:p>
+    <w:p>
+      <w:pPr>
+        <w:rPr>
+          <w:lang w:val="es-ES"/>
+        </w:rPr>
+      </w:pPr>
+      <w:r>
+        <w:rPr>
+          <w:lang w:val="es-ES"/>
+        </w:rPr>
+        <w:t>La secuenciación didáctica de la unidad se estructura en tres fases principales, cada una con act</w:t>
+      </w:r>
+      <w:r>
+        <w:rPr>
+          <w:lang w:val="es-ES"/>
+        </w:rPr>
+        <w:t>ividades, recursos y agrupamientos específicos para guiar el aprendizaje colaborativo y técnico del alumnado:</w:t>
       </w:r>
     </w:p>
     <w:p>
@@ -1713,7 +1474,13 @@
         <w:rPr>
           <w:lang w:val="es-ES"/>
         </w:rPr>
-        <w:t>Fase de Desarrollo: Conocer, comprender, pensar, practicar y actuar – Actividades prácticas sobre tecnologías web, control de versiones, DevOps y trabajo en equipo.</w:t>
+        <w:t>Fase de Desarrollo: Conocer, comprender, pen</w:t>
+      </w:r>
+      <w:r>
+        <w:rPr>
+          <w:lang w:val="es-ES"/>
+        </w:rPr>
+        <w:t>sar, practicar y actuar – Actividades prácticas sobre tecnologías web, control de versiones, DevOps y trabajo en equipo.</w:t>
       </w:r>
     </w:p>
     <w:p>
@@ -1743,7 +1510,14 @@
           <w:color w:val="218838"/>
           <w:lang w:val="es-ES"/>
         </w:rPr>
-        <w:t>Fase Inicial: Situamos al alumnado</w:t>
+        <w:t xml:space="preserve">Fase </w:t>
+      </w:r>
+      <w:r>
+        <w:rPr>
+          <w:color w:val="218838"/>
+          <w:lang w:val="es-ES"/>
+        </w:rPr>
+        <w:t>Inicial: Situamos al alumnado</w:t>
       </w:r>
     </w:p>
     <w:p>
@@ -1771,7 +1545,13 @@
         <w:rPr>
           <w:lang w:val="es-ES"/>
         </w:rPr>
-        <w:t>Descripción: Se exploran los conceptos de cultura de paz y cómo el compartir y colaborar puede ser una vacuna frente a los conflictos. Relacionar con la forma de trabajar en proyectos grupales.</w:t>
+        <w:t>Descripción: Se exploran los conceptos de cultura de paz y cómo el compartir y colaborar puede ser una vacuna frente a los conflictos. Relacionar con l</w:t>
+      </w:r>
+      <w:r>
+        <w:rPr>
+          <w:lang w:val="es-ES"/>
+        </w:rPr>
+        <w:t>a forma de trabajar en proyectos grupales.</w:t>
       </w:r>
     </w:p>
     <w:p>
@@ -1823,21 +1603,13 @@
         <w:rPr>
           <w:lang w:val="es-ES"/>
         </w:rPr>
-        <w:t xml:space="preserve">Presentación plan de trabajo: Mapa conceptual, Tablero </w:t>
-      </w:r>
-      <w:proofErr w:type="spellStart"/>
-      <w:r>
-        <w:rPr>
-          <w:lang w:val="es-ES"/>
-        </w:rPr>
-        <w:t>kwl</w:t>
-      </w:r>
-      <w:proofErr w:type="spellEnd"/>
-      <w:r>
-        <w:rPr>
-          <w:lang w:val="es-ES"/>
-        </w:rPr>
-        <w:t>, formación grupos</w:t>
+        <w:t>Presentación plan de trabajo: M</w:t>
+      </w:r>
+      <w:r>
+        <w:rPr>
+          <w:lang w:val="es-ES"/>
+        </w:rPr>
+        <w:t>apa conceptual, Tablero kwl, formación grupos</w:t>
       </w:r>
     </w:p>
     <w:p>
@@ -1885,7 +1657,13 @@
         <w:rPr>
           <w:lang w:val="es-ES"/>
         </w:rPr>
-        <w:t>Recursos: Tecnología 4.0 (YouTube), la chica de sistemas (YouTube), Aprendiendo con Marga (YouTube)</w:t>
+        <w:t>Recursos: Tecnología 4.0 (YouTube)</w:t>
+      </w:r>
+      <w:r>
+        <w:rPr>
+          <w:lang w:val="es-ES"/>
+        </w:rPr>
+        <w:t>, la chica de sistemas (YouTube), Aprendiendo con Marga (YouTube)</w:t>
       </w:r>
     </w:p>
     <w:p>
@@ -1928,119 +1706,250 @@
           <w:color w:val="0072BC"/>
           <w:lang w:val="es-ES"/>
         </w:rPr>
-        <w:t xml:space="preserve">¿Cómo se estructura una </w:t>
-      </w:r>
-      <w:proofErr w:type="spellStart"/>
+        <w:t>¿Cómo se estructura una landing page y qué tecnologías utilizamos? (2h)</w:t>
+      </w:r>
+    </w:p>
+    <w:p>
+      <w:pPr>
+        <w:rPr>
+          <w:lang w:val="es-ES"/>
+        </w:rPr>
+      </w:pPr>
+      <w:r>
+        <w:rPr>
+          <w:lang w:val="es-ES"/>
+        </w:rPr>
+        <w:t xml:space="preserve">Actividad de desarrollo 1: </w:t>
+      </w:r>
+      <w:r>
+        <w:rPr>
+          <w:lang w:val="es-ES"/>
+        </w:rPr>
+        <w:t>Estudio y diseño de la estructura de la página web.</w:t>
+      </w:r>
+    </w:p>
+    <w:p>
+      <w:pPr>
+        <w:rPr>
+          <w:lang w:val="es-ES"/>
+        </w:rPr>
+      </w:pPr>
+      <w:r>
+        <w:rPr>
+          <w:lang w:val="es-ES"/>
+        </w:rPr>
+        <w:t>Recursos: Tutoriales sobre HTML, CSS y JavaScript.</w:t>
+      </w:r>
+    </w:p>
+    <w:p>
+      <w:pPr>
+        <w:rPr>
+          <w:lang w:val="es-ES"/>
+        </w:rPr>
+      </w:pPr>
+      <w:r>
+        <w:rPr>
+          <w:lang w:val="es-ES"/>
+        </w:rPr>
+        <w:t>Agrupamiento: Asamblea y grupos</w:t>
+      </w:r>
+    </w:p>
+    <w:p>
+      <w:pPr>
+        <w:rPr>
+          <w:lang w:val="es-ES"/>
+        </w:rPr>
+      </w:pPr>
+      <w:r>
+        <w:rPr>
+          <w:lang w:val="es-ES"/>
+        </w:rPr>
+        <w:t>Notas: Recordamos conceptos que ya han visto anteriormente: HTML, CSS y JavaScript. Facilitamos tutoriales. Pedimos elabo</w:t>
+      </w:r>
+      <w:r>
+        <w:rPr>
+          <w:lang w:val="es-ES"/>
+        </w:rPr>
+        <w:t>ren en grupo de dos, un hola mundo con html css y botón javascript de borrar. Nos movemos por los grupos ayudando, animando. A los que acaben, proponemos ayuden al resto. Apuntamos en la pizarra el tiempo que han tardado. Descargan e instalan ide cursor. R</w:t>
+      </w:r>
+      <w:r>
+        <w:rPr>
+          <w:lang w:val="es-ES"/>
+        </w:rPr>
+        <w:t>evisamos que ha escrito, estructura y elementos que nos llamen la atención o que tengamos dudas. Preguntamos a cursor por lo que no entendamos. Jugamos a hacer cambios.</w:t>
+      </w:r>
+    </w:p>
+    <w:p>
+      <w:pPr>
+        <w:rPr>
+          <w:lang w:val="es-ES"/>
+        </w:rPr>
+      </w:pPr>
+    </w:p>
+    <w:p>
+      <w:pPr>
+        <w:rPr>
+          <w:lang w:val="es-ES"/>
+        </w:rPr>
+      </w:pPr>
       <w:r>
         <w:rPr>
           <w:b/>
           <w:color w:val="0072BC"/>
           <w:lang w:val="es-ES"/>
         </w:rPr>
-        <w:t>landing</w:t>
-      </w:r>
-      <w:proofErr w:type="spellEnd"/>
+        <w:t>¿Qué es Git? ¿Qué es GitHub?</w:t>
+      </w:r>
+    </w:p>
+    <w:p>
+      <w:pPr>
+        <w:rPr>
+          <w:lang w:val="es-ES"/>
+        </w:rPr>
+      </w:pPr>
+      <w:r>
+        <w:rPr>
+          <w:lang w:val="es-ES"/>
+        </w:rPr>
+        <w:lastRenderedPageBreak/>
+        <w:t>Actividad de desarrollo: Implementar Git en su proyecto d</w:t>
+      </w:r>
+      <w:r>
+        <w:rPr>
+          <w:lang w:val="es-ES"/>
+        </w:rPr>
+        <w:t>esde el principio. El alumnado debe crear un repositorio y subir su primer commit. Al integrar Git como herramienta desde el inicio, están aprendiendo de inmediato a utilizar control de versiones en un proyecto real.</w:t>
+      </w:r>
+    </w:p>
+    <w:p>
+      <w:pPr>
+        <w:rPr>
+          <w:lang w:val="es-ES"/>
+        </w:rPr>
+      </w:pPr>
+      <w:r>
+        <w:rPr>
+          <w:lang w:val="es-ES"/>
+        </w:rPr>
+        <w:t>Recursos: Tutoriales y documentación de</w:t>
+      </w:r>
+      <w:r>
+        <w:rPr>
+          <w:lang w:val="es-ES"/>
+        </w:rPr>
+        <w:t xml:space="preserve"> Git y GitHub.</w:t>
+      </w:r>
+    </w:p>
+    <w:p>
+      <w:pPr>
+        <w:rPr>
+          <w:lang w:val="es-ES"/>
+        </w:rPr>
+      </w:pPr>
+      <w:r>
+        <w:rPr>
+          <w:lang w:val="es-ES"/>
+        </w:rPr>
+        <w:t>Agrupamiento: Grupos</w:t>
+      </w:r>
+    </w:p>
+    <w:p>
+      <w:pPr>
+        <w:rPr>
+          <w:lang w:val="es-ES"/>
+        </w:rPr>
+      </w:pPr>
+      <w:r>
+        <w:rPr>
+          <w:lang w:val="es-ES"/>
+        </w:rPr>
+        <w:t>Notas: Configurar usuario, primer commit, crear README, .gitignore, licencia. Estrategias de ramas. Crear ramas y trabajar en equipo. Forzar conflictos para aprender a resolverlos. Uso de pull requests y protección de ra</w:t>
+      </w:r>
+      <w:r>
+        <w:rPr>
+          <w:lang w:val="es-ES"/>
+        </w:rPr>
+        <w:t>mas.</w:t>
+      </w:r>
+    </w:p>
+    <w:p>
+      <w:pPr>
+        <w:rPr>
+          <w:lang w:val="es-ES"/>
+        </w:rPr>
+      </w:pPr>
+    </w:p>
+    <w:p>
+      <w:pPr>
+        <w:rPr>
+          <w:lang w:val="es-ES"/>
+        </w:rPr>
+      </w:pPr>
       <w:r>
         <w:rPr>
           <w:b/>
           <w:color w:val="0072BC"/>
           <w:lang w:val="es-ES"/>
         </w:rPr>
-        <w:t xml:space="preserve"> page y qué tecnologías utilizamos? (2h)</w:t>
-      </w:r>
-    </w:p>
-    <w:p>
-      <w:pPr>
-        <w:rPr>
-          <w:lang w:val="es-ES"/>
-        </w:rPr>
-      </w:pPr>
-      <w:r>
-        <w:rPr>
-          <w:lang w:val="es-ES"/>
-        </w:rPr>
-        <w:t>Actividad de desarrollo 1: Estudio y diseño de la estructura de la página web.</w:t>
-      </w:r>
-    </w:p>
-    <w:p>
-      <w:pPr>
-        <w:rPr>
-          <w:lang w:val="es-ES"/>
-        </w:rPr>
-      </w:pPr>
-      <w:r>
-        <w:rPr>
-          <w:lang w:val="es-ES"/>
-        </w:rPr>
-        <w:t>Recursos: Tutoriales sobre HTML, CSS y JavaScript.</w:t>
-      </w:r>
-    </w:p>
-    <w:p>
-      <w:pPr>
-        <w:rPr>
-          <w:lang w:val="es-ES"/>
-        </w:rPr>
-      </w:pPr>
-      <w:r>
-        <w:rPr>
-          <w:lang w:val="es-ES"/>
-        </w:rPr>
-        <w:t>Agrupamiento: Asamblea y grupos</w:t>
-      </w:r>
-    </w:p>
-    <w:p>
-      <w:pPr>
-        <w:rPr>
-          <w:lang w:val="es-ES"/>
-        </w:rPr>
-      </w:pPr>
-      <w:r>
-        <w:rPr>
-          <w:lang w:val="es-ES"/>
-        </w:rPr>
-        <w:t xml:space="preserve">Notas: Recordamos conceptos que ya han visto anteriormente: HTML, CSS y JavaScript. Facilitamos tutoriales. Pedimos elaboren en grupo de dos, un hola mundo con </w:t>
-      </w:r>
-      <w:proofErr w:type="spellStart"/>
-      <w:r>
-        <w:rPr>
-          <w:lang w:val="es-ES"/>
-        </w:rPr>
-        <w:t>html</w:t>
-      </w:r>
-      <w:proofErr w:type="spellEnd"/>
-      <w:r>
-        <w:rPr>
-          <w:lang w:val="es-ES"/>
-        </w:rPr>
-        <w:t xml:space="preserve"> </w:t>
-      </w:r>
-      <w:proofErr w:type="spellStart"/>
-      <w:r>
-        <w:rPr>
-          <w:lang w:val="es-ES"/>
-        </w:rPr>
-        <w:t>css</w:t>
-      </w:r>
-      <w:proofErr w:type="spellEnd"/>
-      <w:r>
-        <w:rPr>
-          <w:lang w:val="es-ES"/>
-        </w:rPr>
-        <w:t xml:space="preserve"> y botón </w:t>
-      </w:r>
-      <w:proofErr w:type="spellStart"/>
-      <w:r>
-        <w:rPr>
-          <w:lang w:val="es-ES"/>
-        </w:rPr>
-        <w:t>javascript</w:t>
-      </w:r>
-      <w:proofErr w:type="spellEnd"/>
-      <w:r>
-        <w:rPr>
-          <w:lang w:val="es-ES"/>
-        </w:rPr>
-        <w:t xml:space="preserve"> de borrar. Nos movemos por los grupos ayudando, animando. A los que acaben, proponemos ayuden al resto. Apuntamos en la pizarra el tiempo que han tardado. Descargan e instalan ide cursor. Revisamos que ha escrito, estructura y elementos que nos llamen la atención o que tengamos dudas. Preguntamos a cursor por lo que no entendamos. Jugamos a hacer cambios.</w:t>
+        <w:t>¿Qué es DevOps y cómo se aplica?</w:t>
+      </w:r>
+    </w:p>
+    <w:p>
+      <w:pPr>
+        <w:rPr>
+          <w:lang w:val="es-ES"/>
+        </w:rPr>
+      </w:pPr>
+      <w:r>
+        <w:rPr>
+          <w:lang w:val="es-ES"/>
+        </w:rPr>
+        <w:t>Actividad de desarrollo: Deben tener un pipeline funcional que les permita hacer lo siguiente: subir cambios, ejecutar pruebas automáticas, desplegar la landing page automáticamente.</w:t>
+      </w:r>
+    </w:p>
+    <w:p>
+      <w:pPr>
+        <w:rPr>
+          <w:lang w:val="es-ES"/>
+        </w:rPr>
+      </w:pPr>
+      <w:r>
+        <w:rPr>
+          <w:lang w:val="es-ES"/>
+        </w:rPr>
+        <w:t>Recursos: GitHub Actions, Jenkins,</w:t>
+      </w:r>
+      <w:r>
+        <w:rPr>
+          <w:lang w:val="es-ES"/>
+        </w:rPr>
+        <w:t xml:space="preserve"> plataformas de despliegue, frameworks de pruebas.</w:t>
+      </w:r>
+    </w:p>
+    <w:p>
+      <w:pPr>
+        <w:rPr>
+          <w:lang w:val="es-ES"/>
+        </w:rPr>
+      </w:pPr>
+      <w:r>
+        <w:rPr>
+          <w:lang w:val="es-ES"/>
+        </w:rPr>
+        <w:t>Agrupamiento: Grupos</w:t>
+      </w:r>
+    </w:p>
+    <w:p>
+      <w:pPr>
+        <w:rPr>
+          <w:lang w:val="es-ES"/>
+        </w:rPr>
+      </w:pPr>
+      <w:r>
+        <w:rPr>
+          <w:lang w:val="es-ES"/>
+        </w:rPr>
+        <w:t>Notas: Incluir tests en integración continua. Permitir que experimenten y resuelvan problemas de integración y despliegue.</w:t>
       </w:r>
     </w:p>
     <w:p>
@@ -2062,48 +1971,33 @@
           <w:color w:val="0072BC"/>
           <w:lang w:val="es-ES"/>
         </w:rPr>
-        <w:t>¿Qué es Git? ¿Qué es GitHub?</w:t>
-      </w:r>
-    </w:p>
-    <w:p>
-      <w:pPr>
-        <w:rPr>
-          <w:lang w:val="es-ES"/>
-        </w:rPr>
-      </w:pPr>
-      <w:r>
-        <w:rPr>
-          <w:lang w:val="es-ES"/>
-        </w:rPr>
-        <w:lastRenderedPageBreak/>
-        <w:t xml:space="preserve">Actividad de desarrollo: Implementar Git en su proyecto desde el principio. El alumnado debe crear un repositorio y subir su primer </w:t>
-      </w:r>
-      <w:proofErr w:type="spellStart"/>
-      <w:r>
-        <w:rPr>
-          <w:lang w:val="es-ES"/>
-        </w:rPr>
-        <w:t>commit</w:t>
-      </w:r>
-      <w:proofErr w:type="spellEnd"/>
-      <w:r>
-        <w:rPr>
-          <w:lang w:val="es-ES"/>
-        </w:rPr>
-        <w:t>. Al integrar Git como herramienta desde el inicio, están aprendiendo de inmediato a utilizar control de versiones en un proyecto real.</w:t>
-      </w:r>
-    </w:p>
-    <w:p>
-      <w:pPr>
-        <w:rPr>
-          <w:lang w:val="es-ES"/>
-        </w:rPr>
-      </w:pPr>
-      <w:r>
-        <w:rPr>
-          <w:lang w:val="es-ES"/>
-        </w:rPr>
-        <w:t>Recursos: Tutoriales y documentación de Git y GitHub.</w:t>
+        <w:t>¿Qué es pull request y para qué sirve?</w:t>
+      </w:r>
+    </w:p>
+    <w:p>
+      <w:pPr>
+        <w:rPr>
+          <w:lang w:val="es-ES"/>
+        </w:rPr>
+      </w:pPr>
+      <w:r>
+        <w:rPr>
+          <w:lang w:val="es-ES"/>
+        </w:rPr>
+        <w:t>Actividad de desarrollo: Forzar conflictos y trabajar con pull requests y revisiones. Configurar reglas de protección de rama en GitHub.</w:t>
+      </w:r>
+    </w:p>
+    <w:p>
+      <w:pPr>
+        <w:rPr>
+          <w:lang w:val="es-ES"/>
+        </w:rPr>
+      </w:pPr>
+      <w:r>
+        <w:rPr>
+          <w:lang w:val="es-ES"/>
+        </w:rPr>
+        <w:t>Recursos: Tutoriales y documentación de GitHub y Atlassian.</w:t>
       </w:r>
     </w:p>
     <w:p>
@@ -2121,87 +2015,25 @@
     </w:p>
     <w:p>
       <w:pPr>
-        <w:rPr>
-          <w:lang w:val="es-ES"/>
-        </w:rPr>
-      </w:pPr>
-      <w:r>
-        <w:rPr>
-          <w:lang w:val="es-ES"/>
-        </w:rPr>
-        <w:t xml:space="preserve">Notas: Configurar usuario, primer </w:t>
-      </w:r>
-      <w:proofErr w:type="spellStart"/>
-      <w:r>
-        <w:rPr>
-          <w:lang w:val="es-ES"/>
-        </w:rPr>
-        <w:t>commit</w:t>
-      </w:r>
-      <w:proofErr w:type="spellEnd"/>
-      <w:r>
-        <w:rPr>
-          <w:lang w:val="es-ES"/>
-        </w:rPr>
-        <w:t>, crear README</w:t>
-      </w:r>
-      <w:proofErr w:type="gramStart"/>
-      <w:r>
-        <w:rPr>
-          <w:lang w:val="es-ES"/>
-        </w:rPr>
-        <w:t>, .</w:t>
-      </w:r>
-      <w:proofErr w:type="spellStart"/>
-      <w:r>
-        <w:rPr>
-          <w:lang w:val="es-ES"/>
-        </w:rPr>
-        <w:t>gitignore</w:t>
-      </w:r>
-      <w:proofErr w:type="spellEnd"/>
-      <w:proofErr w:type="gramEnd"/>
-      <w:r>
-        <w:rPr>
-          <w:lang w:val="es-ES"/>
-        </w:rPr>
-        <w:t xml:space="preserve">, licencia. Estrategias de ramas. Crear ramas y trabajar en equipo. Forzar conflictos para aprender a resolverlos. Uso de </w:t>
-      </w:r>
-      <w:proofErr w:type="spellStart"/>
-      <w:r>
-        <w:rPr>
-          <w:lang w:val="es-ES"/>
-        </w:rPr>
-        <w:t>pull</w:t>
-      </w:r>
-      <w:proofErr w:type="spellEnd"/>
-      <w:r>
-        <w:rPr>
-          <w:lang w:val="es-ES"/>
-        </w:rPr>
-        <w:t xml:space="preserve"> </w:t>
-      </w:r>
-      <w:proofErr w:type="spellStart"/>
-      <w:r>
-        <w:rPr>
-          <w:lang w:val="es-ES"/>
-        </w:rPr>
-        <w:t>requests</w:t>
-      </w:r>
-      <w:proofErr w:type="spellEnd"/>
-      <w:r>
-        <w:rPr>
-          <w:lang w:val="es-ES"/>
-        </w:rPr>
-        <w:t xml:space="preserve"> y protección de ramas.</w:t>
-      </w:r>
-    </w:p>
-    <w:p>
-      <w:pPr>
-        <w:rPr>
-          <w:lang w:val="es-ES"/>
-        </w:rPr>
-      </w:pPr>
+        <w:pStyle w:val="Ttulo3"/>
+        <w:rPr>
+          <w:lang w:val="es-ES"/>
+        </w:rPr>
+      </w:pPr>
+      <w:r>
+        <w:rPr>
+          <w:color w:val="218838"/>
+          <w:lang w:val="es-ES"/>
+        </w:rPr>
+        <w:t xml:space="preserve">Fase de Síntesis o Cierre: Compartir, </w:t>
+      </w:r>
+      <w:r>
+        <w:rPr>
+          <w:color w:val="218838"/>
+          <w:lang w:val="es-ES"/>
+        </w:rPr>
+        <w:t>evaluar y reflexionar sobre nuestros logros</w:t>
+      </w:r>
     </w:p>
     <w:p>
       <w:pPr>
@@ -2215,115 +2047,52 @@
           <w:color w:val="0072BC"/>
           <w:lang w:val="es-ES"/>
         </w:rPr>
-        <w:t>¿Qué es DevOps y cómo se aplica?</w:t>
-      </w:r>
-    </w:p>
-    <w:p>
-      <w:pPr>
-        <w:rPr>
-          <w:lang w:val="es-ES"/>
-        </w:rPr>
-      </w:pPr>
-      <w:r>
-        <w:rPr>
-          <w:lang w:val="es-ES"/>
-        </w:rPr>
-        <w:t xml:space="preserve">Actividad de desarrollo: Deben tener un pipeline funcional que les permita hacer lo siguiente: subir cambios, ejecutar pruebas automáticas, desplegar la </w:t>
-      </w:r>
-      <w:proofErr w:type="spellStart"/>
-      <w:r>
-        <w:rPr>
-          <w:lang w:val="es-ES"/>
-        </w:rPr>
-        <w:t>landing</w:t>
-      </w:r>
-      <w:proofErr w:type="spellEnd"/>
-      <w:r>
-        <w:rPr>
-          <w:lang w:val="es-ES"/>
-        </w:rPr>
-        <w:t xml:space="preserve"> page automáticamente.</w:t>
-      </w:r>
-    </w:p>
-    <w:p>
-      <w:pPr>
-        <w:rPr>
-          <w:lang w:val="es-ES"/>
-        </w:rPr>
-      </w:pPr>
-      <w:r>
-        <w:rPr>
-          <w:lang w:val="es-ES"/>
-        </w:rPr>
-        <w:t xml:space="preserve">Recursos: GitHub </w:t>
-      </w:r>
-      <w:proofErr w:type="spellStart"/>
-      <w:r>
-        <w:rPr>
-          <w:lang w:val="es-ES"/>
-        </w:rPr>
-        <w:t>Actions</w:t>
-      </w:r>
-      <w:proofErr w:type="spellEnd"/>
-      <w:r>
-        <w:rPr>
-          <w:lang w:val="es-ES"/>
-        </w:rPr>
-        <w:t xml:space="preserve">, Jenkins, plataformas de despliegue, </w:t>
-      </w:r>
-      <w:proofErr w:type="spellStart"/>
-      <w:r>
-        <w:rPr>
-          <w:lang w:val="es-ES"/>
-        </w:rPr>
-        <w:t>frameworks</w:t>
-      </w:r>
-      <w:proofErr w:type="spellEnd"/>
-      <w:r>
-        <w:rPr>
-          <w:lang w:val="es-ES"/>
-        </w:rPr>
-        <w:t xml:space="preserve"> de pruebas.</w:t>
-      </w:r>
-    </w:p>
-    <w:p>
-      <w:pPr>
-        <w:rPr>
-          <w:lang w:val="es-ES"/>
-        </w:rPr>
-      </w:pPr>
-      <w:r>
-        <w:rPr>
-          <w:lang w:val="es-ES"/>
-        </w:rPr>
-        <w:t>Agrupamiento: Grupos</w:t>
-      </w:r>
-    </w:p>
-    <w:p>
-      <w:pPr>
-        <w:rPr>
-          <w:lang w:val="es-ES"/>
-        </w:rPr>
-      </w:pPr>
-      <w:r>
-        <w:rPr>
-          <w:lang w:val="es-ES"/>
-        </w:rPr>
-        <w:t xml:space="preserve">Notas: Incluir </w:t>
-      </w:r>
-      <w:proofErr w:type="spellStart"/>
-      <w:r>
-        <w:rPr>
-          <w:lang w:val="es-ES"/>
-        </w:rPr>
-        <w:t>tests</w:t>
-      </w:r>
-      <w:proofErr w:type="spellEnd"/>
-      <w:r>
-        <w:rPr>
-          <w:lang w:val="es-ES"/>
-        </w:rPr>
-        <w:t xml:space="preserve"> en integración continua. Permitir que experimenten y resuelvan problemas de integración y despliegue.</w:t>
+        <w:t>Presentación de la landing page y reflexión final sobre el trabajo colaborativo</w:t>
+      </w:r>
+    </w:p>
+    <w:p>
+      <w:pPr>
+        <w:rPr>
+          <w:lang w:val="es-ES"/>
+        </w:rPr>
+      </w:pPr>
+      <w:r>
+        <w:rPr>
+          <w:lang w:val="es-ES"/>
+        </w:rPr>
+        <w:t>Descripción: Los grupos presentan su landing page y reflexionan sobre el proceso colaborativo.</w:t>
+      </w:r>
+    </w:p>
+    <w:p>
+      <w:pPr>
+        <w:rPr>
+          <w:lang w:val="es-ES"/>
+        </w:rPr>
+      </w:pPr>
+      <w:r>
+        <w:rPr>
+          <w:lang w:val="es-ES"/>
+        </w:rPr>
+        <w:t xml:space="preserve">Recursos: Ordenadores, conexión a </w:t>
+      </w:r>
+      <w:r>
+        <w:rPr>
+          <w:lang w:val="es-ES"/>
+        </w:rPr>
+        <w:t>Internet, pantalla digital, presentación en PowerPoint.</w:t>
+      </w:r>
+    </w:p>
+    <w:p>
+      <w:pPr>
+        <w:rPr>
+          <w:lang w:val="es-ES"/>
+        </w:rPr>
+      </w:pPr>
+      <w:r>
+        <w:rPr>
+          <w:lang w:val="es-ES"/>
+        </w:rPr>
+        <w:t>Agrupamiento: Presentación grupal.</w:t>
       </w:r>
     </w:p>
     <w:p>
@@ -2345,427 +2114,111 @@
           <w:color w:val="0072BC"/>
           <w:lang w:val="es-ES"/>
         </w:rPr>
-        <w:t xml:space="preserve">¿Qué es </w:t>
-      </w:r>
-      <w:proofErr w:type="spellStart"/>
-      <w:r>
-        <w:rPr>
-          <w:b/>
+        <w:t>Rúbrica de evaluación</w:t>
+      </w:r>
+    </w:p>
+    <w:p>
+      <w:r>
+        <w:lastRenderedPageBreak/>
+        <w:t>Criterios:</w:t>
+      </w:r>
+    </w:p>
+    <w:p>
+      <w:pPr>
+        <w:pStyle w:val="Listaconvietas"/>
+      </w:pPr>
+      <w:r>
+        <w:rPr>
+          <w:lang w:val="es-ES"/>
+        </w:rPr>
+        <w:t xml:space="preserve">Calidad del código y la funcionalidad: El código está perfectamente estructurado, limpio y bien comentado. </w:t>
+      </w:r>
+      <w:r>
+        <w:t>La landing page es compl</w:t>
+      </w:r>
+      <w:r>
+        <w:t>etamente funcional.</w:t>
+      </w:r>
+    </w:p>
+    <w:p>
+      <w:pPr>
+        <w:pStyle w:val="Listaconvietas"/>
+        <w:rPr>
+          <w:lang w:val="es-ES"/>
+        </w:rPr>
+      </w:pPr>
+      <w:r>
+        <w:rPr>
+          <w:lang w:val="es-ES"/>
+        </w:rPr>
+        <w:t>Trabajo en equipo y colaboración: El equipo ha trabajado de manera excelente, con una distribución de tareas equilibrada y buena comunicación.</w:t>
+      </w:r>
+    </w:p>
+    <w:p>
+      <w:pPr>
+        <w:pStyle w:val="Listaconvietas"/>
+        <w:rPr>
+          <w:lang w:val="es-ES"/>
+        </w:rPr>
+      </w:pPr>
+      <w:r>
+        <w:rPr>
+          <w:lang w:val="es-ES"/>
+        </w:rPr>
+        <w:t>Uso de Git y GitHub: Se ha utilizado Git y GitHub de manera excelente, con commits regulares,</w:t>
+      </w:r>
+      <w:r>
+        <w:rPr>
+          <w:lang w:val="es-ES"/>
+        </w:rPr>
+        <w:t xml:space="preserve"> ramas bien gestionadas y pull requests claros.</w:t>
+      </w:r>
+    </w:p>
+    <w:p>
+      <w:pPr>
+        <w:pStyle w:val="Listaconvietas"/>
+        <w:rPr>
+          <w:lang w:val="es-ES"/>
+        </w:rPr>
+      </w:pPr>
+      <w:r>
+        <w:rPr>
+          <w:lang w:val="es-ES"/>
+        </w:rPr>
+        <w:t>Implementación de DevOps (CI/CD y despliegue continuo): El proceso de CI/CD se ha implementado correctamente con GitHub Actions y la landing page se ha desplegado sin errores.</w:t>
+      </w:r>
+    </w:p>
+    <w:p>
+      <w:pPr>
+        <w:rPr>
+          <w:lang w:val="es-ES"/>
+        </w:rPr>
+      </w:pPr>
+      <w:r>
+        <w:rPr>
+          <w:lang w:val="es-ES"/>
+        </w:rPr>
+        <w:t xml:space="preserve">La evaluación será colectiva, y </w:t>
+      </w:r>
+      <w:r>
+        <w:rPr>
+          <w:lang w:val="es-ES"/>
+        </w:rPr>
+        <w:t>tendrá en cuenta tanto la calidad técnica del producto final como el grado de colaboración en el equipo con ayuda de la rúbrica.</w:t>
+      </w:r>
+    </w:p>
+    <w:p>
+      <w:pPr>
+        <w:pStyle w:val="Ttulo2"/>
+        <w:rPr>
+          <w:lang w:val="es-ES"/>
+        </w:rPr>
+      </w:pPr>
+      <w:r>
+        <w:rPr>
           <w:color w:val="0072BC"/>
           <w:lang w:val="es-ES"/>
         </w:rPr>
-        <w:t>pull</w:t>
-      </w:r>
-      <w:proofErr w:type="spellEnd"/>
-      <w:r>
-        <w:rPr>
-          <w:b/>
-          <w:color w:val="0072BC"/>
-          <w:lang w:val="es-ES"/>
-        </w:rPr>
-        <w:t xml:space="preserve"> </w:t>
-      </w:r>
-      <w:proofErr w:type="spellStart"/>
-      <w:r>
-        <w:rPr>
-          <w:b/>
-          <w:color w:val="0072BC"/>
-          <w:lang w:val="es-ES"/>
-        </w:rPr>
-        <w:t>request</w:t>
-      </w:r>
-      <w:proofErr w:type="spellEnd"/>
-      <w:r>
-        <w:rPr>
-          <w:b/>
-          <w:color w:val="0072BC"/>
-          <w:lang w:val="es-ES"/>
-        </w:rPr>
-        <w:t xml:space="preserve"> y para qué sirve?</w:t>
-      </w:r>
-    </w:p>
-    <w:p>
-      <w:pPr>
-        <w:rPr>
-          <w:lang w:val="es-ES"/>
-        </w:rPr>
-      </w:pPr>
-      <w:r>
-        <w:rPr>
-          <w:lang w:val="es-ES"/>
-        </w:rPr>
-        <w:t xml:space="preserve">Actividad de desarrollo: Forzar conflictos y trabajar con </w:t>
-      </w:r>
-      <w:proofErr w:type="spellStart"/>
-      <w:r>
-        <w:rPr>
-          <w:lang w:val="es-ES"/>
-        </w:rPr>
-        <w:t>pull</w:t>
-      </w:r>
-      <w:proofErr w:type="spellEnd"/>
-      <w:r>
-        <w:rPr>
-          <w:lang w:val="es-ES"/>
-        </w:rPr>
-        <w:t xml:space="preserve"> </w:t>
-      </w:r>
-      <w:proofErr w:type="spellStart"/>
-      <w:r>
-        <w:rPr>
-          <w:lang w:val="es-ES"/>
-        </w:rPr>
-        <w:t>requests</w:t>
-      </w:r>
-      <w:proofErr w:type="spellEnd"/>
-      <w:r>
-        <w:rPr>
-          <w:lang w:val="es-ES"/>
-        </w:rPr>
-        <w:t xml:space="preserve"> y revisiones. Configurar reglas de protección de rama en GitHub.</w:t>
-      </w:r>
-    </w:p>
-    <w:p>
-      <w:pPr>
-        <w:rPr>
-          <w:lang w:val="es-ES"/>
-        </w:rPr>
-      </w:pPr>
-      <w:r>
-        <w:rPr>
-          <w:lang w:val="es-ES"/>
-        </w:rPr>
-        <w:t xml:space="preserve">Recursos: Tutoriales y documentación de GitHub y </w:t>
-      </w:r>
-      <w:proofErr w:type="spellStart"/>
-      <w:r>
-        <w:rPr>
-          <w:lang w:val="es-ES"/>
-        </w:rPr>
-        <w:t>Atlassian</w:t>
-      </w:r>
-      <w:proofErr w:type="spellEnd"/>
-      <w:r>
-        <w:rPr>
-          <w:lang w:val="es-ES"/>
-        </w:rPr>
-        <w:t>.</w:t>
-      </w:r>
-    </w:p>
-    <w:p>
-      <w:pPr>
-        <w:rPr>
-          <w:lang w:val="es-ES"/>
-        </w:rPr>
-      </w:pPr>
-      <w:r>
-        <w:rPr>
-          <w:lang w:val="es-ES"/>
-        </w:rPr>
-        <w:t>Agrupamiento: Grupos</w:t>
-      </w:r>
-    </w:p>
-    <w:p>
-      <w:pPr>
-        <w:pStyle w:val="Ttulo3"/>
-        <w:rPr>
-          <w:lang w:val="es-ES"/>
-        </w:rPr>
-      </w:pPr>
-      <w:r>
-        <w:rPr>
-          <w:color w:val="218838"/>
-          <w:lang w:val="es-ES"/>
-        </w:rPr>
-        <w:t>Fase de Síntesis o Cierre: Compartir, evaluar y reflexionar sobre nuestros logros</w:t>
-      </w:r>
-    </w:p>
-    <w:p>
-      <w:pPr>
-        <w:rPr>
-          <w:lang w:val="es-ES"/>
-        </w:rPr>
-      </w:pPr>
-      <w:r>
-        <w:rPr>
-          <w:b/>
-          <w:color w:val="0072BC"/>
-          <w:lang w:val="es-ES"/>
-        </w:rPr>
-        <w:t xml:space="preserve">Presentación de la </w:t>
-      </w:r>
-      <w:proofErr w:type="spellStart"/>
-      <w:r>
-        <w:rPr>
-          <w:b/>
-          <w:color w:val="0072BC"/>
-          <w:lang w:val="es-ES"/>
-        </w:rPr>
-        <w:t>landing</w:t>
-      </w:r>
-      <w:proofErr w:type="spellEnd"/>
-      <w:r>
-        <w:rPr>
-          <w:b/>
-          <w:color w:val="0072BC"/>
-          <w:lang w:val="es-ES"/>
-        </w:rPr>
-        <w:t xml:space="preserve"> page y reflexión final sobre el trabajo colaborativo</w:t>
-      </w:r>
-    </w:p>
-    <w:p>
-      <w:pPr>
-        <w:rPr>
-          <w:lang w:val="es-ES"/>
-        </w:rPr>
-      </w:pPr>
-      <w:r>
-        <w:rPr>
-          <w:lang w:val="es-ES"/>
-        </w:rPr>
-        <w:t xml:space="preserve">Descripción: Los grupos presentan su </w:t>
-      </w:r>
-      <w:proofErr w:type="spellStart"/>
-      <w:r>
-        <w:rPr>
-          <w:lang w:val="es-ES"/>
-        </w:rPr>
-        <w:t>landing</w:t>
-      </w:r>
-      <w:proofErr w:type="spellEnd"/>
-      <w:r>
-        <w:rPr>
-          <w:lang w:val="es-ES"/>
-        </w:rPr>
-        <w:t xml:space="preserve"> page y reflexionan sobre el proceso colaborativo.</w:t>
-      </w:r>
-    </w:p>
-    <w:p>
-      <w:pPr>
-        <w:rPr>
-          <w:lang w:val="es-ES"/>
-        </w:rPr>
-      </w:pPr>
-      <w:r>
-        <w:rPr>
-          <w:lang w:val="es-ES"/>
-        </w:rPr>
-        <w:t>Recursos: Ordenadores, conexión a Internet, pantalla digital, presentación en PowerPoint.</w:t>
-      </w:r>
-    </w:p>
-    <w:p>
-      <w:pPr>
-        <w:rPr>
-          <w:lang w:val="es-ES"/>
-        </w:rPr>
-      </w:pPr>
-      <w:r>
-        <w:rPr>
-          <w:lang w:val="es-ES"/>
-        </w:rPr>
-        <w:t>Agrupamiento: Presentación grupal.</w:t>
-      </w:r>
-    </w:p>
-    <w:p>
-      <w:pPr>
-        <w:rPr>
-          <w:lang w:val="es-ES"/>
-        </w:rPr>
-      </w:pPr>
-    </w:p>
-    <w:p>
-      <w:pPr>
-        <w:rPr>
-          <w:lang w:val="es-ES"/>
-        </w:rPr>
-      </w:pPr>
-      <w:r>
-        <w:rPr>
-          <w:b/>
-          <w:color w:val="0072BC"/>
-          <w:lang w:val="es-ES"/>
-        </w:rPr>
-        <w:t>Rúbrica de evaluación</w:t>
-      </w:r>
-    </w:p>
-    <w:p>
-      <w:proofErr w:type="spellStart"/>
-      <w:r>
-        <w:lastRenderedPageBreak/>
-        <w:t>Criterios</w:t>
-      </w:r>
-      <w:proofErr w:type="spellEnd"/>
-      <w:r>
-        <w:t>:</w:t>
-      </w:r>
-    </w:p>
-    <w:p>
-      <w:pPr>
-        <w:pStyle w:val="Listaconvietas"/>
-      </w:pPr>
-      <w:r>
-        <w:rPr>
-          <w:lang w:val="es-ES"/>
-        </w:rPr>
-        <w:t xml:space="preserve">Calidad del código y la funcionalidad: El código está perfectamente estructurado, limpio y bien comentado. </w:t>
-      </w:r>
-      <w:r>
-        <w:t xml:space="preserve">La landing page es </w:t>
-      </w:r>
-      <w:proofErr w:type="spellStart"/>
-      <w:r>
-        <w:t>completamente</w:t>
-      </w:r>
-      <w:proofErr w:type="spellEnd"/>
-      <w:r>
-        <w:t xml:space="preserve"> </w:t>
-      </w:r>
-      <w:proofErr w:type="spellStart"/>
-      <w:r>
-        <w:t>funcional</w:t>
-      </w:r>
-      <w:proofErr w:type="spellEnd"/>
-      <w:r>
-        <w:t>.</w:t>
-      </w:r>
-    </w:p>
-    <w:p>
-      <w:pPr>
-        <w:pStyle w:val="Listaconvietas"/>
-        <w:rPr>
-          <w:lang w:val="es-ES"/>
-        </w:rPr>
-      </w:pPr>
-      <w:r>
-        <w:rPr>
-          <w:lang w:val="es-ES"/>
-        </w:rPr>
-        <w:t>Trabajo en equipo y colaboración: El equipo ha trabajado de manera excelente, con una distribución de tareas equilibrada y buena comunicación.</w:t>
-      </w:r>
-    </w:p>
-    <w:p>
-      <w:pPr>
-        <w:pStyle w:val="Listaconvietas"/>
-        <w:rPr>
-          <w:lang w:val="es-ES"/>
-        </w:rPr>
-      </w:pPr>
-      <w:r>
-        <w:rPr>
-          <w:lang w:val="es-ES"/>
-        </w:rPr>
-        <w:t xml:space="preserve">Uso de Git y GitHub: Se ha utilizado Git y GitHub de manera excelente, con </w:t>
-      </w:r>
-      <w:proofErr w:type="spellStart"/>
-      <w:r>
-        <w:rPr>
-          <w:lang w:val="es-ES"/>
-        </w:rPr>
-        <w:t>commits</w:t>
-      </w:r>
-      <w:proofErr w:type="spellEnd"/>
-      <w:r>
-        <w:rPr>
-          <w:lang w:val="es-ES"/>
-        </w:rPr>
-        <w:t xml:space="preserve"> regulares, ramas bien gestionadas y </w:t>
-      </w:r>
-      <w:proofErr w:type="spellStart"/>
-      <w:r>
-        <w:rPr>
-          <w:lang w:val="es-ES"/>
-        </w:rPr>
-        <w:t>pull</w:t>
-      </w:r>
-      <w:proofErr w:type="spellEnd"/>
-      <w:r>
-        <w:rPr>
-          <w:lang w:val="es-ES"/>
-        </w:rPr>
-        <w:t xml:space="preserve"> </w:t>
-      </w:r>
-      <w:proofErr w:type="spellStart"/>
-      <w:r>
-        <w:rPr>
-          <w:lang w:val="es-ES"/>
-        </w:rPr>
-        <w:t>requests</w:t>
-      </w:r>
-      <w:proofErr w:type="spellEnd"/>
-      <w:r>
-        <w:rPr>
-          <w:lang w:val="es-ES"/>
-        </w:rPr>
-        <w:t xml:space="preserve"> claros.</w:t>
-      </w:r>
-    </w:p>
-    <w:p>
-      <w:pPr>
-        <w:pStyle w:val="Listaconvietas"/>
-        <w:rPr>
-          <w:lang w:val="es-ES"/>
-        </w:rPr>
-      </w:pPr>
-      <w:r>
-        <w:rPr>
-          <w:lang w:val="es-ES"/>
-        </w:rPr>
-        <w:t xml:space="preserve">Implementación de DevOps (CI/CD y despliegue continuo): El proceso de CI/CD se ha implementado correctamente con GitHub </w:t>
-      </w:r>
-      <w:proofErr w:type="spellStart"/>
-      <w:r>
-        <w:rPr>
-          <w:lang w:val="es-ES"/>
-        </w:rPr>
-        <w:t>Actions</w:t>
-      </w:r>
-      <w:proofErr w:type="spellEnd"/>
-      <w:r>
-        <w:rPr>
-          <w:lang w:val="es-ES"/>
-        </w:rPr>
-        <w:t xml:space="preserve"> y la </w:t>
-      </w:r>
-      <w:proofErr w:type="spellStart"/>
-      <w:r>
-        <w:rPr>
-          <w:lang w:val="es-ES"/>
-        </w:rPr>
-        <w:t>landing</w:t>
-      </w:r>
-      <w:proofErr w:type="spellEnd"/>
-      <w:r>
-        <w:rPr>
-          <w:lang w:val="es-ES"/>
-        </w:rPr>
-        <w:t xml:space="preserve"> page se ha desplegado sin errores.</w:t>
-      </w:r>
-    </w:p>
-    <w:p>
-      <w:pPr>
-        <w:rPr>
-          <w:lang w:val="es-ES"/>
-        </w:rPr>
-      </w:pPr>
-      <w:r>
-        <w:rPr>
-          <w:lang w:val="es-ES"/>
-        </w:rPr>
-        <w:t>La evaluación será colectiva, y tendrá en cuenta tanto la calidad técnica del producto final como el grado de colaboración en el equipo con ayuda de la rúbrica.</w:t>
-      </w:r>
-    </w:p>
-    <w:p>
-      <w:pPr>
-        <w:pStyle w:val="Ttulo2"/>
-        <w:rPr>
-          <w:lang w:val="es-ES"/>
-        </w:rPr>
-      </w:pPr>
-      <w:r>
-        <w:rPr>
-          <w:color w:val="0072BC"/>
-          <w:lang w:val="es-ES"/>
-        </w:rPr>
         <w:t>7. Evaluación</w:t>
       </w:r>
     </w:p>
@@ -2779,7 +2232,13 @@
         <w:rPr>
           <w:lang w:val="es-ES"/>
         </w:rPr>
-        <w:t>La autoevaluación y coevaluación también serán parte del proceso, permitiendo que nuestro alumnado reflexione sobre su propio aprendizaje y el de sus compañeros, y valoren la unidad, su utilidad y propongan alternativas.</w:t>
+        <w:t>La autoevaluación y coevaluación también serán parte del proceso, permitiendo que nuestro alumnado reflexione sob</w:t>
+      </w:r>
+      <w:r>
+        <w:rPr>
+          <w:lang w:val="es-ES"/>
+        </w:rPr>
+        <w:t>re su propio aprendizaje y el de sus compañeros, y valoren la unidad, su utilidad y propongan alternativas.</w:t>
       </w:r>
     </w:p>
     <w:p>
@@ -2836,61 +2295,252 @@
           <w:color w:val="0072BC"/>
           <w:lang w:val="es-ES"/>
         </w:rPr>
-        <w:t>1. Datos de Identificación de la Unidad</w:t>
+        <w:t>1. Dat</w:t>
+      </w:r>
+      <w:r>
+        <w:rPr>
+          <w:color w:val="0072BC"/>
+          <w:lang w:val="es-ES"/>
+        </w:rPr>
+        <w:t>os de Identificación de la Unidad</w:t>
       </w:r>
     </w:p>
     <w:p>
       <w:pPr>
         <w:pStyle w:val="Ttulo3"/>
       </w:pPr>
-      <w:proofErr w:type="spellStart"/>
       <w:r>
         <w:rPr>
           <w:color w:val="218838"/>
         </w:rPr>
-        <w:t>Identificación</w:t>
-      </w:r>
-      <w:proofErr w:type="spellEnd"/>
+        <w:t>Identificación básica</w:t>
+      </w:r>
+    </w:p>
+    <w:p>
+      <w:pPr>
+        <w:pStyle w:val="Listaconvietas"/>
+      </w:pPr>
+      <w:r>
+        <w:t>Título: Una nube sin agua</w:t>
+      </w:r>
+    </w:p>
+    <w:p>
+      <w:pPr>
+        <w:pStyle w:val="Listaconvietas"/>
+        <w:rPr>
+          <w:lang w:val="es-ES"/>
+        </w:rPr>
+      </w:pPr>
+      <w:r>
+        <w:rPr>
+          <w:lang w:val="es-ES"/>
+        </w:rPr>
+        <w:t>Materia: Despliegue de aplicaciones web de DAW</w:t>
+      </w:r>
+    </w:p>
+    <w:p>
+      <w:pPr>
+        <w:pStyle w:val="Listaconvietas"/>
+      </w:pPr>
+      <w:r>
+        <w:t>Curso: 2º</w:t>
+      </w:r>
+    </w:p>
+    <w:p>
+      <w:pPr>
+        <w:pStyle w:val="Listaconvietas"/>
+      </w:pPr>
+      <w:r>
+        <w:t>Temporalización: 12 horas lectivas (3 semanas)</w:t>
+      </w:r>
+    </w:p>
+    <w:p>
+      <w:pPr>
+        <w:pStyle w:val="Ttulo2"/>
+      </w:pPr>
+      <w:r>
+        <w:rPr>
+          <w:color w:val="0072BC"/>
+        </w:rPr>
+        <w:t>2. Justificación</w:t>
+      </w:r>
+    </w:p>
+    <w:p>
+      <w:pPr>
+        <w:pStyle w:val="Ttulo3"/>
+      </w:pPr>
       <w:r>
         <w:rPr>
           <w:color w:val="218838"/>
         </w:rPr>
-        <w:t xml:space="preserve"> </w:t>
-      </w:r>
-      <w:proofErr w:type="spellStart"/>
+        <w:t>Motivación</w:t>
+      </w:r>
+    </w:p>
+    <w:p>
+      <w:pPr>
+        <w:rPr>
+          <w:lang w:val="es-ES"/>
+        </w:rPr>
+      </w:pPr>
+      <w:r>
+        <w:rPr>
+          <w:b/>
+          <w:lang w:val="es-ES"/>
+        </w:rPr>
+        <w:t xml:space="preserve">La computación en la nube es una </w:t>
+      </w:r>
+      <w:r>
+        <w:rPr>
+          <w:b/>
+          <w:lang w:val="es-ES"/>
+        </w:rPr>
+        <w:t>tecnología esencial en el desarrollo de aplicaciones web modernas.</w:t>
+      </w:r>
+      <w:r>
+        <w:rPr>
+          <w:lang w:val="es-ES"/>
+        </w:rPr>
+        <w:t xml:space="preserve"> Esta unidad está diseñada para proporcionar las competencias y conocimientos necesarios sobre las plataformas de computación en la nube, permitiéndoles entender cómo desplegar aplicaciones </w:t>
+      </w:r>
+      <w:r>
+        <w:rPr>
+          <w:lang w:val="es-ES"/>
+        </w:rPr>
+        <w:t>de manera escalable, pero también cómo gestionar el uso de estos recursos de forma responsable.</w:t>
+      </w:r>
+    </w:p>
+    <w:p>
+      <w:pPr>
+        <w:rPr>
+          <w:lang w:val="es-ES"/>
+        </w:rPr>
+      </w:pPr>
+      <w:r>
+        <w:rPr>
+          <w:lang w:val="es-ES"/>
+        </w:rPr>
+        <w:t>En un contexto tecnológico donde el uso de plataformas en la nube se ha multiplicado exponencialmente, es crucial que interioricemos que, aunque estas solucione</w:t>
+      </w:r>
+      <w:r>
+        <w:rPr>
+          <w:lang w:val="es-ES"/>
+        </w:rPr>
+        <w:t xml:space="preserve">s permiten un desarrollo más ágil y flexible, también conllevan un alto consumo energético y una huella de carbono significativa. El despliegue de aplicaciones en la nube, aunque esencial en la actualidad, debe ser manejado con responsabilidad para evitar </w:t>
+      </w:r>
+      <w:r>
+        <w:rPr>
+          <w:lang w:val="es-ES"/>
+        </w:rPr>
+        <w:t>agravar los problemas medioambientales globales.</w:t>
+      </w:r>
+    </w:p>
+    <w:p>
+      <w:pPr>
+        <w:rPr>
+          <w:lang w:val="es-ES"/>
+        </w:rPr>
+      </w:pPr>
+      <w:r>
+        <w:rPr>
+          <w:lang w:val="es-ES"/>
+        </w:rPr>
+        <w:t>Este enfoque conlleva la necesidad de tomar decisiones informadas y equilibradas en el ámbito tecnológico. El aprendizaje de la computación en la nube no solo debe enfocarse en cómo utilizar las plataformas,</w:t>
+      </w:r>
+      <w:r>
+        <w:rPr>
+          <w:lang w:val="es-ES"/>
+        </w:rPr>
+        <w:t xml:space="preserve"> sino en cómo hacer un uso consciente de sus capacidades, considerando la eficiencia energética y el uso racional. Nuestro alumnado debe ser consciente de los costos ocultos que estas plataformas pueden implicar en impacto ambiental.</w:t>
+      </w:r>
+    </w:p>
+    <w:p>
+      <w:pPr>
+        <w:rPr>
+          <w:lang w:val="es-ES"/>
+        </w:rPr>
+      </w:pPr>
+      <w:r>
+        <w:rPr>
+          <w:lang w:val="es-ES"/>
+        </w:rPr>
+        <w:t xml:space="preserve">Esta unidad se alinea </w:t>
+      </w:r>
+      <w:r>
+        <w:rPr>
+          <w:lang w:val="es-ES"/>
+        </w:rPr>
+        <w:t>con la legislación vigente, concretamente con la Ley Orgánica 5/2002 sobre Cualificaciones y Formación Profesional, así como con los Real Decreto 1128/2003 y 1087/2005, que regulan el Catálogo Nacional de Cualificaciones Profesionales y los módulos formati</w:t>
+      </w:r>
+      <w:r>
+        <w:rPr>
+          <w:lang w:val="es-ES"/>
+        </w:rPr>
+        <w:t>vos. Esto garantiza que se desarrollen las competencias profesionales necesarias para enfrentarse a un mercado laboral que demanda no solo conocimientos técnicos, sino también una comprensión crítica sobre el uso y la sostenibilidad de las tecnologías.</w:t>
+      </w:r>
+    </w:p>
+    <w:p>
+      <w:pPr>
+        <w:rPr>
+          <w:lang w:val="es-ES"/>
+        </w:rPr>
+      </w:pPr>
+      <w:r>
+        <w:rPr>
+          <w:lang w:val="es-ES"/>
+        </w:rPr>
+        <w:t>Por</w:t>
+      </w:r>
+      <w:r>
+        <w:rPr>
+          <w:lang w:val="es-ES"/>
+        </w:rPr>
+        <w:t xml:space="preserve"> lo tanto, el aprendizaje de las plataformas de computación en la nube debe ir más allá de la habilidad técnica y debe incluir una reflexión crítica sobre cómo estas tecnologías impactan en el entorno digital y físico. La capacidad de desplegar aplicacione</w:t>
+      </w:r>
+      <w:r>
+        <w:rPr>
+          <w:lang w:val="es-ES"/>
+        </w:rPr>
+        <w:t>s de manera escalable y segura, pero con un enfoque que considere las implicaciones del uso masivo de estas plataformas.</w:t>
+      </w:r>
+    </w:p>
+    <w:p>
+      <w:pPr>
+        <w:pStyle w:val="Ttulo3"/>
+      </w:pPr>
       <w:r>
         <w:rPr>
           <w:color w:val="218838"/>
         </w:rPr>
-        <w:t>básica</w:t>
-      </w:r>
-      <w:proofErr w:type="spellEnd"/>
+        <w:lastRenderedPageBreak/>
+        <w:t>ODS y sostenibilidad</w:t>
+      </w:r>
     </w:p>
     <w:p>
       <w:pPr>
         <w:pStyle w:val="Listaconvietas"/>
-      </w:pPr>
-      <w:proofErr w:type="spellStart"/>
-      <w:r>
-        <w:t>Título</w:t>
-      </w:r>
-      <w:proofErr w:type="spellEnd"/>
-      <w:r>
-        <w:t xml:space="preserve">: Una </w:t>
-      </w:r>
-      <w:proofErr w:type="spellStart"/>
-      <w:r>
-        <w:t>nube</w:t>
-      </w:r>
-      <w:proofErr w:type="spellEnd"/>
-      <w:r>
-        <w:t xml:space="preserve"> sin </w:t>
-      </w:r>
-      <w:proofErr w:type="spellStart"/>
-      <w:r>
-        <w:t>agua</w:t>
-      </w:r>
-      <w:proofErr w:type="spellEnd"/>
+        <w:rPr>
+          <w:lang w:val="es-ES"/>
+        </w:rPr>
+      </w:pPr>
+      <w:r>
+        <w:rPr>
+          <w:b/>
+          <w:lang w:val="es-ES"/>
+        </w:rPr>
+        <w:t xml:space="preserve">ODS 12: Producción y consumo responsables: </w:t>
+      </w:r>
+      <w:r>
+        <w:rPr>
+          <w:lang w:val="es-ES"/>
+        </w:rPr>
+        <w:t>La adopción masiva de la computación en la nube debe ir acompañada de u</w:t>
+      </w:r>
+      <w:r>
+        <w:rPr>
+          <w:lang w:val="es-ES"/>
+        </w:rPr>
+        <w:t>na gestión responsable y consciente de los recursos para evitar una sobreexplotación innecesaria de la infraestructura digital.</w:t>
+      </w:r>
     </w:p>
     <w:p>
       <w:pPr>
@@ -2901,51 +2551,140 @@
       </w:pPr>
       <w:r>
         <w:rPr>
-          <w:lang w:val="es-ES"/>
-        </w:rPr>
-        <w:t>Materia: Despliegue de aplicaciones web de DAW</w:t>
+          <w:b/>
+          <w:lang w:val="es-ES"/>
+        </w:rPr>
+        <w:t xml:space="preserve">ODS 9: Industria, innovación e infraestructura: </w:t>
+      </w:r>
+      <w:r>
+        <w:rPr>
+          <w:lang w:val="es-ES"/>
+        </w:rPr>
+        <w:t>El desarrollo de infraestructuras digitales debe ser equilibrado con la necesida</w:t>
+      </w:r>
+      <w:r>
+        <w:rPr>
+          <w:lang w:val="es-ES"/>
+        </w:rPr>
+        <w:t>d de implementar soluciones tecnológicas eficientes y sostenibles, sin caer en un uso desmedido de los recursos que pueda poner en peligro la estabilidad ambiental y económica.</w:t>
+      </w:r>
+    </w:p>
+    <w:p>
+      <w:pPr>
+        <w:pStyle w:val="Ttulo3"/>
+      </w:pPr>
+      <w:r>
+        <w:rPr>
+          <w:color w:val="218838"/>
+        </w:rPr>
+        <w:t>Competencias profesionales relacionadas</w:t>
       </w:r>
     </w:p>
     <w:p>
       <w:pPr>
         <w:pStyle w:val="Listaconvietas"/>
-      </w:pPr>
-      <w:proofErr w:type="spellStart"/>
-      <w:r>
-        <w:t>Curso</w:t>
-      </w:r>
-      <w:proofErr w:type="spellEnd"/>
-      <w:r>
-        <w:t>: 2º</w:t>
+        <w:rPr>
+          <w:lang w:val="es-ES"/>
+        </w:rPr>
+      </w:pPr>
+      <w:r>
+        <w:rPr>
+          <w:lang w:val="es-ES"/>
+        </w:rPr>
+        <w:t>a) Configurar y explotar sistemas infor</w:t>
+      </w:r>
+      <w:r>
+        <w:rPr>
+          <w:lang w:val="es-ES"/>
+        </w:rPr>
+        <w:t>máticos, adaptando la configuración lógica del sistema según las necesidades de uso y los criterios establecidos.</w:t>
       </w:r>
     </w:p>
     <w:p>
       <w:pPr>
         <w:pStyle w:val="Listaconvietas"/>
-      </w:pPr>
-      <w:proofErr w:type="spellStart"/>
-      <w:r>
-        <w:t>Temporalización</w:t>
-      </w:r>
-      <w:proofErr w:type="spellEnd"/>
-      <w:r>
-        <w:t xml:space="preserve">: 12 horas </w:t>
-      </w:r>
-      <w:proofErr w:type="spellStart"/>
-      <w:r>
-        <w:t>lectivas</w:t>
-      </w:r>
-      <w:proofErr w:type="spellEnd"/>
-      <w:r>
-        <w:t xml:space="preserve"> (3 </w:t>
-      </w:r>
-      <w:proofErr w:type="spellStart"/>
-      <w:r>
-        <w:t>semanas</w:t>
-      </w:r>
-      <w:proofErr w:type="spellEnd"/>
-      <w:r>
-        <w:t>)</w:t>
+        <w:rPr>
+          <w:lang w:val="es-ES"/>
+        </w:rPr>
+      </w:pPr>
+      <w:r>
+        <w:rPr>
+          <w:lang w:val="es-ES"/>
+        </w:rPr>
+        <w:t>c) Gestionar servidores de aplicaciones adaptando su configuración en cada caso para permitir el despliegue de aplicaciones web.</w:t>
+      </w:r>
+    </w:p>
+    <w:p>
+      <w:pPr>
+        <w:pStyle w:val="Listaconvietas"/>
+        <w:rPr>
+          <w:lang w:val="es-ES"/>
+        </w:rPr>
+      </w:pPr>
+      <w:r>
+        <w:rPr>
+          <w:lang w:val="es-ES"/>
+        </w:rPr>
+        <w:t>l) Integrar s</w:t>
+      </w:r>
+      <w:r>
+        <w:rPr>
+          <w:lang w:val="es-ES"/>
+        </w:rPr>
+        <w:t>ervicios y contenidos distribuidos en aplicaciones web, asegurando su funcionalidad.</w:t>
+      </w:r>
+    </w:p>
+    <w:p>
+      <w:pPr>
+        <w:pStyle w:val="Listaconvietas"/>
+        <w:rPr>
+          <w:lang w:val="es-ES"/>
+        </w:rPr>
+      </w:pPr>
+      <w:r>
+        <w:rPr>
+          <w:lang w:val="es-ES"/>
+        </w:rPr>
+        <w:t xml:space="preserve">p) Adaptarse a las nuevas situaciones laborales, manteniendo actualizados los conocimientos científicos, técnicos y tecnológicos relativos a su entorno profesional, </w:t>
+      </w:r>
+      <w:r>
+        <w:rPr>
+          <w:lang w:val="es-ES"/>
+        </w:rPr>
+        <w:t>gestionando su formación y los recursos existentes en el aprendizaje a lo largo de la vida.</w:t>
+      </w:r>
+    </w:p>
+    <w:p>
+      <w:pPr>
+        <w:pStyle w:val="Ttulo3"/>
+      </w:pPr>
+      <w:r>
+        <w:rPr>
+          <w:color w:val="218838"/>
+        </w:rPr>
+        <w:t>Marco legal</w:t>
+      </w:r>
+    </w:p>
+    <w:p>
+      <w:pPr>
+        <w:pStyle w:val="Listaconvietas"/>
+        <w:rPr>
+          <w:lang w:val="es-ES"/>
+        </w:rPr>
+      </w:pPr>
+      <w:r>
+        <w:rPr>
+          <w:lang w:val="es-ES"/>
+        </w:rPr>
+        <w:t>Ley Orgánica 5/2002 sobre Cualificaciones y Formación Profesional</w:t>
+      </w:r>
+    </w:p>
+    <w:p>
+      <w:pPr>
+        <w:pStyle w:val="Listaconvietas"/>
+      </w:pPr>
+      <w:r>
+        <w:t>Real Decreto 1128/2003 y 1087/2005</w:t>
       </w:r>
     </w:p>
     <w:p>
@@ -2956,340 +2695,29 @@
         <w:rPr>
           <w:color w:val="0072BC"/>
         </w:rPr>
-        <w:t xml:space="preserve">2. </w:t>
-      </w:r>
-      <w:proofErr w:type="spellStart"/>
-      <w:r>
-        <w:rPr>
-          <w:color w:val="0072BC"/>
-        </w:rPr>
-        <w:t>Justificación</w:t>
-      </w:r>
-      <w:proofErr w:type="spellEnd"/>
+        <w:t>3. Principios DUA</w:t>
+      </w:r>
     </w:p>
     <w:p>
       <w:pPr>
         <w:pStyle w:val="Ttulo3"/>
-      </w:pPr>
-      <w:proofErr w:type="spellStart"/>
+        <w:rPr>
+          <w:lang w:val="es-ES"/>
+        </w:rPr>
+      </w:pPr>
       <w:r>
         <w:rPr>
           <w:color w:val="218838"/>
-        </w:rPr>
-        <w:t>Motivación</w:t>
-      </w:r>
-      <w:proofErr w:type="spellEnd"/>
-    </w:p>
-    <w:p>
-      <w:pPr>
-        <w:rPr>
-          <w:lang w:val="es-ES"/>
-        </w:rPr>
-      </w:pPr>
-      <w:r>
-        <w:rPr>
-          <w:b/>
-          <w:lang w:val="es-ES"/>
-        </w:rPr>
-        <w:t>La computación en la nube es una tecnología esencial en el desarrollo de aplicaciones web modernas.</w:t>
-      </w:r>
-      <w:r>
-        <w:rPr>
-          <w:lang w:val="es-ES"/>
-        </w:rPr>
-        <w:t xml:space="preserve"> Esta unidad está diseñada para proporcionar las competencias y conocimientos necesarios sobre las plataformas de computación en la nube, permitiéndoles entender cómo desplegar aplicaciones de manera escalable, pero también cómo gestionar el uso de estos recursos de forma responsable.</w:t>
-      </w:r>
-    </w:p>
-    <w:p>
-      <w:pPr>
-        <w:rPr>
-          <w:lang w:val="es-ES"/>
-        </w:rPr>
-      </w:pPr>
-      <w:r>
-        <w:rPr>
-          <w:lang w:val="es-ES"/>
-        </w:rPr>
-        <w:t>En un contexto tecnológico donde el uso de plataformas en la nube se ha multiplicado exponencialmente, es crucial que interioricemos que, aunque estas soluciones permiten un desarrollo más ágil y flexible, también conllevan un alto consumo energético y una huella de carbono significativa. El despliegue de aplicaciones en la nube, aunque esencial en la actualidad, debe ser manejado con responsabilidad para evitar agravar los problemas medioambientales globales.</w:t>
-      </w:r>
-    </w:p>
-    <w:p>
-      <w:pPr>
-        <w:rPr>
-          <w:lang w:val="es-ES"/>
-        </w:rPr>
-      </w:pPr>
-      <w:r>
-        <w:rPr>
-          <w:lang w:val="es-ES"/>
-        </w:rPr>
-        <w:t>Este enfoque conlleva la necesidad de tomar decisiones informadas y equilibradas en el ámbito tecnológico. El aprendizaje de la computación en la nube no solo debe enfocarse en cómo utilizar las plataformas, sino en cómo hacer un uso consciente de sus capacidades, considerando la eficiencia energética y el uso racional. Nuestro alumnado debe ser consciente de los costos ocultos que estas plataformas pueden implicar en impacto ambiental.</w:t>
-      </w:r>
-    </w:p>
-    <w:p>
-      <w:pPr>
-        <w:rPr>
-          <w:lang w:val="es-ES"/>
-        </w:rPr>
-      </w:pPr>
-      <w:r>
-        <w:rPr>
-          <w:lang w:val="es-ES"/>
-        </w:rPr>
-        <w:t>Esta unidad se alinea con la legislación vigente, concretamente con la Ley Orgánica 5/2002 sobre Cualificaciones y Formación Profesional, así como con los Real Decreto 1128/2003 y 1087/2005, que regulan el Catálogo Nacional de Cualificaciones Profesionales y los módulos formativos. Esto garantiza que se desarrollen las competencias profesionales necesarias para enfrentarse a un mercado laboral que demanda no solo conocimientos técnicos, sino también una comprensión crítica sobre el uso y la sostenibilidad de las tecnologías.</w:t>
-      </w:r>
-    </w:p>
-    <w:p>
-      <w:pPr>
-        <w:rPr>
-          <w:lang w:val="es-ES"/>
-        </w:rPr>
-      </w:pPr>
-      <w:r>
-        <w:rPr>
-          <w:lang w:val="es-ES"/>
-        </w:rPr>
-        <w:t>Por lo tanto, el aprendizaje de las plataformas de computación en la nube debe ir más allá de la habilidad técnica y debe incluir una reflexión crítica sobre cómo estas tecnologías impactan en el entorno digital y físico. La capacidad de desplegar aplicaciones de manera escalable y segura, pero con un enfoque que considere las implicaciones del uso masivo de estas plataformas.</w:t>
-      </w:r>
-    </w:p>
-    <w:p>
-      <w:pPr>
-        <w:pStyle w:val="Ttulo3"/>
-      </w:pPr>
+          <w:lang w:val="es-ES"/>
+        </w:rPr>
+        <w:t>Acciones de la propuesta encamina</w:t>
+      </w:r>
       <w:r>
         <w:rPr>
           <w:color w:val="218838"/>
-        </w:rPr>
-        <w:lastRenderedPageBreak/>
-        <w:t xml:space="preserve">ODS y </w:t>
-      </w:r>
-      <w:proofErr w:type="spellStart"/>
-      <w:r>
-        <w:rPr>
-          <w:color w:val="218838"/>
-        </w:rPr>
-        <w:t>sostenibilidad</w:t>
-      </w:r>
-      <w:proofErr w:type="spellEnd"/>
-    </w:p>
-    <w:p>
-      <w:pPr>
-        <w:pStyle w:val="Listaconvietas"/>
-        <w:rPr>
-          <w:lang w:val="es-ES"/>
-        </w:rPr>
-      </w:pPr>
-      <w:r>
-        <w:rPr>
-          <w:b/>
-          <w:lang w:val="es-ES"/>
-        </w:rPr>
-        <w:t xml:space="preserve">ODS 12: Producción y consumo responsables: </w:t>
-      </w:r>
-      <w:r>
-        <w:rPr>
-          <w:lang w:val="es-ES"/>
-        </w:rPr>
-        <w:t>La adopción masiva de la computación en la nube debe ir acompañada de una gestión responsable y consciente de los recursos para evitar una sobreexplotación innecesaria de la infraestructura digital.</w:t>
-      </w:r>
-    </w:p>
-    <w:p>
-      <w:pPr>
-        <w:pStyle w:val="Listaconvietas"/>
-        <w:rPr>
-          <w:lang w:val="es-ES"/>
-        </w:rPr>
-      </w:pPr>
-      <w:r>
-        <w:rPr>
-          <w:b/>
-          <w:lang w:val="es-ES"/>
-        </w:rPr>
-        <w:t xml:space="preserve">ODS 9: Industria, innovación e infraestructura: </w:t>
-      </w:r>
-      <w:r>
-        <w:rPr>
-          <w:lang w:val="es-ES"/>
-        </w:rPr>
-        <w:t>El desarrollo de infraestructuras digitales debe ser equilibrado con la necesidad de implementar soluciones tecnológicas eficientes y sostenibles, sin caer en un uso desmedido de los recursos que pueda poner en peligro la estabilidad ambiental y económica.</w:t>
-      </w:r>
-    </w:p>
-    <w:p>
-      <w:pPr>
-        <w:pStyle w:val="Ttulo3"/>
-      </w:pPr>
-      <w:proofErr w:type="spellStart"/>
-      <w:r>
-        <w:rPr>
-          <w:color w:val="218838"/>
-        </w:rPr>
-        <w:t>Competencias</w:t>
-      </w:r>
-      <w:proofErr w:type="spellEnd"/>
-      <w:r>
-        <w:rPr>
-          <w:color w:val="218838"/>
-        </w:rPr>
-        <w:t xml:space="preserve"> </w:t>
-      </w:r>
-      <w:proofErr w:type="spellStart"/>
-      <w:r>
-        <w:rPr>
-          <w:color w:val="218838"/>
-        </w:rPr>
-        <w:t>profesionales</w:t>
-      </w:r>
-      <w:proofErr w:type="spellEnd"/>
-      <w:r>
-        <w:rPr>
-          <w:color w:val="218838"/>
-        </w:rPr>
-        <w:t xml:space="preserve"> </w:t>
-      </w:r>
-      <w:proofErr w:type="spellStart"/>
-      <w:r>
-        <w:rPr>
-          <w:color w:val="218838"/>
-        </w:rPr>
-        <w:t>relacionadas</w:t>
-      </w:r>
-      <w:proofErr w:type="spellEnd"/>
-    </w:p>
-    <w:p>
-      <w:pPr>
-        <w:pStyle w:val="Listaconvietas"/>
-        <w:rPr>
-          <w:lang w:val="es-ES"/>
-        </w:rPr>
-      </w:pPr>
-      <w:r>
-        <w:rPr>
-          <w:lang w:val="es-ES"/>
-        </w:rPr>
-        <w:t>a) Configurar y explotar sistemas informáticos, adaptando la configuración lógica del sistema según las necesidades de uso y los criterios establecidos.</w:t>
-      </w:r>
-    </w:p>
-    <w:p>
-      <w:pPr>
-        <w:pStyle w:val="Listaconvietas"/>
-        <w:rPr>
-          <w:lang w:val="es-ES"/>
-        </w:rPr>
-      </w:pPr>
-      <w:r>
-        <w:rPr>
-          <w:lang w:val="es-ES"/>
-        </w:rPr>
-        <w:t>c) Gestionar servidores de aplicaciones adaptando su configuración en cada caso para permitir el despliegue de aplicaciones web.</w:t>
-      </w:r>
-    </w:p>
-    <w:p>
-      <w:pPr>
-        <w:pStyle w:val="Listaconvietas"/>
-        <w:rPr>
-          <w:lang w:val="es-ES"/>
-        </w:rPr>
-      </w:pPr>
-      <w:r>
-        <w:rPr>
-          <w:lang w:val="es-ES"/>
-        </w:rPr>
-        <w:t>l) Integrar servicios y contenidos distribuidos en aplicaciones web, asegurando su funcionalidad.</w:t>
-      </w:r>
-    </w:p>
-    <w:p>
-      <w:pPr>
-        <w:pStyle w:val="Listaconvietas"/>
-        <w:rPr>
-          <w:lang w:val="es-ES"/>
-        </w:rPr>
-      </w:pPr>
-      <w:r>
-        <w:rPr>
-          <w:lang w:val="es-ES"/>
-        </w:rPr>
-        <w:t>p) Adaptarse a las nuevas situaciones laborales, manteniendo actualizados los conocimientos científicos, técnicos y tecnológicos relativos a su entorno profesional, gestionando su formación y los recursos existentes en el aprendizaje a lo largo de la vida.</w:t>
-      </w:r>
-    </w:p>
-    <w:p>
-      <w:pPr>
-        <w:pStyle w:val="Ttulo3"/>
-      </w:pPr>
-      <w:r>
-        <w:rPr>
-          <w:color w:val="218838"/>
-        </w:rPr>
-        <w:t>Marco legal</w:t>
-      </w:r>
-    </w:p>
-    <w:p>
-      <w:pPr>
-        <w:pStyle w:val="Listaconvietas"/>
-        <w:rPr>
-          <w:lang w:val="es-ES"/>
-        </w:rPr>
-      </w:pPr>
-      <w:r>
-        <w:rPr>
-          <w:lang w:val="es-ES"/>
-        </w:rPr>
-        <w:t>Ley Orgánica 5/2002 sobre Cualificaciones y Formación Profesional</w:t>
-      </w:r>
-    </w:p>
-    <w:p>
-      <w:pPr>
-        <w:pStyle w:val="Listaconvietas"/>
-      </w:pPr>
-      <w:r>
-        <w:t xml:space="preserve">Real </w:t>
-      </w:r>
-      <w:proofErr w:type="spellStart"/>
-      <w:r>
-        <w:t>Decreto</w:t>
-      </w:r>
-      <w:proofErr w:type="spellEnd"/>
-      <w:r>
-        <w:t xml:space="preserve"> 1128/2003 y 1087/2005</w:t>
-      </w:r>
-    </w:p>
-    <w:p>
-      <w:pPr>
-        <w:pStyle w:val="Ttulo2"/>
-      </w:pPr>
-      <w:r>
-        <w:rPr>
-          <w:color w:val="0072BC"/>
-        </w:rPr>
-        <w:t xml:space="preserve">3. </w:t>
-      </w:r>
-      <w:proofErr w:type="spellStart"/>
-      <w:r>
-        <w:rPr>
-          <w:color w:val="0072BC"/>
-        </w:rPr>
-        <w:t>Principios</w:t>
-      </w:r>
-      <w:proofErr w:type="spellEnd"/>
-      <w:r>
-        <w:rPr>
-          <w:color w:val="0072BC"/>
-        </w:rPr>
-        <w:t xml:space="preserve"> DUA</w:t>
-      </w:r>
-    </w:p>
-    <w:p>
-      <w:pPr>
-        <w:pStyle w:val="Ttulo3"/>
-        <w:rPr>
-          <w:lang w:val="es-ES"/>
-        </w:rPr>
-      </w:pPr>
-      <w:r>
-        <w:rPr>
-          <w:color w:val="218838"/>
-          <w:lang w:val="es-ES"/>
-        </w:rPr>
-        <w:t>Acciones de la propuesta encaminadas a la atención a la diversidad</w:t>
+          <w:lang w:val="es-ES"/>
+        </w:rPr>
+        <w:t>das a la atención a la diversidad</w:t>
       </w:r>
     </w:p>
     <w:tbl>
@@ -3384,7 +2812,13 @@
               <w:rPr>
                 <w:lang w:val="es-ES"/>
               </w:rPr>
-              <w:t>Pautas de Acceso</w:t>
+              <w:t xml:space="preserve">Pautas </w:t>
+            </w:r>
+            <w:r>
+              <w:rPr>
+                <w:lang w:val="es-ES"/>
+              </w:rPr>
+              <w:t>de Acceso</w:t>
             </w:r>
             <w:r>
               <w:rPr>
@@ -3417,14 +2851,26 @@
               <w:rPr>
                 <w:lang w:val="es-ES"/>
               </w:rPr>
-              <w:t>* Se presentan contenidos en distintos formatos (videos, artículos, tutoriales sobre plataformas en la nube como AWS, Google Cloud).</w:t>
+              <w:t>* Se</w:t>
+            </w:r>
+            <w:r>
+              <w:rPr>
+                <w:lang w:val="es-ES"/>
+              </w:rPr>
+              <w:t xml:space="preserve"> presentan contenidos en distintos formatos (videos, artículos, tutoriales sobre plataformas en la nube como AWS, Google Cloud).</w:t>
             </w:r>
             <w:r>
               <w:rPr>
                 <w:lang w:val="es-ES"/>
               </w:rPr>
               <w:br/>
-              <w:t>* Se permiten diferentes formas de interactuar con los contenidos (debate sobre sostenibilidad, trabajo en equipo para optimización en la nube).</w:t>
+              <w:t>* Se permiten diferentes formas de interactuar con los contenidos (debate sobre sostenibilidad, trabajo en equipo para optimiza</w:t>
+            </w:r>
+            <w:r>
+              <w:rPr>
+                <w:lang w:val="es-ES"/>
+              </w:rPr>
+              <w:t>ción en la nube).</w:t>
             </w:r>
           </w:p>
         </w:tc>
@@ -3443,28 +2889,20 @@
               <w:rPr>
                 <w:lang w:val="es-ES"/>
               </w:rPr>
-              <w:t xml:space="preserve">* Uso de </w:t>
-            </w:r>
-            <w:proofErr w:type="spellStart"/>
-            <w:r>
-              <w:rPr>
-                <w:lang w:val="es-ES"/>
-              </w:rPr>
-              <w:t>feedback</w:t>
-            </w:r>
-            <w:proofErr w:type="spellEnd"/>
-            <w:r>
-              <w:rPr>
-                <w:lang w:val="es-ES"/>
-              </w:rPr>
-              <w:t xml:space="preserve"> constante en el trabajo colaborativo, permitiendo exponer dudas y soluciones en el desarrollo de sus proyectos.</w:t>
+              <w:t>* Uso de feedback constante en el trabajo colaborativo, permitiendo exponer dudas y soluciones en el desarrollo de sus proyectos.</w:t>
             </w:r>
             <w:r>
               <w:rPr>
                 <w:lang w:val="es-ES"/>
               </w:rPr>
               <w:br/>
-              <w:t>* El alumno puede exponer sus dudas y compartir soluciones de forma activa en clase, adaptando la tarea según sus necesidades.</w:t>
+              <w:t>* El alumno puede exponer sus dudas y compartir soluciones de forma activa en clase, adaptando la tarea segú</w:t>
+            </w:r>
+            <w:r>
+              <w:rPr>
+                <w:lang w:val="es-ES"/>
+              </w:rPr>
+              <w:t>n sus necesidades.</w:t>
             </w:r>
           </w:p>
         </w:tc>
@@ -3509,7 +2947,13 @@
                 <w:lang w:val="es-ES"/>
               </w:rPr>
               <w:br/>
-              <w:t>* Fomento de la interacción entre iguales (trabajo en equipo, discusión de herramientas y metodologías para la optimización en la nube).</w:t>
+              <w:t>* Fomento de la interacción entre iguales (trabajo en equipo, dis</w:t>
+            </w:r>
+            <w:r>
+              <w:rPr>
+                <w:lang w:val="es-ES"/>
+              </w:rPr>
+              <w:t>cusión de herramientas y metodologías para la optimización en la nube).</w:t>
             </w:r>
           </w:p>
         </w:tc>
@@ -3543,7 +2987,13 @@
                 <w:lang w:val="es-ES"/>
               </w:rPr>
               <w:br/>
-              <w:t>* Se usan imágenes mentales (diagramas de flujo sobre el proceso de despliegue de la aplicación en la nube, mapas conceptuales sobre plataformas y recursos).</w:t>
+              <w:t>* Se usan imágenes mentales (diagra</w:t>
+            </w:r>
+            <w:r>
+              <w:rPr>
+                <w:lang w:val="es-ES"/>
+              </w:rPr>
+              <w:t>mas de flujo sobre el proceso de despliegue de la aplicación en la nube, mapas conceptuales sobre plataformas y recursos).</w:t>
             </w:r>
           </w:p>
         </w:tc>
@@ -3570,7 +3020,13 @@
                 <w:lang w:val="es-ES"/>
               </w:rPr>
               <w:lastRenderedPageBreak/>
-              <w:t>configuraciones básicas de despliegue en la nube.</w:t>
+              <w:t>configuraciones básicas de desplieg</w:t>
+            </w:r>
+            <w:r>
+              <w:rPr>
+                <w:lang w:val="es-ES"/>
+              </w:rPr>
+              <w:t>ue en la nube.</w:t>
             </w:r>
             <w:r>
               <w:rPr>
@@ -3609,7 +3065,13 @@
                 <w:lang w:val="es-ES"/>
               </w:rPr>
               <w:br/>
-              <w:t>* Uso de rúbricas claras de evaluación (para autoevaluación y coevaluación en proyectos de implementación y optimización de aplicaciones).</w:t>
+              <w:t>* Uso de rúbricas claras de evaluación (para autoevaluación y coevaluación en proy</w:t>
+            </w:r>
+            <w:r>
+              <w:rPr>
+                <w:lang w:val="es-ES"/>
+              </w:rPr>
+              <w:t>ectos de implementación y optimización de aplicaciones).</w:t>
             </w:r>
             <w:r>
               <w:rPr>
@@ -3635,7 +3097,13 @@
               <w:rPr>
                 <w:lang w:val="es-ES"/>
               </w:rPr>
-              <w:t>* Se sacan a la luz los conocimientos previos del alumnado al integrar la computación en la nube y su relación con el cambio climático y sostenibilidad.</w:t>
+              <w:t>* Se sacan a la luz los conocimientos previos del alumnado al integrar la</w:t>
+            </w:r>
+            <w:r>
+              <w:rPr>
+                <w:lang w:val="es-ES"/>
+              </w:rPr>
+              <w:t xml:space="preserve"> computación en la nube y su relación con el cambio climático y sostenibilidad.</w:t>
             </w:r>
             <w:r>
               <w:rPr>
@@ -3661,7 +3129,13 @@
               <w:rPr>
                 <w:lang w:val="es-ES"/>
               </w:rPr>
-              <w:t>* Se recuerdan los objetivos de cada fase del proyecto (desarrollo, implementación y optimización de la nube).</w:t>
+              <w:t>* Se recuerdan los objeti</w:t>
+            </w:r>
+            <w:r>
+              <w:rPr>
+                <w:lang w:val="es-ES"/>
+              </w:rPr>
+              <w:t>vos de cada fase del proyecto (desarrollo, implementación y optimización de la nube).</w:t>
             </w:r>
             <w:r>
               <w:rPr>
@@ -3686,34 +3160,33 @@
           <w:color w:val="0072BC"/>
           <w:lang w:val="es-ES"/>
         </w:rPr>
-        <w:t>4. Descripción del producto final</w:t>
-      </w:r>
-    </w:p>
-    <w:p>
-      <w:pPr>
-        <w:rPr>
-          <w:lang w:val="es-ES"/>
-        </w:rPr>
-      </w:pPr>
-      <w:r>
-        <w:rPr>
-          <w:lang w:val="es-ES"/>
-        </w:rPr>
-        <w:t xml:space="preserve">El producto final consistirá en alojar en una plataforma de nube como AWS la </w:t>
-      </w:r>
-      <w:proofErr w:type="spellStart"/>
-      <w:r>
-        <w:rPr>
-          <w:lang w:val="es-ES"/>
-        </w:rPr>
-        <w:t>landing</w:t>
-      </w:r>
-      <w:proofErr w:type="spellEnd"/>
-      <w:r>
-        <w:rPr>
-          <w:lang w:val="es-ES"/>
-        </w:rPr>
-        <w:t xml:space="preserve"> page desarrollada en la unidad anterior optimizada. Esta aplicación debe poder desplegarse automáticamente, ser escalable y permitir una gestión eficiente de los recursos en la nube, lo que permite que el alumnado aplique los conocimientos adquiridos a lo largo de la unidad.</w:t>
+        <w:t>4. Descripción de</w:t>
+      </w:r>
+      <w:r>
+        <w:rPr>
+          <w:color w:val="0072BC"/>
+          <w:lang w:val="es-ES"/>
+        </w:rPr>
+        <w:t>l producto final</w:t>
+      </w:r>
+    </w:p>
+    <w:p>
+      <w:pPr>
+        <w:rPr>
+          <w:lang w:val="es-ES"/>
+        </w:rPr>
+      </w:pPr>
+      <w:r>
+        <w:rPr>
+          <w:lang w:val="es-ES"/>
+        </w:rPr>
+        <w:t>El producto final consistirá en alojar en una plataforma de nube como AWS la landing page desarrollada en la unidad anterior optimizada. Esta aplicación debe poder desplegarse automáticamente, ser escalable y permitir una gestión eficiente</w:t>
+      </w:r>
+      <w:r>
+        <w:rPr>
+          <w:lang w:val="es-ES"/>
+        </w:rPr>
+        <w:t xml:space="preserve"> de los recursos en la nube, lo que permite que el alumnado aplique los conocimientos adquiridos a lo largo de la unidad.</w:t>
       </w:r>
     </w:p>
     <w:p>
@@ -3767,19 +3240,9 @@
             <w:tcW w:w="3120" w:type="dxa"/>
           </w:tcPr>
           <w:p>
-            <w:proofErr w:type="spellStart"/>
             <w:r>
-              <w:t>Resultados</w:t>
+              <w:t>Resultados de aprendizaje</w:t>
             </w:r>
-            <w:proofErr w:type="spellEnd"/>
-            <w:r>
-              <w:t xml:space="preserve"> de </w:t>
-            </w:r>
-            <w:proofErr w:type="spellStart"/>
-            <w:r>
-              <w:t>aprendizaje</w:t>
-            </w:r>
-            <w:proofErr w:type="spellEnd"/>
           </w:p>
         </w:tc>
         <w:tc>
@@ -3790,19 +3253,9 @@
             <w:pPr>
               <w:cnfStyle w:val="100000000000" w:firstRow="1" w:lastRow="0" w:firstColumn="0" w:lastColumn="0" w:oddVBand="0" w:evenVBand="0" w:oddHBand="0" w:evenHBand="0" w:firstRowFirstColumn="0" w:firstRowLastColumn="0" w:lastRowFirstColumn="0" w:lastRowLastColumn="0"/>
             </w:pPr>
-            <w:proofErr w:type="spellStart"/>
             <w:r>
-              <w:t>Criterios</w:t>
+              <w:t>Criterios de evaluación</w:t>
             </w:r>
-            <w:proofErr w:type="spellEnd"/>
-            <w:r>
-              <w:t xml:space="preserve"> de </w:t>
-            </w:r>
-            <w:proofErr w:type="spellStart"/>
-            <w:r>
-              <w:t>evaluación</w:t>
-            </w:r>
-            <w:proofErr w:type="spellEnd"/>
           </w:p>
         </w:tc>
         <w:tc>
@@ -3813,19 +3266,9 @@
             <w:pPr>
               <w:cnfStyle w:val="100000000000" w:firstRow="1" w:lastRow="0" w:firstColumn="0" w:lastColumn="0" w:oddVBand="0" w:evenVBand="0" w:oddHBand="0" w:evenHBand="0" w:firstRowFirstColumn="0" w:firstRowLastColumn="0" w:lastRowFirstColumn="0" w:lastRowLastColumn="0"/>
             </w:pPr>
-            <w:proofErr w:type="spellStart"/>
             <w:r>
-              <w:t>Contenidos</w:t>
+              <w:t>Contenidos básicos</w:t>
             </w:r>
-            <w:proofErr w:type="spellEnd"/>
-            <w:r>
-              <w:t xml:space="preserve"> </w:t>
-            </w:r>
-            <w:proofErr w:type="spellStart"/>
-            <w:r>
-              <w:t>básicos</w:t>
-            </w:r>
-            <w:proofErr w:type="spellEnd"/>
           </w:p>
         </w:tc>
       </w:tr>
@@ -3867,21 +3310,7 @@
               <w:rPr>
                 <w:lang w:val="es-ES"/>
               </w:rPr>
-              <w:t xml:space="preserve">Identificar y describir las características de las plataformas </w:t>
-            </w:r>
-            <w:proofErr w:type="spellStart"/>
-            <w:r>
-              <w:rPr>
-                <w:lang w:val="es-ES"/>
-              </w:rPr>
-              <w:t>cloud</w:t>
-            </w:r>
-            <w:proofErr w:type="spellEnd"/>
-            <w:r>
-              <w:rPr>
-                <w:lang w:val="es-ES"/>
-              </w:rPr>
-              <w:t>.</w:t>
+              <w:t>Identificar y describir las características de las plataformas cloud.</w:t>
             </w:r>
           </w:p>
         </w:tc>
@@ -3893,13 +3322,8 @@
             <w:pPr>
               <w:cnfStyle w:val="000000100000" w:firstRow="0" w:lastRow="0" w:firstColumn="0" w:lastColumn="0" w:oddVBand="0" w:evenVBand="0" w:oddHBand="1" w:evenHBand="0" w:firstRowFirstColumn="0" w:firstRowLastColumn="0" w:lastRowFirstColumn="0" w:lastRowLastColumn="0"/>
             </w:pPr>
-            <w:proofErr w:type="spellStart"/>
             <w:r>
-              <w:t>Plataformas</w:t>
-            </w:r>
-            <w:proofErr w:type="spellEnd"/>
-            <w:r>
-              <w:t xml:space="preserve"> Cloud: AWS, Google Cloud, Microsoft Azure.</w:t>
+              <w:t>Plataformas Cloud: AWS, Google Cloud, Microsoft Azure.</w:t>
             </w:r>
           </w:p>
         </w:tc>
@@ -3942,7 +3366,13 @@
               <w:rPr>
                 <w:lang w:val="es-ES"/>
               </w:rPr>
-              <w:t>Elementos de optimización de recursos</w:t>
+              <w:t>Elementos de optimización de re</w:t>
+            </w:r>
+            <w:r>
+              <w:rPr>
+                <w:lang w:val="es-ES"/>
+              </w:rPr>
+              <w:t>cursos</w:t>
             </w:r>
           </w:p>
         </w:tc>
@@ -3954,11 +3384,9 @@
             <w:pPr>
               <w:cnfStyle w:val="000000010000" w:firstRow="0" w:lastRow="0" w:firstColumn="0" w:lastColumn="0" w:oddVBand="0" w:evenVBand="0" w:oddHBand="0" w:evenHBand="1" w:firstRowFirstColumn="0" w:firstRowLastColumn="0" w:lastRowFirstColumn="0" w:lastRowLastColumn="0"/>
             </w:pPr>
-            <w:proofErr w:type="spellStart"/>
             <w:r>
               <w:t>Sostenibilidad</w:t>
             </w:r>
-            <w:proofErr w:type="spellEnd"/>
           </w:p>
         </w:tc>
       </w:tr>
@@ -4050,7 +3478,13 @@
         <w:rPr>
           <w:lang w:val="es-ES"/>
         </w:rPr>
-        <w:t>La secuenciación didáctica de la unidad se estructura en tres fases principales, cada una con actividades, recursos y agrupamientos específicos para guiar el aprendizaje colaborativo y técnico del alumnado:</w:t>
+        <w:t>La secuenciación didáctica de la unidad se estructura</w:t>
+      </w:r>
+      <w:r>
+        <w:rPr>
+          <w:lang w:val="es-ES"/>
+        </w:rPr>
+        <w:t xml:space="preserve"> en tres fases principales, cada una con actividades, recursos y agrupamientos específicos para guiar el aprendizaje colaborativo y técnico del alumnado:</w:t>
       </w:r>
     </w:p>
     <w:p>
@@ -4065,7 +3499,13 @@
           <w:lang w:val="es-ES"/>
         </w:rPr>
         <w:lastRenderedPageBreak/>
-        <w:t>Fase Inicial: Situamos al alumnado – Introducción a la computación en la nube, reflexión sobre su impacto y debate grupal sobre el uso responsable y sostenible de la nube.</w:t>
+        <w:t>Fase Inicial: Situamos al alumnado – Introducción a la computación en la nube, reflexión sobre su impa</w:t>
+      </w:r>
+      <w:r>
+        <w:rPr>
+          <w:lang w:val="es-ES"/>
+        </w:rPr>
+        <w:t>cto y debate grupal sobre el uso responsable y sostenible de la nube.</w:t>
       </w:r>
     </w:p>
     <w:p>
@@ -4079,21 +3519,13 @@
         <w:rPr>
           <w:lang w:val="es-ES"/>
         </w:rPr>
-        <w:t xml:space="preserve">Fase de Desarrollo: Conocer, comprender, pensar, practicar y actuar – Actividades prácticas sobre plataformas </w:t>
-      </w:r>
-      <w:proofErr w:type="spellStart"/>
-      <w:r>
-        <w:rPr>
-          <w:lang w:val="es-ES"/>
-        </w:rPr>
-        <w:t>cloud</w:t>
-      </w:r>
-      <w:proofErr w:type="spellEnd"/>
-      <w:r>
-        <w:rPr>
-          <w:lang w:val="es-ES"/>
-        </w:rPr>
-        <w:t>, despliegue de aplicaciones, optimización ecológica y documentación colaborativa.</w:t>
+        <w:t xml:space="preserve">Fase de Desarrollo: Conocer, comprender, pensar, practicar y actuar – Actividades prácticas sobre plataformas cloud, despliegue de aplicaciones, optimización ecológica y documentación </w:t>
+      </w:r>
+      <w:r>
+        <w:rPr>
+          <w:lang w:val="es-ES"/>
+        </w:rPr>
+        <w:t>colaborativa.</w:t>
       </w:r>
     </w:p>
     <w:p>
@@ -4137,94 +3569,41 @@
           <w:color w:val="0072BC"/>
           <w:lang w:val="es-ES"/>
         </w:rPr>
-        <w:t>Introducción a la computación en la nube</w:t>
-      </w:r>
-    </w:p>
-    <w:p>
-      <w:pPr>
-        <w:rPr>
-          <w:lang w:val="es-ES"/>
-        </w:rPr>
-      </w:pPr>
-      <w:r>
-        <w:rPr>
-          <w:lang w:val="es-ES"/>
-        </w:rPr>
-        <w:t>Descripción: Explicación teórica de qué es la computación en la nube y sus beneficios.</w:t>
-      </w:r>
-    </w:p>
-    <w:p>
-      <w:pPr>
-        <w:rPr>
-          <w:lang w:val="es-ES"/>
-        </w:rPr>
-      </w:pPr>
-      <w:r>
-        <w:rPr>
-          <w:lang w:val="es-ES"/>
-        </w:rPr>
-        <w:t>Recursos: Presentación, vídeos tutoriales.</w:t>
-      </w:r>
-    </w:p>
-    <w:p>
-      <w:pPr>
-        <w:rPr>
-          <w:lang w:val="es-ES"/>
-        </w:rPr>
-      </w:pPr>
-      <w:r>
-        <w:rPr>
-          <w:lang w:val="es-ES"/>
-        </w:rPr>
-        <w:t>Agrupamiento: Asamblea</w:t>
-      </w:r>
-    </w:p>
-    <w:p>
-      <w:pPr>
-        <w:rPr>
-          <w:lang w:val="es-ES"/>
-        </w:rPr>
-      </w:pPr>
-    </w:p>
-    <w:p>
-      <w:pPr>
-        <w:rPr>
-          <w:lang w:val="es-ES"/>
-        </w:rPr>
-      </w:pPr>
+        <w:t>Introducción a la computación en la n</w:t>
+      </w:r>
       <w:r>
         <w:rPr>
           <w:b/>
           <w:color w:val="0072BC"/>
           <w:lang w:val="es-ES"/>
         </w:rPr>
-        <w:t>Reflexión sobre el impacto de la nube en el desarrollo de aplicaciones</w:t>
-      </w:r>
-    </w:p>
-    <w:p>
-      <w:pPr>
-        <w:rPr>
-          <w:lang w:val="es-ES"/>
-        </w:rPr>
-      </w:pPr>
-      <w:r>
-        <w:rPr>
-          <w:lang w:val="es-ES"/>
-        </w:rPr>
-        <w:t>Descripción: Debate grupal sobre cómo las empresas usan la nube.</w:t>
-      </w:r>
-    </w:p>
-    <w:p>
-      <w:pPr>
-        <w:rPr>
-          <w:lang w:val="es-ES"/>
-        </w:rPr>
-      </w:pPr>
-      <w:r>
-        <w:rPr>
-          <w:lang w:val="es-ES"/>
-        </w:rPr>
-        <w:t>Recursos: Artículos y casos de uso.</w:t>
+        <w:t>ube</w:t>
+      </w:r>
+    </w:p>
+    <w:p>
+      <w:pPr>
+        <w:rPr>
+          <w:lang w:val="es-ES"/>
+        </w:rPr>
+      </w:pPr>
+      <w:r>
+        <w:rPr>
+          <w:lang w:val="es-ES"/>
+        </w:rPr>
+        <w:t>Descripción: Explicación teórica de qué es la computación en la nube y sus beneficios.</w:t>
+      </w:r>
+    </w:p>
+    <w:p>
+      <w:pPr>
+        <w:rPr>
+          <w:lang w:val="es-ES"/>
+        </w:rPr>
+      </w:pPr>
+      <w:r>
+        <w:rPr>
+          <w:lang w:val="es-ES"/>
+        </w:rPr>
+        <w:t>Recursos: Presentación, vídeos tutoriales.</w:t>
       </w:r>
     </w:p>
     <w:p>
@@ -4242,18 +3621,10 @@
     </w:p>
     <w:p>
       <w:pPr>
-        <w:pStyle w:val="Ttulo3"/>
-        <w:rPr>
-          <w:lang w:val="es-ES"/>
-        </w:rPr>
-      </w:pPr>
-      <w:r>
-        <w:rPr>
-          <w:color w:val="218838"/>
-          <w:lang w:val="es-ES"/>
-        </w:rPr>
-        <w:t>Fase de Desarrollo: Conocer, comprender, pensar, practicar y actuar</w:t>
-      </w:r>
+        <w:rPr>
+          <w:lang w:val="es-ES"/>
+        </w:rPr>
+      </w:pPr>
     </w:p>
     <w:p>
       <w:pPr>
@@ -4267,54 +3638,68 @@
           <w:color w:val="0072BC"/>
           <w:lang w:val="es-ES"/>
         </w:rPr>
-        <w:t>¿Qué es la computación en la nube y cómo funciona?</w:t>
-      </w:r>
-    </w:p>
-    <w:p>
-      <w:pPr>
-        <w:rPr>
-          <w:lang w:val="es-ES"/>
-        </w:rPr>
-      </w:pPr>
-      <w:r>
-        <w:rPr>
-          <w:lang w:val="es-ES"/>
-        </w:rPr>
-        <w:t>Actividad de desarrollo 1: Estudio de las plataformas de nube. Lectura, resumen y puesta en común de dudas de: Wikipedia: Computación en la nube</w:t>
-      </w:r>
-    </w:p>
-    <w:p>
-      <w:pPr>
-        <w:rPr>
-          <w:lang w:val="es-ES"/>
-        </w:rPr>
-      </w:pPr>
-      <w:r>
-        <w:rPr>
-          <w:lang w:val="es-ES"/>
-        </w:rPr>
-        <w:t>Recursos: https://es.wikipedia.org/wiki/Computación_en_la_nube</w:t>
-      </w:r>
-    </w:p>
-    <w:p>
-      <w:pPr>
-        <w:rPr>
-          <w:lang w:val="es-ES"/>
-        </w:rPr>
-      </w:pPr>
-      <w:r>
-        <w:rPr>
-          <w:lang w:val="es-ES"/>
-        </w:rPr>
-        <w:t>Agrupamiento: Trabajo en pareja y puesta en común en asamblea.</w:t>
-      </w:r>
-    </w:p>
-    <w:p>
-      <w:pPr>
-        <w:rPr>
-          <w:lang w:val="es-ES"/>
-        </w:rPr>
-      </w:pPr>
+        <w:t>Reflexión sobre el impacto de la nube en el desarrollo de aplicaciones</w:t>
+      </w:r>
+    </w:p>
+    <w:p>
+      <w:pPr>
+        <w:rPr>
+          <w:lang w:val="es-ES"/>
+        </w:rPr>
+      </w:pPr>
+      <w:r>
+        <w:rPr>
+          <w:lang w:val="es-ES"/>
+        </w:rPr>
+        <w:t xml:space="preserve">Descripción: Debate grupal </w:t>
+      </w:r>
+      <w:r>
+        <w:rPr>
+          <w:lang w:val="es-ES"/>
+        </w:rPr>
+        <w:t>sobre cómo las empresas usan la nube.</w:t>
+      </w:r>
+    </w:p>
+    <w:p>
+      <w:pPr>
+        <w:rPr>
+          <w:lang w:val="es-ES"/>
+        </w:rPr>
+      </w:pPr>
+      <w:r>
+        <w:rPr>
+          <w:lang w:val="es-ES"/>
+        </w:rPr>
+        <w:t>Recursos: Artículos y casos de uso.</w:t>
+      </w:r>
+    </w:p>
+    <w:p>
+      <w:pPr>
+        <w:rPr>
+          <w:lang w:val="es-ES"/>
+        </w:rPr>
+      </w:pPr>
+      <w:r>
+        <w:rPr>
+          <w:lang w:val="es-ES"/>
+        </w:rPr>
+        <w:t>Agrupamiento: Asamblea</w:t>
+      </w:r>
+    </w:p>
+    <w:p>
+      <w:pPr>
+        <w:pStyle w:val="Ttulo3"/>
+        <w:rPr>
+          <w:lang w:val="es-ES"/>
+        </w:rPr>
+      </w:pPr>
+      <w:r>
+        <w:rPr>
+          <w:color w:val="218838"/>
+          <w:lang w:val="es-ES"/>
+        </w:rPr>
+        <w:t>Fase de Desarrollo: Conocer, comprender, pensar, practicar y actuar</w:t>
+      </w:r>
     </w:p>
     <w:p>
       <w:pPr>
@@ -4328,60 +3713,52 @@
           <w:color w:val="0072BC"/>
           <w:lang w:val="es-ES"/>
         </w:rPr>
-        <w:t>¿Cómo se realiza el despliegue de una aplicación en la nube?</w:t>
-      </w:r>
-    </w:p>
-    <w:p>
-      <w:pPr>
-        <w:rPr>
-          <w:lang w:val="es-ES"/>
-        </w:rPr>
-      </w:pPr>
-      <w:r>
-        <w:rPr>
-          <w:lang w:val="es-ES"/>
-        </w:rPr>
-        <w:t xml:space="preserve">Actividad de desarrollo 2: Despliegue de una aplicación simple en nube comercial (AWS, Google </w:t>
-      </w:r>
-      <w:proofErr w:type="gramStart"/>
-      <w:r>
-        <w:rPr>
-          <w:lang w:val="es-ES"/>
-        </w:rPr>
-        <w:t>Cloud,…</w:t>
-      </w:r>
-      <w:proofErr w:type="gramEnd"/>
-      <w:r>
-        <w:rPr>
-          <w:lang w:val="es-ES"/>
-        </w:rPr>
-        <w:t>).</w:t>
-      </w:r>
-    </w:p>
-    <w:p>
-      <w:pPr>
-        <w:rPr>
-          <w:lang w:val="es-ES"/>
-        </w:rPr>
-      </w:pPr>
-      <w:r>
-        <w:rPr>
-          <w:lang w:val="es-ES"/>
-        </w:rPr>
-        <w:t>Recursos: AWS EC2 o alternativa elegida, tutoriales.</w:t>
-      </w:r>
-    </w:p>
-    <w:p>
-      <w:pPr>
-        <w:rPr>
-          <w:lang w:val="es-ES"/>
-        </w:rPr>
-      </w:pPr>
-      <w:r>
-        <w:rPr>
-          <w:lang w:val="es-ES"/>
-        </w:rPr>
-        <w:t>Agrupamiento: Actividad práctica en grupos. Ofrecer que elijan plataforma teniendo en cuenta la visión ecológica: tipo de energía que usa el proveedor, ubicación de los servidores…</w:t>
+        <w:t>¿Qué es la computación en la nube y cómo funciona?</w:t>
+      </w:r>
+    </w:p>
+    <w:p>
+      <w:pPr>
+        <w:rPr>
+          <w:lang w:val="es-ES"/>
+        </w:rPr>
+      </w:pPr>
+      <w:r>
+        <w:rPr>
+          <w:lang w:val="es-ES"/>
+        </w:rPr>
+        <w:t>Actividad de desarrollo 1: Estudio de la</w:t>
+      </w:r>
+      <w:r>
+        <w:rPr>
+          <w:lang w:val="es-ES"/>
+        </w:rPr>
+        <w:t>s plataformas de nube. Lectura, resumen y puesta en común de dudas de: Wikipedia: Computación en la nube</w:t>
+      </w:r>
+    </w:p>
+    <w:p>
+      <w:pPr>
+        <w:rPr>
+          <w:lang w:val="es-ES"/>
+        </w:rPr>
+      </w:pPr>
+      <w:r>
+        <w:rPr>
+          <w:lang w:val="es-ES"/>
+        </w:rPr>
+        <w:t>Recursos: https://es.wikipedia.org/wiki/Computación_en_la_nube</w:t>
+      </w:r>
+    </w:p>
+    <w:p>
+      <w:pPr>
+        <w:rPr>
+          <w:lang w:val="es-ES"/>
+        </w:rPr>
+      </w:pPr>
+      <w:r>
+        <w:rPr>
+          <w:lang w:val="es-ES"/>
+        </w:rPr>
+        <w:t>Agrupamiento: Trabajo en pareja y puesta en común en asamblea.</w:t>
       </w:r>
     </w:p>
     <w:p>
@@ -4403,179 +3780,68 @@
           <w:color w:val="0072BC"/>
           <w:lang w:val="es-ES"/>
         </w:rPr>
-        <w:t>¿Podemos optimizar nuestro consumo?</w:t>
-      </w:r>
-    </w:p>
-    <w:p>
-      <w:pPr>
-        <w:rPr>
-          <w:lang w:val="es-ES"/>
-        </w:rPr>
-      </w:pPr>
-      <w:r>
-        <w:rPr>
-          <w:lang w:val="es-ES"/>
-        </w:rPr>
-        <w:t xml:space="preserve">Actividad de desarrollo: Elección por grupos (no repetible) de: Optimización del código con patrones eficientes, optimización en </w:t>
-      </w:r>
-      <w:proofErr w:type="spellStart"/>
-      <w:r>
-        <w:rPr>
-          <w:lang w:val="es-ES"/>
-        </w:rPr>
-        <w:t>frontend</w:t>
-      </w:r>
-      <w:proofErr w:type="spellEnd"/>
-      <w:r>
-        <w:rPr>
-          <w:lang w:val="es-ES"/>
-        </w:rPr>
-        <w:t xml:space="preserve"> mediante compresión y minimización de archivos y uso de formatos modernos para imágenes (</w:t>
-      </w:r>
-      <w:proofErr w:type="spellStart"/>
-      <w:r>
-        <w:rPr>
-          <w:lang w:val="es-ES"/>
-        </w:rPr>
-        <w:t>webp</w:t>
-      </w:r>
-      <w:proofErr w:type="spellEnd"/>
-      <w:r>
-        <w:rPr>
-          <w:lang w:val="es-ES"/>
-        </w:rPr>
-        <w:t xml:space="preserve">), optimización de consultas </w:t>
-      </w:r>
-      <w:proofErr w:type="spellStart"/>
-      <w:r>
-        <w:rPr>
-          <w:lang w:val="es-ES"/>
-        </w:rPr>
-        <w:t>sql</w:t>
-      </w:r>
-      <w:proofErr w:type="spellEnd"/>
-      <w:r>
-        <w:rPr>
-          <w:lang w:val="es-ES"/>
-        </w:rPr>
-        <w:t>, asincronía y paralelismo, herramientas de monitoreo, o cualquiera por ellos propuesto que sea consistente.</w:t>
-      </w:r>
-    </w:p>
-    <w:p>
-      <w:pPr>
-        <w:rPr>
-          <w:lang w:val="es-ES"/>
-        </w:rPr>
-      </w:pPr>
-      <w:r>
-        <w:rPr>
-          <w:lang w:val="es-ES"/>
-        </w:rPr>
-        <w:t>Recursos: Deben ser ellos los que realicen la búsqueda de información según la elección y apliquen.</w:t>
-      </w:r>
-    </w:p>
-    <w:p>
-      <w:pPr>
-        <w:rPr>
-          <w:lang w:val="es-ES"/>
-        </w:rPr>
-      </w:pPr>
-      <w:r>
-        <w:rPr>
-          <w:lang w:val="es-ES"/>
-        </w:rPr>
-        <w:t>Agrupamiento: Grupos</w:t>
-      </w:r>
-    </w:p>
-    <w:p>
-      <w:pPr>
-        <w:rPr>
-          <w:lang w:val="es-ES"/>
-        </w:rPr>
-      </w:pPr>
-    </w:p>
-    <w:p>
-      <w:pPr>
-        <w:rPr>
-          <w:lang w:val="es-ES"/>
-        </w:rPr>
-      </w:pPr>
+        <w:t>¿Cómo se realiza el desp</w:t>
+      </w:r>
       <w:r>
         <w:rPr>
           <w:b/>
           <w:color w:val="0072BC"/>
           <w:lang w:val="es-ES"/>
         </w:rPr>
-        <w:t>Plásmalo</w:t>
-      </w:r>
-    </w:p>
-    <w:p>
-      <w:pPr>
-        <w:rPr>
-          <w:lang w:val="es-ES"/>
-        </w:rPr>
-      </w:pPr>
-      <w:r>
-        <w:rPr>
-          <w:lang w:val="es-ES"/>
-        </w:rPr>
-        <w:t>Actividad de desarrollo: Documentar en /</w:t>
-      </w:r>
-      <w:proofErr w:type="spellStart"/>
-      <w:r>
-        <w:rPr>
-          <w:lang w:val="es-ES"/>
-        </w:rPr>
-        <w:t>doc</w:t>
-      </w:r>
-      <w:proofErr w:type="spellEnd"/>
-      <w:r>
-        <w:rPr>
-          <w:lang w:val="es-ES"/>
-        </w:rPr>
-        <w:t xml:space="preserve"> las estrategias seguidas y una reflexión sobre la sostenibilidad del proyecto. Y crear una wiki común del aula.</w:t>
-      </w:r>
-    </w:p>
-    <w:p>
-      <w:pPr>
-        <w:rPr>
-          <w:lang w:val="es-ES"/>
-        </w:rPr>
-      </w:pPr>
-      <w:r>
-        <w:rPr>
-          <w:lang w:val="es-ES"/>
-        </w:rPr>
-        <w:t>Recursos: https://docs.github.com/es/communities/documenting-your-project-with-wikis</w:t>
-      </w:r>
-    </w:p>
-    <w:p>
-      <w:pPr>
-        <w:rPr>
-          <w:lang w:val="es-ES"/>
-        </w:rPr>
-      </w:pPr>
-      <w:r>
-        <w:rPr>
-          <w:lang w:val="es-ES"/>
-        </w:rPr>
-        <w:t>Agrupamiento: Grupos</w:t>
-      </w:r>
-    </w:p>
-    <w:p>
-      <w:pPr>
-        <w:pStyle w:val="Ttulo3"/>
-        <w:rPr>
-          <w:lang w:val="es-ES"/>
-        </w:rPr>
-      </w:pPr>
-      <w:r>
-        <w:rPr>
-          <w:color w:val="218838"/>
-          <w:lang w:val="es-ES"/>
-        </w:rPr>
-        <w:t>Fase de Síntesis o Cierre: Compartir, evaluar y reflexionar sobre nuestros logros</w:t>
-      </w:r>
+        <w:t>liegue de una aplicación en la nube?</w:t>
+      </w:r>
+    </w:p>
+    <w:p>
+      <w:pPr>
+        <w:rPr>
+          <w:lang w:val="es-ES"/>
+        </w:rPr>
+      </w:pPr>
+      <w:r>
+        <w:rPr>
+          <w:lang w:val="es-ES"/>
+        </w:rPr>
+        <w:t>Actividad de desarrollo 2: Despliegue de una aplicación simple en nube comercial (AWS, Google Cloud,…).</w:t>
+      </w:r>
+    </w:p>
+    <w:p>
+      <w:pPr>
+        <w:rPr>
+          <w:lang w:val="es-ES"/>
+        </w:rPr>
+      </w:pPr>
+      <w:r>
+        <w:rPr>
+          <w:lang w:val="es-ES"/>
+        </w:rPr>
+        <w:t>Recursos: AWS EC2 o alternativa elegida, tutoriales.</w:t>
+      </w:r>
+    </w:p>
+    <w:p>
+      <w:pPr>
+        <w:rPr>
+          <w:lang w:val="es-ES"/>
+        </w:rPr>
+      </w:pPr>
+      <w:r>
+        <w:rPr>
+          <w:lang w:val="es-ES"/>
+        </w:rPr>
+        <w:t>Agrupamiento: Actividad práctica en grupos. Ofrecer que elijan</w:t>
+      </w:r>
+      <w:r>
+        <w:rPr>
+          <w:lang w:val="es-ES"/>
+        </w:rPr>
+        <w:t xml:space="preserve"> plataforma teniendo en cuenta la visión ecológica: tipo de energía que usa el proveedor, ubicación de los servidores…</w:t>
+      </w:r>
+    </w:p>
+    <w:p>
+      <w:pPr>
+        <w:rPr>
+          <w:lang w:val="es-ES"/>
+        </w:rPr>
+      </w:pPr>
     </w:p>
     <w:p>
       <w:pPr>
@@ -4589,6 +3855,161 @@
           <w:color w:val="0072BC"/>
           <w:lang w:val="es-ES"/>
         </w:rPr>
+        <w:t>¿Podemos optimizar nuestro consumo?</w:t>
+      </w:r>
+    </w:p>
+    <w:p>
+      <w:pPr>
+        <w:rPr>
+          <w:lang w:val="es-ES"/>
+        </w:rPr>
+      </w:pPr>
+      <w:r>
+        <w:rPr>
+          <w:lang w:val="es-ES"/>
+        </w:rPr>
+        <w:t>Actividad de desarrollo: Elección por grupos (no repetible) de: Optimización del código con patrones</w:t>
+      </w:r>
+      <w:r>
+        <w:rPr>
+          <w:lang w:val="es-ES"/>
+        </w:rPr>
+        <w:t xml:space="preserve"> eficientes, optimización en frontend mediante compresión y minimización de archivos y uso de formatos modernos para imágenes (webp), optimización de consultas sql, asincronía y paralelismo, herramientas de monitoreo, o cualquiera por ellos propuesto que s</w:t>
+      </w:r>
+      <w:r>
+        <w:rPr>
+          <w:lang w:val="es-ES"/>
+        </w:rPr>
+        <w:t>ea consistente.</w:t>
+      </w:r>
+    </w:p>
+    <w:p>
+      <w:pPr>
+        <w:rPr>
+          <w:lang w:val="es-ES"/>
+        </w:rPr>
+      </w:pPr>
+      <w:r>
+        <w:rPr>
+          <w:lang w:val="es-ES"/>
+        </w:rPr>
+        <w:t>Recursos: Deben ser ellos los que realicen la búsqueda de información según la elección y apliquen.</w:t>
+      </w:r>
+    </w:p>
+    <w:p>
+      <w:pPr>
+        <w:rPr>
+          <w:lang w:val="es-ES"/>
+        </w:rPr>
+      </w:pPr>
+      <w:r>
+        <w:rPr>
+          <w:lang w:val="es-ES"/>
+        </w:rPr>
+        <w:t>Agrupamiento: Grupos</w:t>
+      </w:r>
+    </w:p>
+    <w:p>
+      <w:pPr>
+        <w:rPr>
+          <w:lang w:val="es-ES"/>
+        </w:rPr>
+      </w:pPr>
+    </w:p>
+    <w:p>
+      <w:pPr>
+        <w:rPr>
+          <w:lang w:val="es-ES"/>
+        </w:rPr>
+      </w:pPr>
+      <w:r>
+        <w:rPr>
+          <w:b/>
+          <w:color w:val="0072BC"/>
+          <w:lang w:val="es-ES"/>
+        </w:rPr>
+        <w:t>Plásmalo</w:t>
+      </w:r>
+    </w:p>
+    <w:p>
+      <w:pPr>
+        <w:rPr>
+          <w:lang w:val="es-ES"/>
+        </w:rPr>
+      </w:pPr>
+      <w:r>
+        <w:rPr>
+          <w:lang w:val="es-ES"/>
+        </w:rPr>
+        <w:t>Actividad de desarrollo: Documentar en /doc</w:t>
+      </w:r>
+      <w:r>
+        <w:rPr>
+          <w:lang w:val="es-ES"/>
+        </w:rPr>
+        <w:t xml:space="preserve"> las estrategias seguidas y una reflexión sobre la sostenibilidad del proyecto. Y crear una wiki común del aula.</w:t>
+      </w:r>
+    </w:p>
+    <w:p>
+      <w:pPr>
+        <w:rPr>
+          <w:lang w:val="es-ES"/>
+        </w:rPr>
+      </w:pPr>
+      <w:r>
+        <w:rPr>
+          <w:lang w:val="es-ES"/>
+        </w:rPr>
+        <w:t>Recursos: https://docs.github.com/es/communities/documenting-your-project-with-wikis</w:t>
+      </w:r>
+    </w:p>
+    <w:p>
+      <w:pPr>
+        <w:rPr>
+          <w:lang w:val="es-ES"/>
+        </w:rPr>
+      </w:pPr>
+      <w:r>
+        <w:rPr>
+          <w:lang w:val="es-ES"/>
+        </w:rPr>
+        <w:t>Agrupamiento: Grupos</w:t>
+      </w:r>
+    </w:p>
+    <w:p>
+      <w:pPr>
+        <w:pStyle w:val="Ttulo3"/>
+        <w:rPr>
+          <w:lang w:val="es-ES"/>
+        </w:rPr>
+      </w:pPr>
+      <w:r>
+        <w:rPr>
+          <w:color w:val="218838"/>
+          <w:lang w:val="es-ES"/>
+        </w:rPr>
+        <w:t>Fase de Síntesis o Cierre: Compartir,</w:t>
+      </w:r>
+      <w:r>
+        <w:rPr>
+          <w:color w:val="218838"/>
+          <w:lang w:val="es-ES"/>
+        </w:rPr>
+        <w:t xml:space="preserve"> evaluar y reflexionar sobre nuestros logros</w:t>
+      </w:r>
+    </w:p>
+    <w:p>
+      <w:pPr>
+        <w:rPr>
+          <w:lang w:val="es-ES"/>
+        </w:rPr>
+      </w:pPr>
+      <w:r>
+        <w:rPr>
+          <w:b/>
+          <w:color w:val="0072BC"/>
+          <w:lang w:val="es-ES"/>
+        </w:rPr>
         <w:t>Presentación del producto final</w:t>
       </w:r>
     </w:p>
@@ -4615,7 +4036,13 @@
         <w:rPr>
           <w:lang w:val="es-ES"/>
         </w:rPr>
-        <w:t>Recursos: Computadoras, conexión a internet.</w:t>
+        <w:t>Recursos: Computadoras, conexión a interne</w:t>
+      </w:r>
+      <w:r>
+        <w:rPr>
+          <w:lang w:val="es-ES"/>
+        </w:rPr>
+        <w:t>t.</w:t>
       </w:r>
     </w:p>
     <w:p>
@@ -4702,11 +4129,9 @@
             <w:tcW w:w="1872" w:type="dxa"/>
           </w:tcPr>
           <w:p>
-            <w:proofErr w:type="spellStart"/>
             <w:r>
               <w:t>Criterios</w:t>
             </w:r>
-            <w:proofErr w:type="spellEnd"/>
           </w:p>
         </w:tc>
         <w:tc>
@@ -4717,13 +4142,8 @@
             <w:pPr>
               <w:cnfStyle w:val="100000000000" w:firstRow="1" w:lastRow="0" w:firstColumn="0" w:lastColumn="0" w:oddVBand="0" w:evenVBand="0" w:oddHBand="0" w:evenHBand="0" w:firstRowFirstColumn="0" w:firstRowLastColumn="0" w:lastRowFirstColumn="0" w:lastRowLastColumn="0"/>
             </w:pPr>
-            <w:proofErr w:type="spellStart"/>
             <w:r>
-              <w:t>Excelente</w:t>
-            </w:r>
-            <w:proofErr w:type="spellEnd"/>
-            <w:r>
-              <w:t xml:space="preserve"> (4)</w:t>
+              <w:t>Excelente (4)</w:t>
             </w:r>
           </w:p>
         </w:tc>
@@ -4748,13 +4168,8 @@
             <w:pPr>
               <w:cnfStyle w:val="100000000000" w:firstRow="1" w:lastRow="0" w:firstColumn="0" w:lastColumn="0" w:oddVBand="0" w:evenVBand="0" w:oddHBand="0" w:evenHBand="0" w:firstRowFirstColumn="0" w:firstRowLastColumn="0" w:lastRowFirstColumn="0" w:lastRowLastColumn="0"/>
             </w:pPr>
-            <w:proofErr w:type="spellStart"/>
             <w:r>
-              <w:t>Satisfactorio</w:t>
-            </w:r>
-            <w:proofErr w:type="spellEnd"/>
-            <w:r>
-              <w:t xml:space="preserve"> (2)</w:t>
+              <w:t>Satisfactorio (2)</w:t>
             </w:r>
           </w:p>
         </w:tc>
@@ -4766,13 +4181,8 @@
             <w:pPr>
               <w:cnfStyle w:val="100000000000" w:firstRow="1" w:lastRow="0" w:firstColumn="0" w:lastColumn="0" w:oddVBand="0" w:evenVBand="0" w:oddHBand="0" w:evenHBand="0" w:firstRowFirstColumn="0" w:firstRowLastColumn="0" w:lastRowFirstColumn="0" w:lastRowLastColumn="0"/>
             </w:pPr>
-            <w:proofErr w:type="spellStart"/>
             <w:r>
-              <w:t>Insuficiente</w:t>
-            </w:r>
-            <w:proofErr w:type="spellEnd"/>
-            <w:r>
-              <w:t xml:space="preserve"> (1)</w:t>
+              <w:t>Insuficiente (1)</w:t>
             </w:r>
           </w:p>
         </w:tc>
@@ -4815,42 +4225,14 @@
               <w:rPr>
                 <w:lang w:val="es-ES"/>
               </w:rPr>
-              <w:t xml:space="preserve">La aplicación se despliega correctamente en una plataforma </w:t>
-            </w:r>
-            <w:proofErr w:type="spellStart"/>
-            <w:r>
-              <w:rPr>
-                <w:lang w:val="es-ES"/>
-              </w:rPr>
-              <w:t>cloud</w:t>
-            </w:r>
-            <w:proofErr w:type="spellEnd"/>
-            <w:r>
-              <w:rPr>
-                <w:lang w:val="es-ES"/>
-              </w:rPr>
-              <w:t xml:space="preserve">. El pipeline CI/CD está bien </w:t>
+              <w:t xml:space="preserve">La aplicación se despliega correctamente en una plataforma cloud. El pipeline CI/CD está bien </w:t>
             </w:r>
             <w:r>
               <w:rPr>
                 <w:lang w:val="es-ES"/>
               </w:rPr>
               <w:lastRenderedPageBreak/>
-              <w:t xml:space="preserve">configurado y automatizado (uso de GitHub </w:t>
-            </w:r>
-            <w:proofErr w:type="spellStart"/>
-            <w:r>
-              <w:rPr>
-                <w:lang w:val="es-ES"/>
-              </w:rPr>
-              <w:t>Actions</w:t>
-            </w:r>
-            <w:proofErr w:type="spellEnd"/>
-            <w:r>
-              <w:rPr>
-                <w:lang w:val="es-ES"/>
-              </w:rPr>
-              <w:t xml:space="preserve"> o similar).</w:t>
+              <w:t>configurado y automatizado (uso de GitHub Actions o similar).</w:t>
             </w:r>
           </w:p>
         </w:tc>
@@ -4924,7 +4306,13 @@
                 <w:lang w:val="es-ES"/>
               </w:rPr>
               <w:lastRenderedPageBreak/>
-              <w:t>No hay despliegue funcional o el pipeline no existe o no se configura correctamente.</w:t>
+              <w:t>No hay despliegue funci</w:t>
+            </w:r>
+            <w:r>
+              <w:rPr>
+                <w:lang w:val="es-ES"/>
+              </w:rPr>
+              <w:t>onal o el pipeline no existe o no se configura correctamente.</w:t>
             </w:r>
           </w:p>
         </w:tc>
@@ -4939,27 +4327,10 @@
             <w:tcW w:w="1872" w:type="dxa"/>
           </w:tcPr>
           <w:p>
-            <w:proofErr w:type="spellStart"/>
             <w:r>
-              <w:t>Optimización</w:t>
+              <w:lastRenderedPageBreak/>
+              <w:t>Optimización ecológica del despliegue</w:t>
             </w:r>
-            <w:proofErr w:type="spellEnd"/>
-            <w:r>
-              <w:t xml:space="preserve"> </w:t>
-            </w:r>
-            <w:proofErr w:type="spellStart"/>
-            <w:r>
-              <w:t>ecológica</w:t>
-            </w:r>
-            <w:proofErr w:type="spellEnd"/>
-            <w:r>
-              <w:t xml:space="preserve"> del </w:t>
-            </w:r>
-            <w:proofErr w:type="spellStart"/>
-            <w:r>
-              <w:t>despliegue</w:t>
-            </w:r>
-            <w:proofErr w:type="spellEnd"/>
           </w:p>
         </w:tc>
         <w:tc>
@@ -4996,7 +4367,13 @@
               <w:rPr>
                 <w:lang w:val="es-ES"/>
               </w:rPr>
-              <w:t>Se han aplicado varias estrategias de optimización, aunque algunas no están bien justificadas.</w:t>
+              <w:t xml:space="preserve">Se han aplicado varias estrategias </w:t>
+            </w:r>
+            <w:r>
+              <w:rPr>
+                <w:lang w:val="es-ES"/>
+              </w:rPr>
+              <w:t>de optimización, aunque algunas no están bien justificadas.</w:t>
             </w:r>
           </w:p>
         </w:tc>
@@ -5034,7 +4411,13 @@
               <w:rPr>
                 <w:lang w:val="es-ES"/>
               </w:rPr>
-              <w:t>No se ha tenido en cuenta el impacto ecológico del despliegue o no se aplicaron acciones concretas.</w:t>
+              <w:t>No se ha tenido en cuenta el impacto ecológico del despliegue o no se aplicaron acciones concretas</w:t>
+            </w:r>
+            <w:r>
+              <w:rPr>
+                <w:lang w:val="es-ES"/>
+              </w:rPr>
+              <w:t>.</w:t>
             </w:r>
           </w:p>
         </w:tc>
@@ -5077,21 +4460,8 @@
               <w:t xml:space="preserve">Buen reparto de tareas, liderazgo compartido, comunicación fluida y gestión del tiempo. </w:t>
             </w:r>
             <w:r>
-              <w:t xml:space="preserve">Todos/as </w:t>
+              <w:t>Todos/as contribuyen y aprenden</w:t>
             </w:r>
-            <w:proofErr w:type="spellStart"/>
-            <w:r>
-              <w:t>contribuyen</w:t>
-            </w:r>
-            <w:proofErr w:type="spellEnd"/>
-            <w:r>
-              <w:t xml:space="preserve"> y </w:t>
-            </w:r>
-            <w:proofErr w:type="spellStart"/>
-            <w:r>
-              <w:t>aprenden</w:t>
-            </w:r>
-            <w:proofErr w:type="spellEnd"/>
           </w:p>
         </w:tc>
         <w:tc>
@@ -5109,7 +4479,13 @@
               <w:rPr>
                 <w:lang w:val="es-ES"/>
               </w:rPr>
-              <w:t>Buena colaboración con pequeños desequilibrios. Se organizaron bien y cumplieron con los plazos.</w:t>
+              <w:t xml:space="preserve">Buena colaboración con pequeños desequilibrios. Se organizaron bien y cumplieron con los </w:t>
+            </w:r>
+            <w:r>
+              <w:rPr>
+                <w:lang w:val="es-ES"/>
+              </w:rPr>
+              <w:t>plazos.</w:t>
             </w:r>
           </w:p>
         </w:tc>
@@ -5146,21 +4522,8 @@
               </w:rPr>
               <w:t xml:space="preserve">Poca o nula colaboración. Trabajo realizado de forma individual o mal coordinado. </w:t>
             </w:r>
-            <w:proofErr w:type="spellStart"/>
             <w:r>
-              <w:t>Problemas</w:t>
-            </w:r>
-            <w:proofErr w:type="spellEnd"/>
-            <w:r>
-              <w:t xml:space="preserve"> serios de </w:t>
-            </w:r>
-            <w:proofErr w:type="spellStart"/>
-            <w:r>
-              <w:t>comunicación</w:t>
-            </w:r>
-            <w:proofErr w:type="spellEnd"/>
-            <w:r>
-              <w:t>.</w:t>
+              <w:t>Problemas serios de comunicación.</w:t>
             </w:r>
           </w:p>
         </w:tc>
@@ -5184,7 +4547,13 @@
               <w:rPr>
                 <w:lang w:val="es-ES"/>
               </w:rPr>
-              <w:t>Documentación y presentación del proyecto</w:t>
+              <w:t xml:space="preserve">Documentación y presentación del </w:t>
+            </w:r>
+            <w:r>
+              <w:rPr>
+                <w:lang w:val="es-ES"/>
+              </w:rPr>
+              <w:t>proyecto</w:t>
             </w:r>
           </w:p>
         </w:tc>
@@ -5202,29 +4571,8 @@
               </w:rPr>
               <w:t xml:space="preserve">Presentación clara, técnica y bien argumentada. Se explican decisiones técnicas y ecológicas con propiedad. </w:t>
             </w:r>
-            <w:proofErr w:type="spellStart"/>
             <w:r>
-              <w:t>Documentación</w:t>
-            </w:r>
-            <w:proofErr w:type="spellEnd"/>
-            <w:r>
-              <w:t xml:space="preserve"> del </w:t>
-            </w:r>
-            <w:proofErr w:type="spellStart"/>
-            <w:r>
-              <w:t>proceso</w:t>
-            </w:r>
-            <w:proofErr w:type="spellEnd"/>
-            <w:r>
-              <w:t xml:space="preserve"> completa y </w:t>
-            </w:r>
-            <w:proofErr w:type="spellStart"/>
-            <w:r>
-              <w:t>útil</w:t>
-            </w:r>
-            <w:proofErr w:type="spellEnd"/>
-            <w:r>
-              <w:t>.</w:t>
+              <w:t>Documentación del proceso completa y útil.</w:t>
             </w:r>
           </w:p>
         </w:tc>
@@ -5242,37 +4590,11 @@
               </w:rPr>
               <w:t xml:space="preserve">La presentación es comprensible y cubre los aspectos esenciales. </w:t>
             </w:r>
-            <w:proofErr w:type="spellStart"/>
             <w:r>
-              <w:t>Documentación</w:t>
+              <w:t>Documentación suficiente pero m</w:t>
             </w:r>
-            <w:proofErr w:type="spellEnd"/>
             <w:r>
-              <w:t xml:space="preserve"> </w:t>
-            </w:r>
-            <w:proofErr w:type="spellStart"/>
-            <w:r>
-              <w:t>suficiente</w:t>
-            </w:r>
-            <w:proofErr w:type="spellEnd"/>
-            <w:r>
-              <w:t xml:space="preserve"> </w:t>
-            </w:r>
-            <w:proofErr w:type="spellStart"/>
-            <w:r>
-              <w:t>pero</w:t>
-            </w:r>
-            <w:proofErr w:type="spellEnd"/>
-            <w:r>
-              <w:t xml:space="preserve"> </w:t>
-            </w:r>
-            <w:proofErr w:type="spellStart"/>
-            <w:r>
-              <w:t>mejorable</w:t>
-            </w:r>
-            <w:proofErr w:type="spellEnd"/>
-            <w:r>
-              <w:t>.</w:t>
+              <w:t>ejorable.</w:t>
             </w:r>
           </w:p>
         </w:tc>
@@ -5325,27 +4647,9 @@
             <w:tcW w:w="1872" w:type="dxa"/>
           </w:tcPr>
           <w:p>
-            <w:proofErr w:type="spellStart"/>
             <w:r>
-              <w:t>Reflexión</w:t>
+              <w:t>Reflexión sobre sostenibilidad</w:t>
             </w:r>
-            <w:proofErr w:type="spellEnd"/>
-            <w:r>
-              <w:t xml:space="preserve"> </w:t>
-            </w:r>
-            <w:proofErr w:type="spellStart"/>
-            <w:r>
-              <w:t>sobre</w:t>
-            </w:r>
-            <w:proofErr w:type="spellEnd"/>
-            <w:r>
-              <w:t xml:space="preserve"> </w:t>
-            </w:r>
-            <w:proofErr w:type="spellStart"/>
-            <w:r>
-              <w:t>sostenibilidad</w:t>
-            </w:r>
-            <w:proofErr w:type="spellEnd"/>
           </w:p>
         </w:tc>
         <w:tc>
@@ -5360,67 +4664,10 @@
               <w:rPr>
                 <w:lang w:val="es-ES"/>
               </w:rPr>
-              <w:t xml:space="preserve">El equipo demostró conciencia ambiental, con reflexiones profundas y realistas sobre el impacto del </w:t>
+              <w:t xml:space="preserve">El equipo demostró conciencia ambiental, con reflexiones profundas y realistas sobre el impacto del cloud computing. </w:t>
             </w:r>
-            <w:proofErr w:type="spellStart"/>
             <w:r>
-              <w:rPr>
-                <w:lang w:val="es-ES"/>
-              </w:rPr>
-              <w:t>cloud</w:t>
-            </w:r>
-            <w:proofErr w:type="spellEnd"/>
-            <w:r>
-              <w:rPr>
-                <w:lang w:val="es-ES"/>
-              </w:rPr>
-              <w:t xml:space="preserve"> </w:t>
-            </w:r>
-            <w:proofErr w:type="spellStart"/>
-            <w:r>
-              <w:rPr>
-                <w:lang w:val="es-ES"/>
-              </w:rPr>
-              <w:t>computing</w:t>
-            </w:r>
-            <w:proofErr w:type="spellEnd"/>
-            <w:r>
-              <w:rPr>
-                <w:lang w:val="es-ES"/>
-              </w:rPr>
-              <w:t xml:space="preserve">. </w:t>
-            </w:r>
-            <w:proofErr w:type="spellStart"/>
-            <w:r>
-              <w:t>Propusieron</w:t>
-            </w:r>
-            <w:proofErr w:type="spellEnd"/>
-            <w:r>
-              <w:t xml:space="preserve"> </w:t>
-            </w:r>
-            <w:proofErr w:type="spellStart"/>
-            <w:r>
-              <w:t>mejoras</w:t>
-            </w:r>
-            <w:proofErr w:type="spellEnd"/>
-            <w:r>
-              <w:t xml:space="preserve"> para </w:t>
-            </w:r>
-            <w:proofErr w:type="spellStart"/>
-            <w:r>
-              <w:t>el</w:t>
-            </w:r>
-            <w:proofErr w:type="spellEnd"/>
-            <w:r>
-              <w:t xml:space="preserve"> </w:t>
-            </w:r>
-            <w:proofErr w:type="spellStart"/>
-            <w:r>
-              <w:t>futuro</w:t>
-            </w:r>
-            <w:proofErr w:type="spellEnd"/>
-            <w:r>
-              <w:t>.</w:t>
+              <w:t>Propusieron mejoras para el futuro.</w:t>
             </w:r>
           </w:p>
         </w:tc>
@@ -5438,29 +4685,8 @@
               </w:rPr>
               <w:t xml:space="preserve">Se abordó el impacto ecológico de forma reflexiva y con argumentos. </w:t>
             </w:r>
-            <w:proofErr w:type="spellStart"/>
             <w:r>
-              <w:t>Reconocen</w:t>
-            </w:r>
-            <w:proofErr w:type="spellEnd"/>
-            <w:r>
-              <w:t xml:space="preserve"> </w:t>
-            </w:r>
-            <w:proofErr w:type="spellStart"/>
-            <w:r>
-              <w:t>aspectos</w:t>
-            </w:r>
-            <w:proofErr w:type="spellEnd"/>
-            <w:r>
-              <w:t xml:space="preserve"> a </w:t>
-            </w:r>
-            <w:proofErr w:type="spellStart"/>
-            <w:r>
-              <w:t>mejorar</w:t>
-            </w:r>
-            <w:proofErr w:type="spellEnd"/>
-            <w:r>
-              <w:t>.</w:t>
+              <w:t>Reconocen aspectos a mejorar.</w:t>
             </w:r>
           </w:p>
         </w:tc>
@@ -5479,7 +4705,13 @@
               <w:rPr>
                 <w:lang w:val="es-ES"/>
               </w:rPr>
-              <w:t>Reflexión superficial o limitada al cumplimiento mínimo. Poca profundidad en el análisis.</w:t>
+              <w:t>Refle</w:t>
+            </w:r>
+            <w:r>
+              <w:rPr>
+                <w:lang w:val="es-ES"/>
+              </w:rPr>
+              <w:t>xión superficial o limitada al cumplimiento mínimo. Poca profundidad en el análisis.</w:t>
             </w:r>
           </w:p>
         </w:tc>
@@ -5530,20 +4762,32 @@
         <w:rPr>
           <w:lang w:val="es-ES"/>
         </w:rPr>
-        <w:t>La autoevaluación y coevaluación serán parte fundamental del proceso, permitiendo que nuestro alumnado reflexione sobre su propio aprendizaje, el trabajo en equipo y el impacto de sus decisiones en la sostenibilidad del despliegue en la nube.</w:t>
-      </w:r>
-    </w:p>
-    <w:p>
-      <w:pPr>
-        <w:rPr>
-          <w:lang w:val="es-ES"/>
-        </w:rPr>
-      </w:pPr>
-      <w:r>
-        <w:rPr>
-          <w:lang w:val="es-ES"/>
-        </w:rPr>
-        <w:t>Para ello, se utilizarán formularios en línea y rúbricas específicas que facilitarán la recogida y el análisis de datos sobre la calidad técnica, la colaboración y la conciencia ambiental demostrada durante la unidad.</w:t>
+        <w:t>La autoevaluación y coevaluación serán parte fundamental del proceso, permit</w:t>
+      </w:r>
+      <w:r>
+        <w:rPr>
+          <w:lang w:val="es-ES"/>
+        </w:rPr>
+        <w:t>iendo que nuestro alumnado reflexione sobre su propio aprendizaje, el trabajo en equipo y el impacto de sus decisiones en la sostenibilidad del despliegue en la nube.</w:t>
+      </w:r>
+    </w:p>
+    <w:p>
+      <w:pPr>
+        <w:rPr>
+          <w:lang w:val="es-ES"/>
+        </w:rPr>
+      </w:pPr>
+      <w:r>
+        <w:rPr>
+          <w:lang w:val="es-ES"/>
+        </w:rPr>
+        <w:t>Para ello, se utilizarán formularios en línea y rúbricas específicas que facilitarán la r</w:t>
+      </w:r>
+      <w:r>
+        <w:rPr>
+          <w:lang w:val="es-ES"/>
+        </w:rPr>
+        <w:t>ecogida y el análisis de datos sobre la calidad técnica, la colaboración y la conciencia ambiental demostrada durante la unidad.</w:t>
       </w:r>
     </w:p>
     <w:p>
@@ -5594,142 +4838,72 @@
       <w:pPr>
         <w:pStyle w:val="Ttulo3"/>
       </w:pPr>
-      <w:proofErr w:type="spellStart"/>
       <w:r>
         <w:rPr>
           <w:color w:val="218838"/>
         </w:rPr>
-        <w:t>Identificación</w:t>
-      </w:r>
-      <w:proofErr w:type="spellEnd"/>
+        <w:t>Identificación básica</w:t>
+      </w:r>
+    </w:p>
+    <w:p>
+      <w:pPr>
+        <w:pStyle w:val="Listaconvietas"/>
+      </w:pPr>
+      <w:r>
+        <w:t>Título: Defenderse o morir</w:t>
+      </w:r>
+    </w:p>
+    <w:p>
+      <w:pPr>
+        <w:pStyle w:val="Listaconvietas"/>
+        <w:rPr>
+          <w:lang w:val="es-ES"/>
+        </w:rPr>
+      </w:pPr>
+      <w:r>
+        <w:rPr>
+          <w:lang w:val="es-ES"/>
+        </w:rPr>
+        <w:t>Materia: Despliegue de aplicaciones web de DAW</w:t>
+      </w:r>
+    </w:p>
+    <w:p>
+      <w:pPr>
+        <w:pStyle w:val="Listaconvietas"/>
+      </w:pPr>
+      <w:r>
+        <w:t>Curso: 2º</w:t>
+      </w:r>
+    </w:p>
+    <w:p>
+      <w:pPr>
+        <w:pStyle w:val="Listaconvietas"/>
+      </w:pPr>
+      <w:r>
+        <w:t>Temporalización: 12 horas lectivas (3 semanas)</w:t>
+      </w:r>
+    </w:p>
+    <w:p>
+      <w:pPr>
+        <w:pStyle w:val="Ttulo2"/>
+      </w:pPr>
+      <w:r>
+        <w:rPr>
+          <w:color w:val="0072BC"/>
+        </w:rPr>
+        <w:t>2. Justificación</w:t>
+      </w:r>
+    </w:p>
+    <w:p>
+      <w:pPr>
+        <w:pStyle w:val="Ttulo3"/>
+      </w:pPr>
       <w:r>
         <w:rPr>
           <w:color w:val="218838"/>
         </w:rPr>
-        <w:t xml:space="preserve"> </w:t>
-      </w:r>
-      <w:proofErr w:type="spellStart"/>
-      <w:r>
-        <w:rPr>
-          <w:color w:val="218838"/>
-        </w:rPr>
-        <w:t>básica</w:t>
-      </w:r>
-      <w:proofErr w:type="spellEnd"/>
-    </w:p>
-    <w:p>
-      <w:pPr>
-        <w:pStyle w:val="Listaconvietas"/>
-      </w:pPr>
-      <w:proofErr w:type="spellStart"/>
-      <w:r>
-        <w:t>Título</w:t>
-      </w:r>
-      <w:proofErr w:type="spellEnd"/>
-      <w:r>
-        <w:t xml:space="preserve">: </w:t>
-      </w:r>
-      <w:proofErr w:type="spellStart"/>
-      <w:r>
-        <w:t>Defenderse</w:t>
-      </w:r>
-      <w:proofErr w:type="spellEnd"/>
-      <w:r>
-        <w:t xml:space="preserve"> o </w:t>
-      </w:r>
-      <w:proofErr w:type="spellStart"/>
-      <w:r>
-        <w:t>morir</w:t>
-      </w:r>
-      <w:proofErr w:type="spellEnd"/>
-    </w:p>
-    <w:p>
-      <w:pPr>
-        <w:pStyle w:val="Listaconvietas"/>
-        <w:rPr>
-          <w:lang w:val="es-ES"/>
-        </w:rPr>
-      </w:pPr>
-      <w:r>
-        <w:rPr>
-          <w:lang w:val="es-ES"/>
-        </w:rPr>
-        <w:t>Materia: Despliegue de aplicaciones web de DAW</w:t>
-      </w:r>
-    </w:p>
-    <w:p>
-      <w:pPr>
-        <w:pStyle w:val="Listaconvietas"/>
-      </w:pPr>
-      <w:proofErr w:type="spellStart"/>
-      <w:r>
-        <w:t>Curso</w:t>
-      </w:r>
-      <w:proofErr w:type="spellEnd"/>
-      <w:r>
-        <w:t>: 2º</w:t>
-      </w:r>
-    </w:p>
-    <w:p>
-      <w:pPr>
-        <w:pStyle w:val="Listaconvietas"/>
-      </w:pPr>
-      <w:proofErr w:type="spellStart"/>
-      <w:r>
-        <w:t>Temporalización</w:t>
-      </w:r>
-      <w:proofErr w:type="spellEnd"/>
-      <w:r>
-        <w:t xml:space="preserve">: 12 horas </w:t>
-      </w:r>
-      <w:proofErr w:type="spellStart"/>
-      <w:r>
-        <w:t>lectivas</w:t>
-      </w:r>
-      <w:proofErr w:type="spellEnd"/>
-      <w:r>
-        <w:t xml:space="preserve"> (3 </w:t>
-      </w:r>
-      <w:proofErr w:type="spellStart"/>
-      <w:r>
-        <w:t>semanas</w:t>
-      </w:r>
-      <w:proofErr w:type="spellEnd"/>
-      <w:r>
-        <w:t>)</w:t>
-      </w:r>
-    </w:p>
-    <w:p>
-      <w:pPr>
-        <w:pStyle w:val="Ttulo2"/>
-      </w:pPr>
-      <w:r>
-        <w:rPr>
-          <w:color w:val="0072BC"/>
-        </w:rPr>
-        <w:t xml:space="preserve">2. </w:t>
-      </w:r>
-      <w:proofErr w:type="spellStart"/>
-      <w:r>
-        <w:rPr>
-          <w:color w:val="0072BC"/>
-        </w:rPr>
-        <w:t>Justificación</w:t>
-      </w:r>
-      <w:proofErr w:type="spellEnd"/>
-    </w:p>
-    <w:p>
-      <w:pPr>
-        <w:pStyle w:val="Ttulo3"/>
-      </w:pPr>
-      <w:proofErr w:type="spellStart"/>
-      <w:r>
-        <w:rPr>
-          <w:color w:val="218838"/>
-        </w:rPr>
         <w:t>Motivación</w:t>
       </w:r>
-      <w:proofErr w:type="spellEnd"/>
     </w:p>
     <w:p>
       <w:pPr>
@@ -5755,93 +4929,120 @@
           <w:b/>
           <w:lang w:val="es-ES"/>
         </w:rPr>
-        <w:t>Los ataques no solo son llevados a cabo por delincuentes comunes, sino también por actores estatales que pueden utilizar la ciberdelincuencia como una herramienta de guerra económica, espionaje o sabotaje.</w:t>
-      </w:r>
-      <w:r>
-        <w:rPr>
-          <w:lang w:val="es-ES"/>
-        </w:rPr>
-        <w:t xml:space="preserve"> Este contexto convierte la seguridad en un factor determinante para la supervivencia de cualquier organización en el entorno digital.</w:t>
-      </w:r>
-    </w:p>
-    <w:p>
-      <w:pPr>
-        <w:rPr>
-          <w:lang w:val="es-ES"/>
-        </w:rPr>
-      </w:pPr>
-      <w:r>
-        <w:rPr>
-          <w:lang w:val="es-ES"/>
-        </w:rPr>
-        <w:t>En este escenario, la vulneración de una aplicación web, por pequeña que sea, puede tener consecuencias devastadoras. Desde la filtración de datos sensibles de usuarios hasta la paralización completa de operaciones empresariales, las pérdidas pueden ser irreparables. No solo en términos financieros, sino también en términos de reputación, confianza del cliente y, en algunos casos, el cese total de la actividad empresarial. Un ataque exitoso puede poner en jaque a toda una organización, y en situaciones extremas, incluso puede ser la causa de su cierre definitivo.</w:t>
-      </w:r>
-    </w:p>
-    <w:p>
-      <w:pPr>
-        <w:rPr>
-          <w:lang w:val="es-ES"/>
-        </w:rPr>
-      </w:pPr>
-      <w:r>
-        <w:rPr>
-          <w:lang w:val="es-ES"/>
-        </w:rPr>
-        <w:t>Los ciberataques han escalado tanto que las grandes empresas ya no son las únicas en riesgo. Las pequeñas y medianas empresas también están siendo atacadas, a menudo con consecuencias aún más graves, ya que carecen de los recursos necesarios para implementar medidas de seguridad robustas. Esto resalta la importancia de formar en las mejores prácticas de seguridad para que puedan defenderse de los ataques y mitigar sus efectos.</w:t>
-      </w:r>
-    </w:p>
-    <w:p>
-      <w:pPr>
-        <w:rPr>
-          <w:lang w:val="es-ES"/>
-        </w:rPr>
-      </w:pPr>
-      <w:r>
-        <w:rPr>
-          <w:lang w:val="es-ES"/>
-        </w:rPr>
-        <w:t xml:space="preserve">En el contexto actual, la ciberseguridad no solo se considera una competencia técnica, sino también un aspecto estratégico vital. La defensa activa contra </w:t>
-      </w:r>
-      <w:proofErr w:type="spellStart"/>
-      <w:r>
-        <w:rPr>
-          <w:lang w:val="es-ES"/>
-        </w:rPr>
-        <w:t>ciberamenazas</w:t>
-      </w:r>
-      <w:proofErr w:type="spellEnd"/>
-      <w:r>
-        <w:rPr>
-          <w:lang w:val="es-ES"/>
-        </w:rPr>
-        <w:t xml:space="preserve"> debe ser vista como una prioridad para cualquier negocio que opere en la web. En este sentido, el objetivo de esta unidad es proporcionar a los/as estudiantes no solo las herramientas y técnicas necesarias para proteger aplicaciones web, sino también una comprensión profunda de las consecuencias de no tener una estrategia de seguridad adecuada.</w:t>
-      </w:r>
-    </w:p>
-    <w:p>
-      <w:pPr>
-        <w:rPr>
-          <w:lang w:val="es-ES"/>
-        </w:rPr>
-      </w:pPr>
-      <w:r>
-        <w:rPr>
-          <w:lang w:val="es-ES"/>
-        </w:rPr>
-        <w:t xml:space="preserve">Esta unidad </w:t>
-      </w:r>
-      <w:proofErr w:type="gramStart"/>
-      <w:r>
-        <w:rPr>
-          <w:lang w:val="es-ES"/>
-        </w:rPr>
-        <w:t>se enmarca dentro de</w:t>
-      </w:r>
-      <w:proofErr w:type="gramEnd"/>
-      <w:r>
-        <w:rPr>
-          <w:lang w:val="es-ES"/>
-        </w:rPr>
-        <w:t xml:space="preserve"> la legislación vigente, como la Ley Orgánica 5/2002 sobre Cualificaciones y Formación Profesional, y los Real Decreto 1128/2003 y 1087/2005, que regulan el Catálogo Nacional de Cualificaciones Profesionales y los módulos formativos. De esta manera, se </w:t>
+        <w:t>Los ataques no solo son llevados a cabo por delincuentes comunes, sino</w:t>
+      </w:r>
+      <w:r>
+        <w:rPr>
+          <w:b/>
+          <w:lang w:val="es-ES"/>
+        </w:rPr>
+        <w:t xml:space="preserve"> también por actores estatales que pueden utilizar la ciberdelincuencia como una herramienta de guerra económica, espionaje o sabotaje.</w:t>
+      </w:r>
+      <w:r>
+        <w:rPr>
+          <w:lang w:val="es-ES"/>
+        </w:rPr>
+        <w:t xml:space="preserve"> Este contexto convierte la seguridad en un factor determinante para la supervivencia de cualquier organización en el ent</w:t>
+      </w:r>
+      <w:r>
+        <w:rPr>
+          <w:lang w:val="es-ES"/>
+        </w:rPr>
+        <w:t>orno digital.</w:t>
+      </w:r>
+    </w:p>
+    <w:p>
+      <w:pPr>
+        <w:rPr>
+          <w:lang w:val="es-ES"/>
+        </w:rPr>
+      </w:pPr>
+      <w:r>
+        <w:rPr>
+          <w:lang w:val="es-ES"/>
+        </w:rPr>
+        <w:t>En este escenario, la vulneración de una aplicación web, por pequeña que sea, puede tener consecuencias devastadoras. Desde la filtración de datos sensibles de usuarios hasta la paralización completa de operaciones empresariales, las pérdidas</w:t>
+      </w:r>
+      <w:r>
+        <w:rPr>
+          <w:lang w:val="es-ES"/>
+        </w:rPr>
+        <w:t xml:space="preserve"> pueden ser irreparables. No solo en términos financieros, sino también en términos de reputación, confianza del cliente y, en algunos casos, el cese total de la actividad empresarial. Un ataque exitoso puede poner en jaque a toda una organización, y en si</w:t>
+      </w:r>
+      <w:r>
+        <w:rPr>
+          <w:lang w:val="es-ES"/>
+        </w:rPr>
+        <w:t>tuaciones extremas, incluso puede ser la causa de su cierre definitivo.</w:t>
+      </w:r>
+    </w:p>
+    <w:p>
+      <w:pPr>
+        <w:rPr>
+          <w:lang w:val="es-ES"/>
+        </w:rPr>
+      </w:pPr>
+      <w:r>
+        <w:rPr>
+          <w:lang w:val="es-ES"/>
+        </w:rPr>
+        <w:t xml:space="preserve">Los ciberataques han escalado tanto que las grandes empresas ya no son las únicas en riesgo. Las pequeñas y medianas empresas también están siendo atacadas, a menudo con consecuencias </w:t>
+      </w:r>
+      <w:r>
+        <w:rPr>
+          <w:lang w:val="es-ES"/>
+        </w:rPr>
+        <w:t>aún más graves, ya que carecen de los recursos necesarios para implementar medidas de seguridad robustas. Esto resalta la importancia de formar en las mejores prácticas de seguridad para que puedan defenderse de los ataques y mitigar sus efectos.</w:t>
+      </w:r>
+    </w:p>
+    <w:p>
+      <w:pPr>
+        <w:rPr>
+          <w:lang w:val="es-ES"/>
+        </w:rPr>
+      </w:pPr>
+      <w:r>
+        <w:rPr>
+          <w:lang w:val="es-ES"/>
+        </w:rPr>
+        <w:t>En el con</w:t>
+      </w:r>
+      <w:r>
+        <w:rPr>
+          <w:lang w:val="es-ES"/>
+        </w:rPr>
+        <w:t>texto actual, la ciberseguridad no solo se considera una competencia técnica, sino también un aspecto estratégico vital. La defensa activa contra ciberamenazas debe ser vista como una prioridad para cualquier negocio que opere en la web. En este sentido, e</w:t>
+      </w:r>
+      <w:r>
+        <w:rPr>
+          <w:lang w:val="es-ES"/>
+        </w:rPr>
+        <w:t>l objetivo de esta unidad es proporcionar a los/as estudiantes no solo las herramientas y técnicas necesarias para proteger aplicaciones web, sino también una comprensión profunda de las consecuencias de no tener una estrategia de seguridad adecuada.</w:t>
+      </w:r>
+    </w:p>
+    <w:p>
+      <w:pPr>
+        <w:rPr>
+          <w:lang w:val="es-ES"/>
+        </w:rPr>
+      </w:pPr>
+      <w:r>
+        <w:rPr>
+          <w:lang w:val="es-ES"/>
+        </w:rPr>
+        <w:t xml:space="preserve">Esta </w:t>
+      </w:r>
+      <w:r>
+        <w:rPr>
+          <w:lang w:val="es-ES"/>
+        </w:rPr>
+        <w:t>unidad se enmarca dentro de la legislación vigente, como la Ley Orgánica 5/2002 sobre Cualificaciones y Formación Profesional, y los Real Decreto 1128/2003 y 1087/2005, que regulan el Catálogo Nacional de Cualificaciones Profesionales y los módulos formati</w:t>
+      </w:r>
+      <w:r>
+        <w:rPr>
+          <w:lang w:val="es-ES"/>
+        </w:rPr>
+        <w:t xml:space="preserve">vos. De esta manera, se </w:t>
       </w:r>
       <w:r>
         <w:rPr>
@@ -5861,49 +5062,150 @@
         <w:rPr>
           <w:lang w:val="es-ES"/>
         </w:rPr>
-        <w:t>La importancia de esta formación se acentúa cuando se considera el creciente número de incidentes de seguridad en todo el mundo. Los actores estatales, por ejemplo, están cada vez más involucrados en ciberataques dirigidos a empresas privadas, gobiernos e infraestructuras críticas. Estos ataques pueden estar motivados por intereses políticos, económicos o militares, y pueden poner en riesgo la estabilidad de sectores clave de la economía global. Frente a este panorama, el alumnado debe ser consciente no solo de las amenazas tradicionales, sino también de la complejidad y la amplitud de los actores que están involucrados en la ciberdelincuencia actual.</w:t>
+        <w:t>La importancia de esta formación se acentúa cuando se considera el creciente número d</w:t>
+      </w:r>
+      <w:r>
+        <w:rPr>
+          <w:lang w:val="es-ES"/>
+        </w:rPr>
+        <w:t>e incidentes de seguridad en todo el mundo. Los actores estatales, por ejemplo, están cada vez más involucrados en ciberataques dirigidos a empresas privadas, gobiernos e infraestructuras críticas. Estos ataques pueden estar motivados por intereses polític</w:t>
+      </w:r>
+      <w:r>
+        <w:rPr>
+          <w:lang w:val="es-ES"/>
+        </w:rPr>
+        <w:t xml:space="preserve">os, económicos o militares, y pueden poner en riesgo la estabilidad de sectores clave de la economía global. Frente a este panorama, el alumnado debe ser consciente no solo de las amenazas tradicionales, sino también de la complejidad y la amplitud de los </w:t>
+      </w:r>
+      <w:r>
+        <w:rPr>
+          <w:lang w:val="es-ES"/>
+        </w:rPr>
+        <w:t>actores que están involucrados en la ciberdelincuencia actual.</w:t>
       </w:r>
     </w:p>
     <w:p>
       <w:pPr>
         <w:pStyle w:val="Ttulo3"/>
       </w:pPr>
-      <w:proofErr w:type="spellStart"/>
       <w:r>
         <w:rPr>
           <w:color w:val="218838"/>
         </w:rPr>
-        <w:t>Competencias</w:t>
-      </w:r>
-      <w:proofErr w:type="spellEnd"/>
+        <w:t>Competencias profesionales relacionadas</w:t>
+      </w:r>
+    </w:p>
+    <w:p>
+      <w:pPr>
+        <w:pStyle w:val="Listaconvietas"/>
+        <w:rPr>
+          <w:lang w:val="es-ES"/>
+        </w:rPr>
+      </w:pPr>
+      <w:r>
+        <w:rPr>
+          <w:lang w:val="es-ES"/>
+        </w:rPr>
+        <w:t>b) Aplicar técnicas y procedimientos relacionados con la seguridad en sistemas, servicios y aplicaciones, cumpliendo el plan de seguridad.</w:t>
+      </w:r>
+    </w:p>
+    <w:p>
+      <w:pPr>
+        <w:pStyle w:val="Listaconvietas"/>
+        <w:rPr>
+          <w:lang w:val="es-ES"/>
+        </w:rPr>
+      </w:pPr>
+      <w:r>
+        <w:rPr>
+          <w:lang w:val="es-ES"/>
+        </w:rPr>
+        <w:t>2.2.a) Configu</w:t>
+      </w:r>
+      <w:r>
+        <w:rPr>
+          <w:lang w:val="es-ES"/>
+        </w:rPr>
+        <w:t>rar y explotar sistemas informáticos, adaptando la configuración lógica del sistema según las necesidades de uso y los criterios establecidos.</w:t>
+      </w:r>
+    </w:p>
+    <w:p>
+      <w:pPr>
+        <w:pStyle w:val="Listaconvietas"/>
+        <w:rPr>
+          <w:lang w:val="es-ES"/>
+        </w:rPr>
+      </w:pPr>
+      <w:r>
+        <w:rPr>
+          <w:lang w:val="es-ES"/>
+        </w:rPr>
+        <w:t>j) Desarrollar e integrar componentes software en el entorno del servidor web, empleando herramientas y lenguajes</w:t>
+      </w:r>
+      <w:r>
+        <w:rPr>
+          <w:lang w:val="es-ES"/>
+        </w:rPr>
+        <w:t xml:space="preserve"> específicos, para cumplir las especificaciones de la aplicación.</w:t>
+      </w:r>
+    </w:p>
+    <w:p>
+      <w:pPr>
+        <w:pStyle w:val="Listaconvietas"/>
+        <w:rPr>
+          <w:lang w:val="es-ES"/>
+        </w:rPr>
+      </w:pPr>
+      <w:r>
+        <w:rPr>
+          <w:lang w:val="es-ES"/>
+        </w:rPr>
+        <w:t>k) Desarrollar servicios para integrar sus funciones en otras aplicaciones web, asegurando su funcionalidad.</w:t>
+      </w:r>
+    </w:p>
+    <w:p>
+      <w:pPr>
+        <w:pStyle w:val="Listaconvietas"/>
+        <w:rPr>
+          <w:lang w:val="es-ES"/>
+        </w:rPr>
+      </w:pPr>
+      <w:r>
+        <w:rPr>
+          <w:lang w:val="es-ES"/>
+        </w:rPr>
+        <w:t>e) Desarrollar aplicaciones web con acceso a bases de datos utilizando lenguajes,</w:t>
+      </w:r>
+      <w:r>
+        <w:rPr>
+          <w:lang w:val="es-ES"/>
+        </w:rPr>
+        <w:t xml:space="preserve"> objetos de acceso y herramientas de mapeo adecuados a las especificaciones.</w:t>
+      </w:r>
+    </w:p>
+    <w:p>
+      <w:pPr>
+        <w:pStyle w:val="Listaconvietas"/>
+        <w:rPr>
+          <w:lang w:val="es-ES"/>
+        </w:rPr>
+      </w:pPr>
+      <w:r>
+        <w:rPr>
+          <w:lang w:val="es-ES"/>
+        </w:rPr>
+        <w:t>c) Gestionar servidores de aplicaciones adaptando su configuración en cada caso para permitir el despliegue de aplicaciones web.</w:t>
+      </w:r>
+    </w:p>
+    <w:p>
+      <w:pPr>
+        <w:pStyle w:val="Ttulo3"/>
+      </w:pPr>
       <w:r>
         <w:rPr>
           <w:color w:val="218838"/>
         </w:rPr>
-        <w:t xml:space="preserve"> </w:t>
-      </w:r>
-      <w:proofErr w:type="spellStart"/>
-      <w:r>
-        <w:rPr>
-          <w:color w:val="218838"/>
-        </w:rPr>
-        <w:t>profesionales</w:t>
-      </w:r>
-      <w:proofErr w:type="spellEnd"/>
-      <w:r>
-        <w:rPr>
-          <w:color w:val="218838"/>
-        </w:rPr>
-        <w:t xml:space="preserve"> </w:t>
-      </w:r>
-      <w:proofErr w:type="spellStart"/>
-      <w:r>
-        <w:rPr>
-          <w:color w:val="218838"/>
-        </w:rPr>
-        <w:t>relacionadas</w:t>
-      </w:r>
-      <w:proofErr w:type="spellEnd"/>
+        <w:t>Marco legal</w:t>
+      </w:r>
     </w:p>
     <w:p>
       <w:pPr>
@@ -5916,118 +5218,21 @@
         <w:rPr>
           <w:lang w:val="es-ES"/>
         </w:rPr>
-        <w:t>b) Aplicar técnicas y procedimientos relacionados con la seguridad en sistemas, servicios y aplicaciones, cumpliendo el plan de seguridad.</w:t>
+        <w:t>Ley Orgánica 5/2002 sobre Cualificacio</w:t>
+      </w:r>
+      <w:r>
+        <w:rPr>
+          <w:lang w:val="es-ES"/>
+        </w:rPr>
+        <w:t>nes y Formación Profesional</w:t>
       </w:r>
     </w:p>
     <w:p>
       <w:pPr>
         <w:pStyle w:val="Listaconvietas"/>
-        <w:rPr>
-          <w:lang w:val="es-ES"/>
-        </w:rPr>
-      </w:pPr>
-      <w:r>
-        <w:rPr>
-          <w:lang w:val="es-ES"/>
-        </w:rPr>
-        <w:t>2.2.a) Configurar y explotar sistemas informáticos, adaptando la configuración lógica del sistema según las necesidades de uso y los criterios establecidos.</w:t>
-      </w:r>
-    </w:p>
-    <w:p>
-      <w:pPr>
-        <w:pStyle w:val="Listaconvietas"/>
-        <w:rPr>
-          <w:lang w:val="es-ES"/>
-        </w:rPr>
-      </w:pPr>
-      <w:r>
-        <w:rPr>
-          <w:lang w:val="es-ES"/>
-        </w:rPr>
-        <w:t>j) Desarrollar e integrar componentes software en el entorno del servidor web, empleando herramientas y lenguajes específicos, para cumplir las especificaciones de la aplicación.</w:t>
-      </w:r>
-    </w:p>
-    <w:p>
-      <w:pPr>
-        <w:pStyle w:val="Listaconvietas"/>
-        <w:rPr>
-          <w:lang w:val="es-ES"/>
-        </w:rPr>
-      </w:pPr>
-      <w:r>
-        <w:rPr>
-          <w:lang w:val="es-ES"/>
-        </w:rPr>
-        <w:t>k) Desarrollar servicios para integrar sus funciones en otras aplicaciones web, asegurando su funcionalidad.</w:t>
-      </w:r>
-    </w:p>
-    <w:p>
-      <w:pPr>
-        <w:pStyle w:val="Listaconvietas"/>
-        <w:rPr>
-          <w:lang w:val="es-ES"/>
-        </w:rPr>
-      </w:pPr>
-      <w:r>
-        <w:rPr>
-          <w:lang w:val="es-ES"/>
-        </w:rPr>
-        <w:t>e) Desarrollar aplicaciones web con acceso a bases de datos utilizando lenguajes, objetos de acceso y herramientas de mapeo adecuados a las especificaciones.</w:t>
-      </w:r>
-    </w:p>
-    <w:p>
-      <w:pPr>
-        <w:pStyle w:val="Listaconvietas"/>
-        <w:rPr>
-          <w:lang w:val="es-ES"/>
-        </w:rPr>
-      </w:pPr>
-      <w:r>
-        <w:rPr>
-          <w:lang w:val="es-ES"/>
-        </w:rPr>
-        <w:t>c) Gestionar servidores de aplicaciones adaptando su configuración en cada caso para permitir el despliegue de aplicaciones web.</w:t>
-      </w:r>
-    </w:p>
-    <w:p>
-      <w:pPr>
-        <w:pStyle w:val="Ttulo3"/>
-      </w:pPr>
-      <w:r>
-        <w:rPr>
-          <w:color w:val="218838"/>
-        </w:rPr>
-        <w:t>Marco legal</w:t>
-      </w:r>
-    </w:p>
-    <w:p>
-      <w:pPr>
-        <w:pStyle w:val="Listaconvietas"/>
-        <w:rPr>
-          <w:lang w:val="es-ES"/>
-        </w:rPr>
-      </w:pPr>
-      <w:r>
-        <w:rPr>
-          <w:lang w:val="es-ES"/>
-        </w:rPr>
-        <w:t>Ley Orgánica 5/2002 sobre Cualificaciones y Formación Profesional</w:t>
-      </w:r>
-    </w:p>
-    <w:p>
-      <w:pPr>
-        <w:pStyle w:val="Listaconvietas"/>
-      </w:pPr>
-      <w:r>
-        <w:t xml:space="preserve">Real </w:t>
-      </w:r>
-      <w:proofErr w:type="spellStart"/>
-      <w:r>
-        <w:t>Decreto</w:t>
-      </w:r>
-      <w:proofErr w:type="spellEnd"/>
-      <w:r>
-        <w:t xml:space="preserve"> 1128/2003 y 1087/2005</w:t>
+      </w:pPr>
+      <w:r>
+        <w:t>Real Decreto 1128/2003 y 1087/2005</w:t>
       </w:r>
     </w:p>
     <w:p>
@@ -6041,21 +5246,7 @@
         <w:rPr>
           <w:color w:val="0072BC"/>
         </w:rPr>
-        <w:t xml:space="preserve">3. </w:t>
-      </w:r>
-      <w:proofErr w:type="spellStart"/>
-      <w:r>
-        <w:rPr>
-          <w:color w:val="0072BC"/>
-        </w:rPr>
-        <w:t>Principios</w:t>
-      </w:r>
-      <w:proofErr w:type="spellEnd"/>
-      <w:r>
-        <w:rPr>
-          <w:color w:val="0072BC"/>
-        </w:rPr>
-        <w:t xml:space="preserve"> DUA</w:t>
+        <w:t>3. Principios DUA</w:t>
       </w:r>
     </w:p>
     <w:p>
@@ -6120,7 +5311,13 @@
               <w:rPr>
                 <w:lang w:val="es-ES"/>
               </w:rPr>
-              <w:t>Ofrecer múltiples formas de representación de la información y el contenido</w:t>
+              <w:t>Ofrecer múltiples formas de representación d</w:t>
+            </w:r>
+            <w:r>
+              <w:rPr>
+                <w:lang w:val="es-ES"/>
+              </w:rPr>
+              <w:t>e la información y el contenido</w:t>
             </w:r>
           </w:p>
         </w:tc>
@@ -6177,7 +5374,13 @@
                 <w:lang w:val="es-ES"/>
               </w:rPr>
               <w:br/>
-              <w:t>* Se promueve la elaboración de respuestas personales (en proyectos grupales).</w:t>
+              <w:t xml:space="preserve">* Se promueve la elaboración de </w:t>
+            </w:r>
+            <w:r>
+              <w:rPr>
+                <w:lang w:val="es-ES"/>
+              </w:rPr>
+              <w:t>respuestas personales (en proyectos grupales).</w:t>
             </w:r>
           </w:p>
         </w:tc>
@@ -6219,21 +5422,7 @@
               <w:rPr>
                 <w:lang w:val="es-ES"/>
               </w:rPr>
-              <w:t xml:space="preserve">* Uso de herramientas interactivas para resolver dudas sobre las amenazas comunes (XSS, SQL </w:t>
-            </w:r>
-            <w:proofErr w:type="spellStart"/>
-            <w:r>
-              <w:rPr>
-                <w:lang w:val="es-ES"/>
-              </w:rPr>
-              <w:t>Injection</w:t>
-            </w:r>
-            <w:proofErr w:type="spellEnd"/>
-            <w:r>
-              <w:rPr>
-                <w:lang w:val="es-ES"/>
-              </w:rPr>
-              <w:t>).</w:t>
+              <w:t>* Uso de herramientas interactivas para resolver dudas sobre las amenazas comunes (XSS, SQL Injection).</w:t>
             </w:r>
             <w:r>
               <w:rPr>
@@ -6242,47 +5431,7 @@
               <w:br/>
             </w:r>
             <w:r>
-              <w:t xml:space="preserve">* Feedback </w:t>
-            </w:r>
-            <w:proofErr w:type="spellStart"/>
-            <w:r>
-              <w:t>constante</w:t>
-            </w:r>
-            <w:proofErr w:type="spellEnd"/>
-            <w:r>
-              <w:t xml:space="preserve"> </w:t>
-            </w:r>
-            <w:proofErr w:type="spellStart"/>
-            <w:r>
-              <w:t>sobre</w:t>
-            </w:r>
-            <w:proofErr w:type="spellEnd"/>
-            <w:r>
-              <w:t xml:space="preserve"> la </w:t>
-            </w:r>
-            <w:proofErr w:type="spellStart"/>
-            <w:r>
-              <w:t>implementación</w:t>
-            </w:r>
-            <w:proofErr w:type="spellEnd"/>
-            <w:r>
-              <w:t xml:space="preserve"> de </w:t>
-            </w:r>
-            <w:proofErr w:type="spellStart"/>
-            <w:r>
-              <w:t>medidas</w:t>
-            </w:r>
-            <w:proofErr w:type="spellEnd"/>
-            <w:r>
-              <w:t xml:space="preserve"> de </w:t>
-            </w:r>
-            <w:proofErr w:type="spellStart"/>
-            <w:r>
-              <w:t>seguridad</w:t>
-            </w:r>
-            <w:proofErr w:type="spellEnd"/>
-            <w:r>
-              <w:t>.</w:t>
+              <w:t>* Feedback constante sobre la implementación de medidas de seguridad.</w:t>
             </w:r>
           </w:p>
         </w:tc>
@@ -6320,7 +5469,13 @@
                 <w:lang w:val="es-ES"/>
               </w:rPr>
               <w:lastRenderedPageBreak/>
-              <w:t>pasos pequeños (por ejemplo, análisis de vulnerabilidades, implementación de autenticación).</w:t>
+              <w:t>pasos pequeños (por ejempl</w:t>
+            </w:r>
+            <w:r>
+              <w:rPr>
+                <w:lang w:val="es-ES"/>
+              </w:rPr>
+              <w:t>o, análisis de vulnerabilidades, implementación de autenticación).</w:t>
             </w:r>
             <w:r>
               <w:rPr>
@@ -6338,6 +5493,7 @@
           <w:p>
             <w:pPr>
               <w:pStyle w:val="Ttulo3"/>
+              <w:outlineLvl w:val="2"/>
               <w:cnfStyle w:val="000000010000" w:firstRow="0" w:lastRow="0" w:firstColumn="0" w:lastColumn="0" w:oddVBand="0" w:evenVBand="0" w:oddHBand="0" w:evenHBand="1" w:firstRowFirstColumn="0" w:firstRowLastColumn="0" w:lastRowFirstColumn="0" w:lastRowLastColumn="0"/>
               <w:rPr>
                 <w:lang w:val="es-ES"/>
@@ -6367,7 +5523,13 @@
               <w:rPr>
                 <w:lang w:val="es-ES"/>
               </w:rPr>
-              <w:t xml:space="preserve"> de flujo sobre el cifrado, mapas conceptuales sobre ataques comunes).</w:t>
+              <w:t xml:space="preserve"> de flujo sobre el cifrado, mapas conceptu</w:t>
+            </w:r>
+            <w:r>
+              <w:rPr>
+                <w:lang w:val="es-ES"/>
+              </w:rPr>
+              <w:t>ales sobre ataques comunes).</w:t>
             </w:r>
             <w:r>
               <w:rPr>
@@ -6408,7 +5570,13 @@
                 <w:lang w:val="es-ES"/>
               </w:rPr>
               <w:br/>
-              <w:t>* Los grupos presentan su progreso mediante presentaciones mostrando cómo corrigieron vulnerabilidades.</w:t>
+              <w:t xml:space="preserve">* Los grupos presentan su progreso mediante </w:t>
+            </w:r>
+            <w:r>
+              <w:rPr>
+                <w:lang w:val="es-ES"/>
+              </w:rPr>
+              <w:t>presentaciones mostrando cómo corrigieron vulnerabilidades.</w:t>
             </w:r>
           </w:p>
         </w:tc>
@@ -6447,7 +5615,13 @@
                 <w:lang w:val="es-ES"/>
               </w:rPr>
               <w:br/>
-              <w:t>* Propuestas de autoevaluación para reflexionar sobre las prácticas de seguridad en sus proyectos.</w:t>
+              <w:t>* Propuestas de autoevaluación para reflexionar s</w:t>
+            </w:r>
+            <w:r>
+              <w:rPr>
+                <w:lang w:val="es-ES"/>
+              </w:rPr>
+              <w:t>obre las prácticas de seguridad en sus proyectos.</w:t>
             </w:r>
           </w:p>
         </w:tc>
@@ -6473,7 +5647,13 @@
                 <w:lang w:val="es-ES"/>
               </w:rPr>
               <w:br/>
-              <w:t>* Apoyo gradual para cada fase del proyecto, con ejemplos prácticos sobre autenticación y protección contra ataques.</w:t>
+              <w:t>* Apoyo gradual para cada fase del proyecto, con ejemplos prácticos sobre autenticació</w:t>
+            </w:r>
+            <w:r>
+              <w:rPr>
+                <w:lang w:val="es-ES"/>
+              </w:rPr>
+              <w:t>n y protección contra ataques.</w:t>
             </w:r>
           </w:p>
         </w:tc>
@@ -6499,7 +5679,13 @@
                 <w:lang w:val="es-ES"/>
               </w:rPr>
               <w:br/>
-              <w:t>* Las metas a largo plazo se dividen en objetivos a corto plazo (por ejemplo, proteger las contraseñas, mitigar vulnerabilidades).</w:t>
+              <w:t>* Las metas a largo plazo se dividen en objetivos a corto plazo (por ejemplo, proteger las contraseñas, mitigar vulnera</w:t>
+            </w:r>
+            <w:r>
+              <w:rPr>
+                <w:lang w:val="es-ES"/>
+              </w:rPr>
+              <w:t>bilidades).</w:t>
             </w:r>
           </w:p>
         </w:tc>
@@ -6530,21 +5716,13 @@
         <w:rPr>
           <w:lang w:val="es-ES"/>
         </w:rPr>
-        <w:t xml:space="preserve">El producto final será una aplicación web segura, donde el alumnado implementará funciones de seguridad como autenticación de usuarios, cifrado de contraseñas y protección contra ataques comunes como XSS y SQL </w:t>
-      </w:r>
-      <w:proofErr w:type="spellStart"/>
-      <w:r>
-        <w:rPr>
-          <w:lang w:val="es-ES"/>
-        </w:rPr>
-        <w:t>Injection</w:t>
-      </w:r>
-      <w:proofErr w:type="spellEnd"/>
-      <w:r>
-        <w:rPr>
-          <w:lang w:val="es-ES"/>
-        </w:rPr>
-        <w:t>. La evaluación se basará en la capacidad para identificar y corregir vulnerabilidades en una aplicación web real.</w:t>
+        <w:t>El producto final será una aplicación web segura, donde el alumnado implementará funciones de seguridad como autenticación de usuarios, cifrado de contraseñas y protección contra ataques comunes como XSS y SQL</w:t>
+      </w:r>
+      <w:r>
+        <w:rPr>
+          <w:lang w:val="es-ES"/>
+        </w:rPr>
+        <w:t xml:space="preserve"> Injection. La evaluación se basará en la capacidad para identificar y corregir vulnerabilidades en una aplicación web real.</w:t>
       </w:r>
     </w:p>
     <w:p>
@@ -6598,19 +5776,9 @@
             <w:tcW w:w="3120" w:type="dxa"/>
           </w:tcPr>
           <w:p>
-            <w:proofErr w:type="spellStart"/>
             <w:r>
-              <w:t>Resultados</w:t>
+              <w:t>Resultados de aprendizaje</w:t>
             </w:r>
-            <w:proofErr w:type="spellEnd"/>
-            <w:r>
-              <w:t xml:space="preserve"> de </w:t>
-            </w:r>
-            <w:proofErr w:type="spellStart"/>
-            <w:r>
-              <w:t>aprendizaje</w:t>
-            </w:r>
-            <w:proofErr w:type="spellEnd"/>
           </w:p>
         </w:tc>
         <w:tc>
@@ -6621,19 +5789,9 @@
             <w:pPr>
               <w:cnfStyle w:val="100000000000" w:firstRow="1" w:lastRow="0" w:firstColumn="0" w:lastColumn="0" w:oddVBand="0" w:evenVBand="0" w:oddHBand="0" w:evenHBand="0" w:firstRowFirstColumn="0" w:firstRowLastColumn="0" w:lastRowFirstColumn="0" w:lastRowLastColumn="0"/>
             </w:pPr>
-            <w:proofErr w:type="spellStart"/>
             <w:r>
-              <w:t>Criterios</w:t>
+              <w:t>Criterios de evaluación</w:t>
             </w:r>
-            <w:proofErr w:type="spellEnd"/>
-            <w:r>
-              <w:t xml:space="preserve"> de </w:t>
-            </w:r>
-            <w:proofErr w:type="spellStart"/>
-            <w:r>
-              <w:t>evaluación</w:t>
-            </w:r>
-            <w:proofErr w:type="spellEnd"/>
           </w:p>
         </w:tc>
         <w:tc>
@@ -6644,19 +5802,9 @@
             <w:pPr>
               <w:cnfStyle w:val="100000000000" w:firstRow="1" w:lastRow="0" w:firstColumn="0" w:lastColumn="0" w:oddVBand="0" w:evenVBand="0" w:oddHBand="0" w:evenHBand="0" w:firstRowFirstColumn="0" w:firstRowLastColumn="0" w:lastRowFirstColumn="0" w:lastRowLastColumn="0"/>
             </w:pPr>
-            <w:proofErr w:type="spellStart"/>
             <w:r>
-              <w:t>Contenidos</w:t>
+              <w:t>Contenidos básicos</w:t>
             </w:r>
-            <w:proofErr w:type="spellEnd"/>
-            <w:r>
-              <w:t xml:space="preserve"> </w:t>
-            </w:r>
-            <w:proofErr w:type="spellStart"/>
-            <w:r>
-              <w:t>básicos</w:t>
-            </w:r>
-            <w:proofErr w:type="spellEnd"/>
           </w:p>
         </w:tc>
       </w:tr>
@@ -6717,21 +5865,7 @@
               <w:rPr>
                 <w:lang w:val="es-ES"/>
               </w:rPr>
-              <w:t xml:space="preserve">Seguridad Web: XSS, SQL </w:t>
-            </w:r>
-            <w:proofErr w:type="spellStart"/>
-            <w:r>
-              <w:rPr>
-                <w:lang w:val="es-ES"/>
-              </w:rPr>
-              <w:t>Injection</w:t>
-            </w:r>
-            <w:proofErr w:type="spellEnd"/>
-            <w:r>
-              <w:rPr>
-                <w:lang w:val="es-ES"/>
-              </w:rPr>
-              <w:t>, autenticación, HTTPS.</w:t>
+              <w:t>Seguridad Web: XSS, SQL Injection, autenticación, HTTPS.</w:t>
             </w:r>
           </w:p>
         </w:tc>
@@ -6774,7 +5908,13 @@
               <w:rPr>
                 <w:lang w:val="es-ES"/>
               </w:rPr>
-              <w:t>Identificar y corregir vulnerabilidades en el código.</w:t>
+              <w:t>Identificar y c</w:t>
+            </w:r>
+            <w:r>
+              <w:rPr>
+                <w:lang w:val="es-ES"/>
+              </w:rPr>
+              <w:t>orregir vulnerabilidades en el código.</w:t>
             </w:r>
           </w:p>
         </w:tc>
@@ -6786,21 +5926,8 @@
             <w:pPr>
               <w:cnfStyle w:val="000000010000" w:firstRow="0" w:lastRow="0" w:firstColumn="0" w:lastColumn="0" w:oddVBand="0" w:evenVBand="0" w:oddHBand="0" w:evenHBand="1" w:firstRowFirstColumn="0" w:firstRowLastColumn="0" w:lastRowFirstColumn="0" w:lastRowLastColumn="0"/>
             </w:pPr>
-            <w:proofErr w:type="spellStart"/>
             <w:r>
-              <w:t>Pruebas</w:t>
-            </w:r>
-            <w:proofErr w:type="spellEnd"/>
-            <w:r>
-              <w:t xml:space="preserve"> de </w:t>
-            </w:r>
-            <w:proofErr w:type="spellStart"/>
-            <w:r>
-              <w:t>Seguridad</w:t>
-            </w:r>
-            <w:proofErr w:type="spellEnd"/>
-            <w:r>
-              <w:t>: OWASP.</w:t>
+              <w:t>Pruebas de Seguridad: OWASP.</w:t>
             </w:r>
           </w:p>
         </w:tc>
@@ -6814,42 +5941,26 @@
         <w:rPr>
           <w:color w:val="0072BC"/>
         </w:rPr>
-        <w:t xml:space="preserve">6. </w:t>
-      </w:r>
-      <w:proofErr w:type="spellStart"/>
-      <w:r>
-        <w:rPr>
-          <w:color w:val="0072BC"/>
-        </w:rPr>
-        <w:t>Secuenciación</w:t>
-      </w:r>
-      <w:proofErr w:type="spellEnd"/>
-      <w:r>
-        <w:rPr>
-          <w:color w:val="0072BC"/>
-        </w:rPr>
-        <w:t xml:space="preserve"> </w:t>
-      </w:r>
-      <w:proofErr w:type="spellStart"/>
-      <w:r>
-        <w:rPr>
-          <w:color w:val="0072BC"/>
-        </w:rPr>
-        <w:t>Didáctica</w:t>
-      </w:r>
-      <w:proofErr w:type="spellEnd"/>
-    </w:p>
-    <w:p>
-      <w:pPr>
-        <w:rPr>
-          <w:lang w:val="es-ES"/>
-        </w:rPr>
-      </w:pPr>
-      <w:r>
-        <w:rPr>
-          <w:lang w:val="es-ES"/>
-        </w:rPr>
-        <w:t>La secuenciación didáctica de la unidad se estructura en tres fases principales, cada una con actividades, recursos y agrupamientos específicos para guiar el aprendizaje colaborativo y técnico del alumnado:</w:t>
+        <w:t>6. Secuenciación Didáctica</w:t>
+      </w:r>
+    </w:p>
+    <w:p>
+      <w:pPr>
+        <w:rPr>
+          <w:lang w:val="es-ES"/>
+        </w:rPr>
+      </w:pPr>
+      <w:r>
+        <w:rPr>
+          <w:lang w:val="es-ES"/>
+        </w:rPr>
+        <w:t>La secuenciación didáctica de la unidad se estructura en tres fases principales, cada una con actividades, recursos y agrupamientos específicos para guiar el ap</w:t>
+      </w:r>
+      <w:r>
+        <w:rPr>
+          <w:lang w:val="es-ES"/>
+        </w:rPr>
+        <w:t>rendizaje colaborativo y técnico del alumnado:</w:t>
       </w:r>
     </w:p>
     <w:p>
@@ -6877,7 +5988,13 @@
         <w:rPr>
           <w:lang w:val="es-ES"/>
         </w:rPr>
-        <w:t>Fase de Desarrollo: Conocer, comprender, pensar, practicar y actuar – Actividades prácticas sobre vulnerabilidades, implementación de autenticación y cifrado, y trabajo en equipo para corregir vulnerabilidades.</w:t>
+        <w:t>Fase de Desarrollo: Conocer, comprender</w:t>
+      </w:r>
+      <w:r>
+        <w:rPr>
+          <w:lang w:val="es-ES"/>
+        </w:rPr>
+        <w:t>, pensar, practicar y actuar – Actividades prácticas sobre vulnerabilidades, implementación de autenticación y cifrado, y trabajo en equipo para corregir vulnerabilidades.</w:t>
       </w:r>
     </w:p>
     <w:p>
@@ -6892,7 +6009,13 @@
           <w:lang w:val="es-ES"/>
         </w:rPr>
         <w:lastRenderedPageBreak/>
-        <w:t>Fase de Síntesis o Cierre: Compartir, evaluar y reflexionar – Presentación de la aplicación segura, reflexión sobre el proceso y evaluación colaborativa.</w:t>
+        <w:t>Fase de Síntesis o Cierre: Compartir, evaluar y reflexionar – Presentación de la apl</w:t>
+      </w:r>
+      <w:r>
+        <w:rPr>
+          <w:lang w:val="es-ES"/>
+        </w:rPr>
+        <w:t>icación segura, reflexión sobre el proceso y evaluación colaborativa.</w:t>
       </w:r>
     </w:p>
     <w:p>
@@ -6975,14 +6098,7 @@
         <w:rPr>
           <w:lang w:val="es-ES"/>
         </w:rPr>
-        <w:t xml:space="preserve">¿Qué </w:t>
-      </w:r>
-      <w:proofErr w:type="spellStart"/>
-      <w:r>
-        <w:rPr>
-          <w:lang w:val="es-ES"/>
-        </w:rPr>
-        <w:t>entiend</w:t>
+        <w:t>¿Qué entiend</w:t>
       </w:r>
       <w:r>
         <w:rPr>
@@ -6990,7 +6106,6 @@
         </w:rPr>
         <w:t>éis</w:t>
       </w:r>
-      <w:proofErr w:type="spellEnd"/>
       <w:r>
         <w:rPr>
           <w:lang w:val="es-ES"/>
@@ -7225,15 +6340,7 @@
           <w:iCs/>
           <w:lang w:val="es-ES"/>
         </w:rPr>
-        <w:t xml:space="preserve"> </w:t>
-      </w:r>
-      <w:r>
-        <w:rPr>
-          <w:i/>
-          <w:iCs/>
-          <w:lang w:val="es-ES"/>
-        </w:rPr>
-        <w:t>(</w:t>
+        <w:t xml:space="preserve"> (</w:t>
       </w:r>
       <w:r>
         <w:rPr>
@@ -7748,118 +6855,276 @@
           <w:color w:val="0072BC"/>
           <w:lang w:val="es-ES"/>
         </w:rPr>
-        <w:t xml:space="preserve">¿Qué </w:t>
-      </w:r>
+        <w:t>¿Qué podemos hacer? Seamos estoicos</w:t>
+      </w:r>
+    </w:p>
+    <w:p>
+      <w:pPr>
+        <w:rPr>
+          <w:lang w:val="es-ES"/>
+        </w:rPr>
+      </w:pPr>
+      <w:r>
+        <w:rPr>
+          <w:b/>
+          <w:bCs/>
+          <w:lang w:val="es-ES"/>
+        </w:rPr>
+        <w:t>Descripción:</w:t>
+      </w:r>
+      <w:r>
+        <w:rPr>
+          <w:lang w:val="es-ES"/>
+        </w:rPr>
+        <w:br/>
+      </w:r>
+      <w:r>
+        <w:rPr>
+          <w:lang w:val="es-ES"/>
+        </w:rPr>
+        <w:t>Reacción vs prevención.  Se pretende realizar aquí una colaboración conjunta al departamento de Filosofía del centro si existiese o de otro centro</w:t>
+      </w:r>
+      <w:r>
+        <w:rPr>
+          <w:lang w:val="es-ES"/>
+        </w:rPr>
+        <w:t>.</w:t>
+      </w:r>
+    </w:p>
+    <w:p>
+      <w:pPr>
+        <w:rPr>
+          <w:lang w:val="es-ES"/>
+        </w:rPr>
+      </w:pPr>
+      <w:r>
+        <w:rPr>
+          <w:lang w:val="es-ES"/>
+        </w:rPr>
+        <w:t xml:space="preserve">Se incluirá elementos como </w:t>
+      </w:r>
+      <w:r>
+        <w:rPr>
+          <w:lang w:val="es-ES"/>
+        </w:rPr>
+        <w:t xml:space="preserve">Premeditatio Malorum </w:t>
+      </w:r>
+      <w:r>
+        <w:rPr>
+          <w:lang w:val="es-ES"/>
+        </w:rPr>
+        <w:t>y dicotomía del control.</w:t>
+      </w:r>
+    </w:p>
+    <w:p>
+      <w:pPr>
+        <w:rPr>
+          <w:lang w:val="es-ES"/>
+        </w:rPr>
+      </w:pPr>
       <w:r>
         <w:rPr>
           <w:b/>
           <w:color w:val="0072BC"/>
           <w:lang w:val="es-ES"/>
         </w:rPr>
-        <w:t>podemos hacer</w:t>
-      </w:r>
+        <w:t>Actividades prácticas sobre autenticación</w:t>
+      </w:r>
+    </w:p>
+    <w:p>
+      <w:pPr>
+        <w:rPr>
+          <w:lang w:val="es-ES"/>
+        </w:rPr>
+      </w:pPr>
+      <w:r>
+        <w:rPr>
+          <w:b/>
+          <w:bCs/>
+          <w:lang w:val="es-ES"/>
+        </w:rPr>
+        <w:t>Descripción:</w:t>
+      </w:r>
+      <w:r>
+        <w:rPr>
+          <w:lang w:val="es-ES"/>
+        </w:rPr>
+        <w:t xml:space="preserve"> Actividades prácticas sobre implementación de autenticación </w:t>
+      </w:r>
+      <w:r>
+        <w:rPr>
+          <w:lang w:val="es-ES"/>
+        </w:rPr>
+        <w:t>como elemento habitual.</w:t>
+      </w:r>
+      <w:r>
+        <w:rPr>
+          <w:lang w:val="es-ES"/>
+        </w:rPr>
+        <w:t xml:space="preserve"> El alumnado añade a su aplicación un sistema sencillo de usuarios con registro e inicio de sesión. Se trabaja la diferencia entre </w:t>
+      </w:r>
+      <w:r>
+        <w:rPr>
+          <w:b/>
+          <w:bCs/>
+          <w:lang w:val="es-ES"/>
+        </w:rPr>
+        <w:t>estar identificado</w:t>
+      </w:r>
+      <w:r>
+        <w:rPr>
+          <w:lang w:val="es-ES"/>
+        </w:rPr>
+        <w:t xml:space="preserve"> y </w:t>
+      </w:r>
+      <w:r>
+        <w:rPr>
+          <w:b/>
+          <w:bCs/>
+          <w:lang w:val="es-ES"/>
+        </w:rPr>
+        <w:t>tener permisos</w:t>
+      </w:r>
+      <w:r>
+        <w:rPr>
+          <w:lang w:val="es-ES"/>
+        </w:rPr>
+        <w:t xml:space="preserve"> dentro de una aplicación.</w:t>
+      </w:r>
+    </w:p>
+    <w:p>
+      <w:pPr>
+        <w:rPr>
+          <w:lang w:val="es-ES"/>
+        </w:rPr>
+      </w:pPr>
+      <w:r>
+        <w:rPr>
+          <w:b/>
+          <w:bCs/>
+          <w:lang w:val="es-ES"/>
+        </w:rPr>
+        <w:lastRenderedPageBreak/>
+        <w:t>Recursos:</w:t>
+      </w:r>
+      <w:r>
+        <w:rPr>
+          <w:lang w:val="es-ES"/>
+        </w:rPr>
+        <w:br/>
+        <w:t>Código base proporcionado por el profesorado, tutorial guiado paso a paso.</w:t>
+      </w:r>
+    </w:p>
+    <w:p>
+      <w:pPr>
+        <w:rPr>
+          <w:lang w:val="es-ES"/>
+        </w:rPr>
+      </w:pPr>
+      <w:r>
+        <w:rPr>
+          <w:b/>
+          <w:bCs/>
+          <w:lang w:val="es-ES"/>
+        </w:rPr>
+        <w:t>Agrupamiento:</w:t>
+      </w:r>
+      <w:r>
+        <w:rPr>
+          <w:lang w:val="es-ES"/>
+        </w:rPr>
+        <w:br/>
+        <w:t>Trabajo en grupos.</w:t>
+      </w:r>
+    </w:p>
+    <w:p>
+      <w:pPr>
+        <w:rPr>
+          <w:lang w:val="es-ES"/>
+        </w:rPr>
+      </w:pPr>
       <w:r>
         <w:rPr>
           <w:b/>
           <w:color w:val="0072BC"/>
           <w:lang w:val="es-ES"/>
         </w:rPr>
-        <w:t>?</w:t>
-      </w:r>
-      <w:r>
+        <w:t>Actividades prácticas sobre autenticación</w:t>
+      </w:r>
+    </w:p>
+    <w:p>
+      <w:pPr>
+        <w:rPr>
+          <w:lang w:val="es-ES"/>
+        </w:rPr>
+      </w:pPr>
+      <w:r>
+        <w:rPr>
+          <w:b/>
+          <w:bCs/>
+          <w:lang w:val="es-ES"/>
+        </w:rPr>
+        <w:t>Descripción:</w:t>
+      </w:r>
+      <w:r>
+        <w:rPr>
+          <w:lang w:val="es-ES"/>
+        </w:rPr>
+        <w:br/>
+        <w:t>El alumnado modifica el sistema de autenticación para que las contraseñas no se almacenen en texto plano. Se explica de forma sencilla por qué esto es necesario y qué problemas puede causar no hacerlo.</w:t>
+      </w:r>
+    </w:p>
+    <w:p>
+      <w:pPr>
+        <w:rPr>
+          <w:lang w:val="es-ES"/>
+        </w:rPr>
+      </w:pPr>
+      <w:r>
+        <w:rPr>
+          <w:b/>
+          <w:bCs/>
+          <w:lang w:val="es-ES"/>
+        </w:rPr>
+        <w:t>Recursos:</w:t>
+      </w:r>
+      <w:r>
+        <w:rPr>
+          <w:lang w:val="es-ES"/>
+        </w:rPr>
+        <w:br/>
+        <w:t>Ejemplos comparativos (contraseña sin cifrar / contraseña cifrada), esquemas visuales.</w:t>
+      </w:r>
+    </w:p>
+    <w:p>
+      <w:pPr>
+        <w:rPr>
+          <w:lang w:val="es-ES"/>
+        </w:rPr>
+      </w:pPr>
+      <w:r>
+        <w:rPr>
+          <w:b/>
+          <w:bCs/>
+          <w:lang w:val="es-ES"/>
+        </w:rPr>
+        <w:t>Agrupamiento:</w:t>
+      </w:r>
+      <w:r>
+        <w:rPr>
+          <w:lang w:val="es-ES"/>
+        </w:rPr>
+        <w:br/>
+        <w:t>Grupos.</w:t>
+      </w:r>
+    </w:p>
+    <w:p>
+      <w:pPr>
         <w:rPr>
           <w:b/>
           <w:color w:val="0072BC"/>
           <w:lang w:val="es-ES"/>
         </w:rPr>
-        <w:t xml:space="preserve"> Seamos estoicos</w:t>
-      </w:r>
-    </w:p>
-    <w:p>
-      <w:pPr>
-        <w:rPr>
-          <w:lang w:val="es-ES"/>
-        </w:rPr>
-      </w:pPr>
-      <w:r>
-        <w:rPr>
-          <w:b/>
-          <w:bCs/>
-          <w:lang w:val="es-ES"/>
-        </w:rPr>
-        <w:t>Descripción:</w:t>
-      </w:r>
-      <w:r>
-        <w:rPr>
-          <w:lang w:val="es-ES"/>
-        </w:rPr>
-        <w:br/>
-      </w:r>
-      <w:r>
-        <w:rPr>
-          <w:lang w:val="es-ES"/>
-        </w:rPr>
-        <w:t>Reacción vs prevención.  Se pretende realizar aquí una colaboración conjunta al departamento de Filosofía del centro si existiese o de otro centro</w:t>
-      </w:r>
-      <w:r>
-        <w:rPr>
-          <w:lang w:val="es-ES"/>
-        </w:rPr>
-        <w:t>.</w:t>
-      </w:r>
-    </w:p>
-    <w:p>
-      <w:pPr>
-        <w:rPr>
-          <w:lang w:val="es-ES"/>
-        </w:rPr>
-      </w:pPr>
-      <w:r>
-        <w:rPr>
-          <w:lang w:val="es-ES"/>
-        </w:rPr>
-        <w:t xml:space="preserve">Se incluirá elementos como </w:t>
-      </w:r>
-      <w:proofErr w:type="spellStart"/>
-      <w:r>
-        <w:rPr>
-          <w:lang w:val="es-ES"/>
-        </w:rPr>
-        <w:t>Premeditatio</w:t>
-      </w:r>
-      <w:proofErr w:type="spellEnd"/>
-      <w:r>
-        <w:rPr>
-          <w:lang w:val="es-ES"/>
-        </w:rPr>
-        <w:t xml:space="preserve"> </w:t>
-      </w:r>
-      <w:proofErr w:type="spellStart"/>
-      <w:r>
-        <w:rPr>
-          <w:lang w:val="es-ES"/>
-        </w:rPr>
-        <w:t>Malorum</w:t>
-      </w:r>
-      <w:proofErr w:type="spellEnd"/>
-      <w:r>
-        <w:rPr>
-          <w:lang w:val="es-ES"/>
-        </w:rPr>
-        <w:t xml:space="preserve"> </w:t>
-      </w:r>
-      <w:r>
-        <w:rPr>
-          <w:lang w:val="es-ES"/>
-        </w:rPr>
-        <w:t>y dicotomía del control.</w:t>
-      </w:r>
-    </w:p>
-    <w:p>
-      <w:pPr>
-        <w:rPr>
-          <w:lang w:val="es-ES"/>
-        </w:rPr>
       </w:pPr>
       <w:r>
         <w:rPr>
@@ -7867,217 +7132,50 @@
           <w:color w:val="0072BC"/>
           <w:lang w:val="es-ES"/>
         </w:rPr>
-        <w:t>Actividades prácticas sobre autenticación</w:t>
-      </w:r>
-    </w:p>
-    <w:p>
-      <w:pPr>
-        <w:rPr>
-          <w:lang w:val="es-ES"/>
-        </w:rPr>
-      </w:pPr>
-      <w:r>
-        <w:rPr>
-          <w:b/>
-          <w:bCs/>
-          <w:lang w:val="es-ES"/>
-        </w:rPr>
-        <w:t>Descripción:</w:t>
-      </w:r>
-      <w:r>
-        <w:rPr>
-          <w:lang w:val="es-ES"/>
-        </w:rPr>
-        <w:t xml:space="preserve"> Actividades prácticas sobre implementación de autenticación </w:t>
-      </w:r>
-      <w:r>
-        <w:rPr>
-          <w:lang w:val="es-ES"/>
-        </w:rPr>
-        <w:t>como elemento habitual.</w:t>
-      </w:r>
-      <w:r>
-        <w:rPr>
-          <w:lang w:val="es-ES"/>
-        </w:rPr>
-        <w:t xml:space="preserve"> </w:t>
-      </w:r>
-      <w:r>
-        <w:rPr>
-          <w:lang w:val="es-ES"/>
-        </w:rPr>
-        <w:t xml:space="preserve">El alumnado añade a su aplicación un sistema sencillo de usuarios con registro e inicio de sesión. Se trabaja la diferencia entre </w:t>
-      </w:r>
-      <w:r>
-        <w:rPr>
-          <w:b/>
-          <w:bCs/>
-          <w:lang w:val="es-ES"/>
-        </w:rPr>
-        <w:t>estar identificado</w:t>
-      </w:r>
-      <w:r>
-        <w:rPr>
-          <w:lang w:val="es-ES"/>
-        </w:rPr>
-        <w:t xml:space="preserve"> y </w:t>
-      </w:r>
-      <w:r>
-        <w:rPr>
-          <w:b/>
-          <w:bCs/>
-          <w:lang w:val="es-ES"/>
-        </w:rPr>
-        <w:t>tener permisos</w:t>
-      </w:r>
-      <w:r>
-        <w:rPr>
-          <w:lang w:val="es-ES"/>
-        </w:rPr>
-        <w:t xml:space="preserve"> dentro de una aplicación.</w:t>
-      </w:r>
-    </w:p>
-    <w:p>
-      <w:pPr>
-        <w:rPr>
-          <w:lang w:val="es-ES"/>
-        </w:rPr>
-      </w:pPr>
-      <w:r>
-        <w:rPr>
-          <w:b/>
-          <w:bCs/>
-          <w:lang w:val="es-ES"/>
-        </w:rPr>
-        <w:lastRenderedPageBreak/>
-        <w:t>Recursos:</w:t>
-      </w:r>
-      <w:r>
-        <w:rPr>
-          <w:lang w:val="es-ES"/>
-        </w:rPr>
-        <w:br/>
-        <w:t>Código base proporcionado por el profesorado, tutorial guiado paso a paso.</w:t>
-      </w:r>
-    </w:p>
-    <w:p>
-      <w:pPr>
-        <w:rPr>
-          <w:lang w:val="es-ES"/>
-        </w:rPr>
-      </w:pPr>
-      <w:r>
-        <w:rPr>
-          <w:b/>
-          <w:bCs/>
-          <w:lang w:val="es-ES"/>
-        </w:rPr>
-        <w:t>Agrupamiento:</w:t>
-      </w:r>
-      <w:r>
-        <w:rPr>
-          <w:lang w:val="es-ES"/>
-        </w:rPr>
-        <w:br/>
-        <w:t>Trabajo en grupos.</w:t>
-      </w:r>
-    </w:p>
-    <w:p>
-      <w:pPr>
-        <w:rPr>
-          <w:lang w:val="es-ES"/>
-        </w:rPr>
-      </w:pPr>
+        <w:t>Detección de</w:t>
+      </w:r>
       <w:r>
         <w:rPr>
           <w:b/>
           <w:color w:val="0072BC"/>
           <w:lang w:val="es-ES"/>
         </w:rPr>
-        <w:t>Actividades prácticas sobre autenticación</w:t>
-      </w:r>
-    </w:p>
-    <w:p>
-      <w:pPr>
-        <w:rPr>
-          <w:lang w:val="es-ES"/>
-        </w:rPr>
-      </w:pPr>
-      <w:r>
-        <w:rPr>
-          <w:b/>
-          <w:bCs/>
-          <w:lang w:val="es-ES"/>
-        </w:rPr>
-        <w:t>Descripción:</w:t>
-      </w:r>
-      <w:r>
-        <w:rPr>
-          <w:lang w:val="es-ES"/>
-        </w:rPr>
-        <w:br/>
-        <w:t>El alumnado modifica el sistema de autenticación para que las contraseñas no se almacenen en texto plano. Se explica de forma sencilla por qué esto es necesario y qué problemas puede causar no hacerlo.</w:t>
-      </w:r>
-    </w:p>
-    <w:p>
-      <w:pPr>
-        <w:rPr>
-          <w:lang w:val="es-ES"/>
-        </w:rPr>
-      </w:pPr>
-      <w:r>
-        <w:rPr>
-          <w:b/>
-          <w:bCs/>
-          <w:lang w:val="es-ES"/>
-        </w:rPr>
-        <w:t>Recursos:</w:t>
-      </w:r>
-      <w:r>
-        <w:rPr>
-          <w:lang w:val="es-ES"/>
-        </w:rPr>
-        <w:br/>
-        <w:t>Ejemplos comparativos (contraseña sin cifrar / contraseña cifrada), esquemas visuales.</w:t>
-      </w:r>
-    </w:p>
-    <w:p>
-      <w:pPr>
-        <w:rPr>
-          <w:lang w:val="es-ES"/>
-        </w:rPr>
-      </w:pPr>
-      <w:r>
-        <w:rPr>
-          <w:b/>
-          <w:bCs/>
-          <w:lang w:val="es-ES"/>
-        </w:rPr>
-        <w:t>Agrupamiento:</w:t>
-      </w:r>
-      <w:r>
-        <w:rPr>
-          <w:lang w:val="es-ES"/>
-        </w:rPr>
-        <w:br/>
-        <w:t>Grupos.</w:t>
-      </w:r>
-    </w:p>
-    <w:p>
-      <w:pPr>
+        <w:t xml:space="preserve"> vulnerabilidades</w:t>
+      </w:r>
+      <w:r>
         <w:rPr>
           <w:b/>
           <w:color w:val="0072BC"/>
           <w:lang w:val="es-ES"/>
         </w:rPr>
-      </w:pPr>
-      <w:r>
+        <w:t>.</w:t>
+      </w:r>
+    </w:p>
+    <w:p>
+      <w:pPr>
         <w:rPr>
           <w:b/>
           <w:color w:val="0072BC"/>
           <w:lang w:val="es-ES"/>
         </w:rPr>
-        <w:t>Detección de</w:t>
+      </w:pPr>
+      <w:r>
+        <w:rPr>
+          <w:lang w:val="es-ES"/>
+        </w:rPr>
+        <w:t>Trabajo</w:t>
+      </w:r>
+      <w:r>
+        <w:rPr>
+          <w:lang w:val="es-ES"/>
+        </w:rPr>
+        <w:t xml:space="preserve"> en equipo para corregir vulnerabilidades</w:t>
+      </w:r>
+      <w:r>
+        <w:rPr>
+          <w:lang w:val="es-ES"/>
+        </w:rPr>
+        <w:t xml:space="preserve"> con herramienta de análisis de código estático.</w:t>
       </w:r>
       <w:r>
         <w:rPr>
@@ -8085,221 +7183,155 @@
           <w:color w:val="0072BC"/>
           <w:lang w:val="es-ES"/>
         </w:rPr>
-        <w:t xml:space="preserve"> vulnerabilidades</w:t>
-      </w:r>
+        <w:t xml:space="preserve"> </w:t>
+      </w:r>
+    </w:p>
+    <w:p>
+      <w:pPr>
+        <w:rPr>
+          <w:lang w:val="es-ES"/>
+        </w:rPr>
+      </w:pPr>
+      <w:r>
+        <w:rPr>
+          <w:lang w:val="es-ES"/>
+        </w:rPr>
+        <w:t xml:space="preserve">Instalacion de plugin </w:t>
+      </w:r>
+      <w:r>
+        <w:rPr>
+          <w:lang w:val="es-ES"/>
+        </w:rPr>
+        <w:t>S</w:t>
+      </w:r>
+      <w:r>
+        <w:rPr>
+          <w:lang w:val="es-ES"/>
+        </w:rPr>
+        <w:t>n</w:t>
+      </w:r>
+      <w:r>
+        <w:rPr>
+          <w:lang w:val="es-ES"/>
+        </w:rPr>
+        <w:t>y</w:t>
+      </w:r>
+      <w:r>
+        <w:rPr>
+          <w:lang w:val="es-ES"/>
+        </w:rPr>
+        <w:t>k en el IDE</w:t>
+      </w:r>
+      <w:r>
+        <w:rPr>
+          <w:lang w:val="es-ES"/>
+        </w:rPr>
+        <w:t xml:space="preserve"> (herramienta profesional que podemos usar si nos registramos)</w:t>
+      </w:r>
+    </w:p>
+    <w:p>
+      <w:pPr>
+        <w:rPr>
+          <w:lang w:val="es-ES"/>
+        </w:rPr>
+      </w:pPr>
+      <w:r>
+        <w:rPr>
+          <w:lang w:val="es-ES"/>
+        </w:rPr>
+        <w:t>Análisis de resultados</w:t>
+      </w:r>
+    </w:p>
+    <w:p>
+      <w:pPr>
+        <w:rPr>
+          <w:lang w:val="es-ES"/>
+        </w:rPr>
+      </w:pPr>
+      <w:r>
+        <w:rPr>
+          <w:lang w:val="es-ES"/>
+        </w:rPr>
+        <w:t>Solución de los mismos.</w:t>
+      </w:r>
+    </w:p>
+    <w:p>
+      <w:pPr>
+        <w:pStyle w:val="Ttulo3"/>
+        <w:rPr>
+          <w:lang w:val="es-ES"/>
+        </w:rPr>
+      </w:pPr>
+      <w:r>
+        <w:rPr>
+          <w:color w:val="218838"/>
+          <w:lang w:val="es-ES"/>
+        </w:rPr>
+        <w:t>Fase de Síntesis o Cierre: Compartir, eval</w:t>
+      </w:r>
+      <w:r>
+        <w:rPr>
+          <w:color w:val="218838"/>
+          <w:lang w:val="es-ES"/>
+        </w:rPr>
+        <w:t>uar y reflexionar</w:t>
+      </w:r>
+    </w:p>
+    <w:p>
+      <w:pPr>
+        <w:rPr>
+          <w:lang w:val="es-ES"/>
+        </w:rPr>
+      </w:pPr>
       <w:r>
         <w:rPr>
           <w:b/>
           <w:color w:val="0072BC"/>
           <w:lang w:val="es-ES"/>
         </w:rPr>
-        <w:t>.</w:t>
-      </w:r>
-    </w:p>
-    <w:p>
-      <w:pPr>
+        <w:t>Presentación de la aplicación segura y reflexión final</w:t>
+      </w:r>
+    </w:p>
+    <w:p>
+      <w:pPr>
+        <w:rPr>
+          <w:lang w:val="es-ES"/>
+        </w:rPr>
+      </w:pPr>
+      <w:r>
+        <w:rPr>
+          <w:lang w:val="es-ES"/>
+        </w:rPr>
+        <w:t>Descripción: Presentación de la aplicación segura, reflexión sobre el proceso y evaluación colaborativa.</w:t>
+      </w:r>
+    </w:p>
+    <w:p>
+      <w:pPr>
+        <w:pStyle w:val="Ttulo2"/>
+        <w:rPr>
+          <w:lang w:val="es-ES"/>
+        </w:rPr>
+      </w:pPr>
+      <w:r>
+        <w:rPr>
+          <w:color w:val="0072BC"/>
+          <w:lang w:val="es-ES"/>
+        </w:rPr>
+        <w:t>7. Evaluación</w:t>
+      </w:r>
+    </w:p>
+    <w:p>
+      <w:pPr>
+        <w:rPr>
+          <w:lang w:val="es-ES"/>
+        </w:rPr>
+      </w:pPr>
+      <w:r>
         <w:rPr>
           <w:b/>
           <w:color w:val="0072BC"/>
           <w:lang w:val="es-ES"/>
         </w:rPr>
-      </w:pPr>
-      <w:r>
-        <w:rPr>
-          <w:lang w:val="es-ES"/>
-        </w:rPr>
-        <w:t>Trabajo</w:t>
-      </w:r>
-      <w:r>
-        <w:rPr>
-          <w:lang w:val="es-ES"/>
-        </w:rPr>
-        <w:t xml:space="preserve"> en equipo para corregir vulnerabilidades</w:t>
-      </w:r>
-      <w:r>
-        <w:rPr>
-          <w:lang w:val="es-ES"/>
-        </w:rPr>
-        <w:t xml:space="preserve"> con herramienta de análisis de código estático.</w:t>
-      </w:r>
-      <w:r>
-        <w:rPr>
-          <w:b/>
-          <w:color w:val="0072BC"/>
-          <w:lang w:val="es-ES"/>
-        </w:rPr>
-        <w:t xml:space="preserve"> </w:t>
-      </w:r>
-    </w:p>
-    <w:p>
-      <w:pPr>
-        <w:rPr>
-          <w:lang w:val="es-ES"/>
-        </w:rPr>
-      </w:pPr>
-      <w:proofErr w:type="spellStart"/>
-      <w:r>
-        <w:rPr>
-          <w:lang w:val="es-ES"/>
-        </w:rPr>
-        <w:t>Instalacion</w:t>
-      </w:r>
-      <w:proofErr w:type="spellEnd"/>
-      <w:r>
-        <w:rPr>
-          <w:lang w:val="es-ES"/>
-        </w:rPr>
-        <w:t xml:space="preserve"> de plugin </w:t>
-      </w:r>
-      <w:proofErr w:type="spellStart"/>
-      <w:r>
-        <w:rPr>
-          <w:lang w:val="es-ES"/>
-        </w:rPr>
-        <w:t>S</w:t>
-      </w:r>
-      <w:r>
-        <w:rPr>
-          <w:lang w:val="es-ES"/>
-        </w:rPr>
-        <w:t>n</w:t>
-      </w:r>
-      <w:r>
-        <w:rPr>
-          <w:lang w:val="es-ES"/>
-        </w:rPr>
-        <w:t>y</w:t>
-      </w:r>
-      <w:r>
-        <w:rPr>
-          <w:lang w:val="es-ES"/>
-        </w:rPr>
-        <w:t>k</w:t>
-      </w:r>
-      <w:proofErr w:type="spellEnd"/>
-      <w:r>
-        <w:rPr>
-          <w:lang w:val="es-ES"/>
-        </w:rPr>
-        <w:t xml:space="preserve"> en el IDE</w:t>
-      </w:r>
-      <w:r>
-        <w:rPr>
-          <w:lang w:val="es-ES"/>
-        </w:rPr>
-        <w:t xml:space="preserve"> (herramienta profesional que podemos usar si nos registramos)</w:t>
-      </w:r>
-    </w:p>
-    <w:p>
-      <w:pPr>
-        <w:rPr>
-          <w:lang w:val="es-ES"/>
-        </w:rPr>
-      </w:pPr>
-      <w:r>
-        <w:rPr>
-          <w:lang w:val="es-ES"/>
-        </w:rPr>
-        <w:t>Análisis de resultados</w:t>
-      </w:r>
-    </w:p>
-    <w:p>
-      <w:pPr>
-        <w:rPr>
-          <w:lang w:val="es-ES"/>
-        </w:rPr>
-      </w:pPr>
-      <w:r>
-        <w:rPr>
-          <w:lang w:val="es-ES"/>
-        </w:rPr>
-        <w:t xml:space="preserve">Solución de </w:t>
-      </w:r>
-      <w:proofErr w:type="gramStart"/>
-      <w:r>
-        <w:rPr>
-          <w:lang w:val="es-ES"/>
-        </w:rPr>
-        <w:t>los mismos</w:t>
-      </w:r>
-      <w:proofErr w:type="gramEnd"/>
-      <w:r>
-        <w:rPr>
-          <w:lang w:val="es-ES"/>
-        </w:rPr>
-        <w:t>.</w:t>
-      </w:r>
-    </w:p>
-    <w:p>
-      <w:pPr>
-        <w:pStyle w:val="Ttulo3"/>
-        <w:rPr>
-          <w:lang w:val="es-ES"/>
-        </w:rPr>
-      </w:pPr>
-      <w:r>
-        <w:rPr>
-          <w:color w:val="218838"/>
-          <w:lang w:val="es-ES"/>
-        </w:rPr>
-        <w:t>Fase de Síntesis o Cierre: Compartir, evaluar y reflexionar</w:t>
-      </w:r>
-    </w:p>
-    <w:p>
-      <w:pPr>
-        <w:rPr>
-          <w:lang w:val="es-ES"/>
-        </w:rPr>
-      </w:pPr>
-      <w:r>
-        <w:rPr>
-          <w:b/>
-          <w:color w:val="0072BC"/>
-          <w:lang w:val="es-ES"/>
-        </w:rPr>
-        <w:t>Presentación de la aplicación segura y reflexión final</w:t>
-      </w:r>
-    </w:p>
-    <w:p>
-      <w:pPr>
-        <w:rPr>
-          <w:lang w:val="es-ES"/>
-        </w:rPr>
-      </w:pPr>
-      <w:r>
-        <w:rPr>
-          <w:lang w:val="es-ES"/>
-        </w:rPr>
-        <w:t>Descripción: Presentación de la aplicación segura, reflexión sobre el proceso y evaluación colaborativa.</w:t>
-      </w:r>
-    </w:p>
-    <w:p>
-      <w:pPr>
-        <w:pStyle w:val="Ttulo2"/>
-        <w:rPr>
-          <w:lang w:val="es-ES"/>
-        </w:rPr>
-      </w:pPr>
-      <w:r>
-        <w:rPr>
-          <w:color w:val="0072BC"/>
-          <w:lang w:val="es-ES"/>
-        </w:rPr>
-        <w:t>7. Evaluación</w:t>
-      </w:r>
-    </w:p>
-    <w:p>
-      <w:pPr>
-        <w:rPr>
-          <w:lang w:val="es-ES"/>
-        </w:rPr>
-      </w:pPr>
-      <w:r>
-        <w:rPr>
-          <w:b/>
-          <w:color w:val="0072BC"/>
-          <w:lang w:val="es-ES"/>
-        </w:rPr>
         <w:t>Rúbrica de evaluación</w:t>
       </w:r>
     </w:p>
@@ -8327,7 +7359,13 @@
         <w:rPr>
           <w:lang w:val="es-ES"/>
         </w:rPr>
-        <w:t>Seguridad de la aplicación: La aplicación implementa correctamente medidas de seguridad y protege los datos del usuario.</w:t>
+        <w:t xml:space="preserve">Seguridad de la aplicación: La </w:t>
+      </w:r>
+      <w:r>
+        <w:rPr>
+          <w:lang w:val="es-ES"/>
+        </w:rPr>
+        <w:t>aplicación implementa correctamente medidas de seguridad y protege los datos del usuario.</w:t>
       </w:r>
     </w:p>
     <w:p>
@@ -8355,7 +7393,13 @@
         <w:rPr>
           <w:lang w:val="es-ES"/>
         </w:rPr>
-        <w:t>Calidad técnica: El código es limpio, funcional y bien documentado.</w:t>
+        <w:t>Calidad técnica: El código es</w:t>
+      </w:r>
+      <w:r>
+        <w:rPr>
+          <w:lang w:val="es-ES"/>
+        </w:rPr>
+        <w:t xml:space="preserve"> limpio, funcional y bien documentado.</w:t>
       </w:r>
     </w:p>
     <w:p>
@@ -8434,29 +7478,8 @@
       <w:pPr>
         <w:pStyle w:val="Listaconvietas"/>
       </w:pPr>
-      <w:proofErr w:type="spellStart"/>
-      <w:r>
-        <w:t>Equivalencia</w:t>
-      </w:r>
-      <w:proofErr w:type="spellEnd"/>
-      <w:r>
-        <w:t xml:space="preserve"> </w:t>
-      </w:r>
-      <w:proofErr w:type="spellStart"/>
-      <w:r>
-        <w:t>en</w:t>
-      </w:r>
-      <w:proofErr w:type="spellEnd"/>
-      <w:r>
-        <w:t xml:space="preserve"> </w:t>
-      </w:r>
-      <w:proofErr w:type="spellStart"/>
-      <w:r>
-        <w:t>créditos</w:t>
-      </w:r>
-      <w:proofErr w:type="spellEnd"/>
-      <w:r>
-        <w:t xml:space="preserve"> ECTS: 5</w:t>
+      <w:r>
+        <w:t>Equivalencia en créditos ECTS: 5</w:t>
       </w:r>
     </w:p>
     <w:p>
@@ -8471,13 +7494,8 @@
       <w:pPr>
         <w:pStyle w:val="Listaconvietas"/>
       </w:pPr>
-      <w:proofErr w:type="spellStart"/>
-      <w:r>
-        <w:t>Duración</w:t>
-      </w:r>
-      <w:proofErr w:type="spellEnd"/>
-      <w:r>
-        <w:t>: 63 horas</w:t>
+      <w:r>
+        <w:t>Duración: 63 horas</w:t>
       </w:r>
     </w:p>
     <w:p>
@@ -8521,7 +7539,13 @@
         <w:rPr>
           <w:lang w:val="es-ES"/>
         </w:rPr>
-        <w:t>a) Se han analizado aspectos generales de arquitecturas Web, sus características, ventajas e inconvenientes.</w:t>
+        <w:t>a) Se ha</w:t>
+      </w:r>
+      <w:r>
+        <w:rPr>
+          <w:lang w:val="es-ES"/>
+        </w:rPr>
+        <w:t>n analizado aspectos generales de arquitecturas Web, sus características, ventajas e inconvenientes.</w:t>
       </w:r>
     </w:p>
     <w:p>
@@ -8549,7 +7573,13 @@
         <w:rPr>
           <w:lang w:val="es-ES"/>
         </w:rPr>
-        <w:t>c) Se ha realizado la instalación y configuración básica de servidores Web.</w:t>
+        <w:t xml:space="preserve">c) Se ha realizado la instalación y configuración </w:t>
+      </w:r>
+      <w:r>
+        <w:rPr>
+          <w:lang w:val="es-ES"/>
+        </w:rPr>
+        <w:t>básica de servidores Web.</w:t>
       </w:r>
     </w:p>
     <w:p>
@@ -8591,7 +7621,13 @@
         <w:rPr>
           <w:lang w:val="es-ES"/>
         </w:rPr>
-        <w:t>f) Se han realizado pruebas de funcionamiento de los servidores web y de aplicaciones.</w:t>
+        <w:t>f) Se han realizado pruebas de funcionamiento de los servidores w</w:t>
+      </w:r>
+      <w:r>
+        <w:rPr>
+          <w:lang w:val="es-ES"/>
+        </w:rPr>
+        <w:t>eb y de aplicaciones.</w:t>
       </w:r>
     </w:p>
     <w:p>
@@ -8633,130 +7669,138 @@
         <w:rPr>
           <w:lang w:val="es-ES"/>
         </w:rPr>
-        <w:t>i) Se han documentado los procesos de instalación y configuración realizados sobre los servidores Web y sobre las aplicaciones.</w:t>
+        <w:t>i) Se han documentado los procesos de instalación y configuración re</w:t>
+      </w:r>
+      <w:r>
+        <w:rPr>
+          <w:lang w:val="es-ES"/>
+        </w:rPr>
+        <w:t>alizados sobre los servidores Web y sobre las aplicaciones.</w:t>
       </w:r>
     </w:p>
     <w:p>
       <w:pPr>
         <w:pStyle w:val="Ttulo3"/>
       </w:pPr>
-      <w:proofErr w:type="spellStart"/>
       <w:r>
         <w:rPr>
           <w:color w:val="218838"/>
         </w:rPr>
-        <w:t>Contenidos</w:t>
-      </w:r>
-      <w:proofErr w:type="spellEnd"/>
+        <w:t>Contenidos básicos</w:t>
+      </w:r>
+    </w:p>
+    <w:p>
+      <w:pPr>
+        <w:pStyle w:val="Listaconvietas"/>
+        <w:rPr>
+          <w:lang w:val="es-ES"/>
+        </w:rPr>
+      </w:pPr>
+      <w:r>
+        <w:rPr>
+          <w:lang w:val="es-ES"/>
+        </w:rPr>
+        <w:t>Implantación de arquitecturas Web: arquitecturas, servidores, instalación y configuración, estructura de aplicaciones, documentación.</w:t>
+      </w:r>
+    </w:p>
+    <w:p>
+      <w:pPr>
+        <w:pStyle w:val="Listaconvietas"/>
+        <w:rPr>
+          <w:lang w:val="es-ES"/>
+        </w:rPr>
+      </w:pPr>
+      <w:r>
+        <w:rPr>
+          <w:lang w:val="es-ES"/>
+        </w:rPr>
+        <w:t>Administración de servidores Web: configura</w:t>
+      </w:r>
+      <w:r>
+        <w:rPr>
+          <w:lang w:val="es-ES"/>
+        </w:rPr>
+        <w:t>ción avanzada, módulos, hosts virtuales, autenticación, HTTPS, certificados, pruebas, despliegue, documentación.</w:t>
+      </w:r>
+    </w:p>
+    <w:p>
+      <w:pPr>
+        <w:pStyle w:val="Listaconvietas"/>
+        <w:rPr>
+          <w:lang w:val="es-ES"/>
+        </w:rPr>
+      </w:pPr>
+      <w:r>
+        <w:rPr>
+          <w:lang w:val="es-ES"/>
+        </w:rPr>
+        <w:t>Administración de servidores de aplicaciones: arquitectura, autenticación, sesiones, logs, despliegue, seguridad, documentación.</w:t>
+      </w:r>
+    </w:p>
+    <w:p>
+      <w:pPr>
+        <w:pStyle w:val="Listaconvietas"/>
+        <w:rPr>
+          <w:lang w:val="es-ES"/>
+        </w:rPr>
+      </w:pPr>
+      <w:r>
+        <w:rPr>
+          <w:lang w:val="es-ES"/>
+        </w:rPr>
+        <w:t xml:space="preserve">Instalación y </w:t>
+      </w:r>
+      <w:r>
+        <w:rPr>
+          <w:lang w:val="es-ES"/>
+        </w:rPr>
+        <w:t>administración de servidores de transferencia de archivos: configuración, usuarios, modos de conexión, protocolos seguros, herramientas, documentación.</w:t>
+      </w:r>
+    </w:p>
+    <w:p>
+      <w:pPr>
+        <w:pStyle w:val="Listaconvietas"/>
+        <w:rPr>
+          <w:lang w:val="es-ES"/>
+        </w:rPr>
+      </w:pPr>
+      <w:r>
+        <w:rPr>
+          <w:lang w:val="es-ES"/>
+        </w:rPr>
+        <w:t>Servicios de red implicados en el despliegue de una aplicación Web: resolución de nombres, servicio de d</w:t>
+      </w:r>
+      <w:r>
+        <w:rPr>
+          <w:lang w:val="es-ES"/>
+        </w:rPr>
+        <w:t>irectorios, autenticación, documentación.</w:t>
+      </w:r>
+    </w:p>
+    <w:p>
+      <w:pPr>
+        <w:pStyle w:val="Listaconvietas"/>
+        <w:rPr>
+          <w:lang w:val="es-ES"/>
+        </w:rPr>
+      </w:pPr>
+      <w:r>
+        <w:rPr>
+          <w:lang w:val="es-ES"/>
+        </w:rPr>
+        <w:t>Documentación y sistemas de control de versiones: herramientas, formatos, plantillas, colaboración, seguridad, documentación.</w:t>
+      </w:r>
+    </w:p>
+    <w:p>
+      <w:pPr>
+        <w:pStyle w:val="Ttulo3"/>
+        <w:rPr>
+          <w:lang w:val="es-ES"/>
+        </w:rPr>
+      </w:pPr>
       <w:r>
         <w:rPr>
           <w:color w:val="218838"/>
-        </w:rPr>
-        <w:t xml:space="preserve"> </w:t>
-      </w:r>
-      <w:proofErr w:type="spellStart"/>
-      <w:r>
-        <w:rPr>
-          <w:color w:val="218838"/>
-        </w:rPr>
-        <w:t>básicos</w:t>
-      </w:r>
-      <w:proofErr w:type="spellEnd"/>
-    </w:p>
-    <w:p>
-      <w:pPr>
-        <w:pStyle w:val="Listaconvietas"/>
-        <w:rPr>
-          <w:lang w:val="es-ES"/>
-        </w:rPr>
-      </w:pPr>
-      <w:r>
-        <w:rPr>
-          <w:lang w:val="es-ES"/>
-        </w:rPr>
-        <w:t>Implantación de arquitecturas Web: arquitecturas, servidores, instalación y configuración, estructura de aplicaciones, documentación.</w:t>
-      </w:r>
-    </w:p>
-    <w:p>
-      <w:pPr>
-        <w:pStyle w:val="Listaconvietas"/>
-        <w:rPr>
-          <w:lang w:val="es-ES"/>
-        </w:rPr>
-      </w:pPr>
-      <w:r>
-        <w:rPr>
-          <w:lang w:val="es-ES"/>
-        </w:rPr>
-        <w:t>Administración de servidores Web: configuración avanzada, módulos, hosts virtuales, autenticación, HTTPS, certificados, pruebas, despliegue, documentación.</w:t>
-      </w:r>
-    </w:p>
-    <w:p>
-      <w:pPr>
-        <w:pStyle w:val="Listaconvietas"/>
-        <w:rPr>
-          <w:lang w:val="es-ES"/>
-        </w:rPr>
-      </w:pPr>
-      <w:r>
-        <w:rPr>
-          <w:lang w:val="es-ES"/>
-        </w:rPr>
-        <w:t>Administración de servidores de aplicaciones: arquitectura, autenticación, sesiones, logs, despliegue, seguridad, documentación.</w:t>
-      </w:r>
-    </w:p>
-    <w:p>
-      <w:pPr>
-        <w:pStyle w:val="Listaconvietas"/>
-        <w:rPr>
-          <w:lang w:val="es-ES"/>
-        </w:rPr>
-      </w:pPr>
-      <w:r>
-        <w:rPr>
-          <w:lang w:val="es-ES"/>
-        </w:rPr>
-        <w:t>Instalación y administración de servidores de transferencia de archivos: configuración, usuarios, modos de conexión, protocolos seguros, herramientas, documentación.</w:t>
-      </w:r>
-    </w:p>
-    <w:p>
-      <w:pPr>
-        <w:pStyle w:val="Listaconvietas"/>
-        <w:rPr>
-          <w:lang w:val="es-ES"/>
-        </w:rPr>
-      </w:pPr>
-      <w:r>
-        <w:rPr>
-          <w:lang w:val="es-ES"/>
-        </w:rPr>
-        <w:t>Servicios de red implicados en el despliegue de una aplicación Web: resolución de nombres, servicio de directorios, autenticación, documentación.</w:t>
-      </w:r>
-    </w:p>
-    <w:p>
-      <w:pPr>
-        <w:pStyle w:val="Listaconvietas"/>
-        <w:rPr>
-          <w:lang w:val="es-ES"/>
-        </w:rPr>
-      </w:pPr>
-      <w:r>
-        <w:rPr>
-          <w:lang w:val="es-ES"/>
-        </w:rPr>
-        <w:t>Documentación y sistemas de control de versiones: herramientas, formatos, plantillas, colaboración, seguridad, documentación.</w:t>
-      </w:r>
-    </w:p>
-    <w:p>
-      <w:pPr>
-        <w:pStyle w:val="Ttulo3"/>
-        <w:rPr>
-          <w:lang w:val="es-ES"/>
-        </w:rPr>
-      </w:pPr>
-      <w:r>
-        <w:rPr>
-          <w:color w:val="218838"/>
           <w:lang w:val="es-ES"/>
         </w:rPr>
         <w:t>Orientaciones pedagógicas</w:t>
@@ -8772,7 +7816,19 @@
         <w:rPr>
           <w:lang w:val="es-ES"/>
         </w:rPr>
-        <w:t>Este módulo profesional contiene la formación necesaria para desempeñar la función de despliegue de aplicaciones Web en un servidor. Incluye la implantación, configuración, documentación y evaluación de aplicaciones web, así como el uso de herramientas de control de versiones y la adaptación a los requerimientos del sector tecnológico.</w:t>
+        <w:t xml:space="preserve">Este módulo profesional contiene la formación necesaria para </w:t>
+      </w:r>
+      <w:r>
+        <w:rPr>
+          <w:lang w:val="es-ES"/>
+        </w:rPr>
+        <w:t>desempeñar la función de despliegue de aplicaciones Web en un servidor. Incluye la implantación, configuración, documentación y evaluación de aplicaciones web, así como el uso de herramientas de control de versiones y la adaptación a los requerimientos del</w:t>
+      </w:r>
+      <w:r>
+        <w:rPr>
+          <w:lang w:val="es-ES"/>
+        </w:rPr>
+        <w:t xml:space="preserve"> sector tecnológico.</w:t>
       </w:r>
     </w:p>
     <w:p>
@@ -8785,7 +7841,7 @@
       <w:r>
         <w:rPr>
           <w:noProof/>
-          <w:lang w:val="es-ES"/>
+          <w:lang w:val="es-ES" w:eastAsia="es-ES"/>
         </w:rPr>
         <w:lastRenderedPageBreak/>
         <w:drawing>
@@ -8815,7 +7871,7 @@
                     <a:blip r:embed="rId15">
                       <a:extLst>
                         <a:ext uri="{96DAC541-7B7A-43D3-8B79-37D633B846F1}">
-                          <asvg:svgBlip xmlns:asvg="http://schemas.microsoft.com/office/drawing/2016/SVG/main" r:embed="rId16"/>
+                          <asvg:svgBlip xmlns:asvg="http://schemas.microsoft.com/office/drawing/2016/SVG/main" xmlns:w16sdtfl="http://schemas.microsoft.com/office/word/2024/wordml/sdtformatlock" xmlns:w16sdtdh="http://schemas.microsoft.com/office/word/2020/wordml/sdtdatahash" xmlns:w16du="http://schemas.microsoft.com/office/word/2023/wordml/word16du" xmlns:w16="http://schemas.microsoft.com/office/word/2018/wordml" xmlns:w16cid="http://schemas.microsoft.com/office/word/2016/wordml/cid" xmlns:w16cex="http://schemas.microsoft.com/office/word/2018/wordml/cex" xmlns:w="http://schemas.openxmlformats.org/wordprocessingml/2006/main" xmlns:w10="urn:schemas-microsoft-com:office:word" xmlns:v="urn:schemas-microsoft-com:vml" xmlns:oel="http://schemas.microsoft.com/office/2019/extlst" xmlns:o="urn:schemas-microsoft-com:office:office" xmlns:am3d="http://schemas.microsoft.com/office/drawing/2017/model3d" xmlns:aink="http://schemas.microsoft.com/office/drawing/2016/ink" xmlns:cx8="http://schemas.microsoft.com/office/drawing/2016/5/14/chartex" xmlns:cx7="http://schemas.microsoft.com/office/drawing/2016/5/13/chartex" xmlns:cx6="http://schemas.microsoft.com/office/drawing/2016/5/12/chartex" xmlns:cx5="http://schemas.microsoft.com/office/drawing/2016/5/11/chartex" xmlns:cx4="http://schemas.microsoft.com/office/drawing/2016/5/10/chartex" xmlns:cx3="http://schemas.microsoft.com/office/drawing/2016/5/9/chartex" xmlns:cx2="http://schemas.microsoft.com/office/drawing/2015/10/21/chartex" xmlns:cx1="http://schemas.microsoft.com/office/drawing/2015/9/8/chartex" xmlns="" r:embed="rId16"/>
                         </a:ext>
                       </a:extLst>
                     </a:blip>
@@ -8921,7 +7977,7 @@
       <w:r>
         <w:rPr>
           <w:noProof/>
-          <w:lang w:val="es-ES"/>
+          <w:lang w:val="es-ES" w:eastAsia="es-ES"/>
         </w:rPr>
         <mc:AlternateContent>
           <mc:Choice Requires="wps">
@@ -9026,7 +8082,7 @@
           </mc:Choice>
           <mc:Fallback>
             <w:pict>
-              <v:oval w14:anchorId="3F5D13E0" id="Elipse 2" o:spid="_x0000_s1026" style="position:absolute;margin-left:156.7pt;margin-top:5.25pt;width:154.65pt;height:47.8pt;z-index:251441152;visibility:visible;mso-wrap-style:square;mso-width-percent:0;mso-height-percent:0;mso-wrap-distance-left:9pt;mso-wrap-distance-top:0;mso-wrap-distance-right:9pt;mso-wrap-distance-bottom:0;mso-position-horizontal:absolute;mso-position-horizontal-relative:text;mso-position-vertical:absolute;mso-position-vertical-relative:text;mso-width-percent:0;mso-height-percent:0;mso-width-relative:margin;mso-height-relative:margin;v-text-anchor:middle" o:gfxdata="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" fillcolor="white [3212]" strokecolor="#4579b8 [3044]">
+              <v:oval w14:anchorId="3F5D13E0" id="Elipse 2" o:spid="_x0000_s1026" style="position:absolute;margin-left:156.7pt;margin-top:5.25pt;width:154.65pt;height:47.8pt;z-index:251441152;visibility:visible;mso-wrap-style:square;mso-width-percent:0;mso-height-percent:0;mso-wrap-distance-left:9pt;mso-wrap-distance-top:0;mso-wrap-distance-right:9pt;mso-wrap-distance-bottom:0;mso-position-horizontal:absolute;mso-position-horizontal-relative:text;mso-position-vertical:absolute;mso-position-vertical-relative:text;mso-width-percent:0;mso-height-percent:0;mso-width-relative:margin;mso-height-relative:margin;v-text-anchor:middle" o:gfxdata="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" fillcolor="white [3212]" strokecolor="#4579b8 [3044]">
                 <v:shadow on="t" color="black" opacity="22937f" origin=",.5" offset="0,.63889mm"/>
                 <v:textbox>
                   <w:txbxContent>
@@ -9073,7 +8129,7 @@
       <w:r>
         <w:rPr>
           <w:noProof/>
-          <w:lang w:val="es-ES"/>
+          <w:lang w:val="es-ES" w:eastAsia="es-ES"/>
         </w:rPr>
         <mc:AlternateContent>
           <mc:Choice Requires="wps">
@@ -9146,7 +8202,7 @@
           </mc:Choice>
           <mc:Fallback>
             <w:pict>
-              <v:shapetype w14:anchorId="5821ADE9" id="_x0000_t69" coordsize="21600,21600" o:spt="69" adj="4320,5400" path="m,10800l@0,21600@0@3@2@3@2,21600,21600,10800@2,0@2@1@0@1@0,xe">
+              <v:shapetype w14:anchorId="7E89697C" id="_x0000_t69" coordsize="21600,21600" o:spt="69" adj="4320,5400" path="m,10800l@0,21600@0@3@2@3@2,21600,21600,10800@2,0@2@1@0@1@0,xe">
                 <v:stroke joinstyle="miter"/>
                 <v:formulas>
                   <v:f eqn="val #0"/>
@@ -9162,7 +8218,7 @@
                   <v:h position="#0,#1" xrange="0,10800" yrange="0,10800"/>
                 </v:handles>
               </v:shapetype>
-              <v:shape id="Flecha: a la izquierda y derecha 6" o:spid="_x0000_s1026" type="#_x0000_t69" style="position:absolute;margin-left:258.2pt;margin-top:48pt;width:66.6pt;height:20.9pt;rotation:2487932fd;z-index:251632640;visibility:visible;mso-wrap-style:square;mso-width-percent:0;mso-height-percent:0;mso-wrap-distance-left:9pt;mso-wrap-distance-top:0;mso-wrap-distance-right:9pt;mso-wrap-distance-bottom:0;mso-position-horizontal:absolute;mso-position-horizontal-relative:text;mso-position-vertical:absolute;mso-position-vertical-relative:text;mso-width-percent:0;mso-height-percent:0;mso-width-relative:margin;mso-height-relative:margin;v-text-anchor:middle" o:gfxdata="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" adj="3389" fillcolor="#e00" strokecolor="#e00">
+              <v:shape id="Flecha: a la izquierda y derecha 6" o:spid="_x0000_s1026" type="#_x0000_t69" style="position:absolute;margin-left:258.2pt;margin-top:48pt;width:66.6pt;height:20.9pt;rotation:2487932fd;z-index:251632640;visibility:visible;mso-wrap-style:square;mso-width-percent:0;mso-height-percent:0;mso-wrap-distance-left:9pt;mso-wrap-distance-top:0;mso-wrap-distance-right:9pt;mso-wrap-distance-bottom:0;mso-position-horizontal:absolute;mso-position-horizontal-relative:text;mso-position-vertical:absolute;mso-position-vertical-relative:text;mso-width-percent:0;mso-height-percent:0;mso-width-relative:margin;mso-height-relative:margin;v-text-anchor:middle" o:gfxdata="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" adj="3389" fillcolor="#e00" strokecolor="#e00">
                 <v:shadow on="t" color="black" opacity="22937f" origin=",.5" offset="0,.63889mm"/>
               </v:shape>
             </w:pict>
@@ -9172,7 +8228,7 @@
       <w:r>
         <w:rPr>
           <w:noProof/>
-          <w:lang w:val="es-ES"/>
+          <w:lang w:val="es-ES" w:eastAsia="es-ES"/>
         </w:rPr>
         <mc:AlternateContent>
           <mc:Choice Requires="wps">
@@ -9245,7 +8301,7 @@
           </mc:Choice>
           <mc:Fallback>
             <w:pict>
-              <v:shape w14:anchorId="6D7B8519" id="Flecha: a la izquierda y derecha 6" o:spid="_x0000_s1026" type="#_x0000_t69" style="position:absolute;margin-left:127.2pt;margin-top:80.15pt;width:113.25pt;height:21.65pt;rotation:90;z-index:251696128;visibility:visible;mso-wrap-style:square;mso-width-percent:0;mso-height-percent:0;mso-wrap-distance-left:9pt;mso-wrap-distance-top:0;mso-wrap-distance-right:9pt;mso-wrap-distance-bottom:0;mso-position-horizontal:absolute;mso-position-horizontal-relative:text;mso-position-vertical:absolute;mso-position-vertical-relative:text;mso-width-percent:0;mso-height-percent:0;mso-width-relative:margin;mso-height-relative:margin;v-text-anchor:middle" o:gfxdata="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" adj="2065" fillcolor="#e00" strokecolor="#e00">
+              <v:shape w14:anchorId="454D07D5" id="Flecha: a la izquierda y derecha 6" o:spid="_x0000_s1026" type="#_x0000_t69" style="position:absolute;margin-left:127.2pt;margin-top:80.15pt;width:113.25pt;height:21.65pt;rotation:90;z-index:251696128;visibility:visible;mso-wrap-style:square;mso-width-percent:0;mso-height-percent:0;mso-wrap-distance-left:9pt;mso-wrap-distance-top:0;mso-wrap-distance-right:9pt;mso-wrap-distance-bottom:0;mso-position-horizontal:absolute;mso-position-horizontal-relative:text;mso-position-vertical:absolute;mso-position-vertical-relative:text;mso-width-percent:0;mso-height-percent:0;mso-width-relative:margin;mso-height-relative:margin;v-text-anchor:middle" o:gfxdata="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" adj="2065" fillcolor="#e00" strokecolor="#e00">
                 <v:shadow on="t" color="black" opacity="22937f" origin=",.5" offset="0,.63889mm"/>
               </v:shape>
             </w:pict>
@@ -9269,7 +8325,7 @@
       <w:r>
         <w:rPr>
           <w:noProof/>
-          <w:lang w:val="es-ES"/>
+          <w:lang w:val="es-ES" w:eastAsia="es-ES"/>
         </w:rPr>
         <mc:AlternateContent>
           <mc:Choice Requires="wps">
@@ -9385,7 +8441,7 @@
           </mc:Choice>
           <mc:Fallback>
             <w:pict>
-              <v:oval w14:anchorId="156BDE4F" id="_x0000_s1027" style="position:absolute;margin-left:247.3pt;margin-top:17.15pt;width:161.3pt;height:53.8pt;z-index:251569152;visibility:visible;mso-wrap-style:square;mso-width-percent:0;mso-height-percent:0;mso-wrap-distance-left:9pt;mso-wrap-distance-top:0;mso-wrap-distance-right:9pt;mso-wrap-distance-bottom:0;mso-position-horizontal:absolute;mso-position-horizontal-relative:text;mso-position-vertical:absolute;mso-position-vertical-relative:text;mso-width-percent:0;mso-height-percent:0;mso-width-relative:margin;mso-height-relative:margin;v-text-anchor:middle" o:gfxdata="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" fillcolor="white [3212]" strokecolor="#4579b8 [3044]">
+              <v:oval w14:anchorId="156BDE4F" id="_x0000_s1027" style="position:absolute;margin-left:247.3pt;margin-top:17.15pt;width:161.3pt;height:53.8pt;z-index:251569152;visibility:visible;mso-wrap-style:square;mso-width-percent:0;mso-height-percent:0;mso-wrap-distance-left:9pt;mso-wrap-distance-top:0;mso-wrap-distance-right:9pt;mso-wrap-distance-bottom:0;mso-position-horizontal:absolute;mso-position-horizontal-relative:text;mso-position-vertical:absolute;mso-position-vertical-relative:text;mso-width-percent:0;mso-height-percent:0;mso-width-relative:margin;mso-height-relative:margin;v-text-anchor:middle" o:gfxdata="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" fillcolor="white [3212]" strokecolor="#4579b8 [3044]">
                 <v:shadow on="t" color="black" opacity="22937f" origin=",.5" offset="0,.63889mm"/>
                 <v:textbox>
                   <w:txbxContent>
@@ -9457,7 +8513,7 @@
       <w:r>
         <w:rPr>
           <w:noProof/>
-          <w:lang w:val="es-ES"/>
+          <w:lang w:val="es-ES" w:eastAsia="es-ES"/>
         </w:rPr>
         <mc:AlternateContent>
           <mc:Choice Requires="wps">
@@ -9549,7 +8605,7 @@
           </mc:Choice>
           <mc:Fallback>
             <w:pict>
-              <v:oval w14:anchorId="176B1A04" id="_x0000_s1028" style="position:absolute;margin-left:260.4pt;margin-top:1.7pt;width:136.15pt;height:72.25pt;z-index:251779072;visibility:visible;mso-wrap-style:square;mso-width-percent:0;mso-height-percent:0;mso-wrap-distance-left:9pt;mso-wrap-distance-top:0;mso-wrap-distance-right:9pt;mso-wrap-distance-bottom:0;mso-position-horizontal:absolute;mso-position-horizontal-relative:text;mso-position-vertical:absolute;mso-position-vertical-relative:text;mso-width-percent:0;mso-height-percent:0;mso-width-relative:margin;mso-height-relative:margin;v-text-anchor:middle" o:gfxdata="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" fillcolor="white [3212]" strokecolor="#4579b8 [3044]">
+              <v:oval w14:anchorId="176B1A04" id="_x0000_s1028" style="position:absolute;margin-left:260.4pt;margin-top:1.7pt;width:136.15pt;height:72.25pt;z-index:251779072;visibility:visible;mso-wrap-style:square;mso-width-percent:0;mso-height-percent:0;mso-wrap-distance-left:9pt;mso-wrap-distance-top:0;mso-wrap-distance-right:9pt;mso-wrap-distance-bottom:0;mso-position-horizontal:absolute;mso-position-horizontal-relative:text;mso-position-vertical:absolute;mso-position-vertical-relative:text;mso-width-percent:0;mso-height-percent:0;mso-width-relative:margin;mso-height-relative:margin;v-text-anchor:middle" o:gfxdata="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" fillcolor="white [3212]" strokecolor="#4579b8 [3044]">
                 <v:shadow on="t" color="black" opacity="22937f" origin=",.5" offset="0,.63889mm"/>
                 <v:textbox>
                   <w:txbxContent>
@@ -9590,7 +8646,7 @@
       <w:r>
         <w:rPr>
           <w:noProof/>
-          <w:lang w:val="es-ES"/>
+          <w:lang w:val="es-ES" w:eastAsia="es-ES"/>
         </w:rPr>
         <mc:AlternateContent>
           <mc:Choice Requires="wps">
@@ -9705,7 +8761,7 @@
               <v:shapetype w14:anchorId="0125CE38" id="_x0000_t132" coordsize="21600,21600" o:spt="132" path="m10800,qx,3391l,18209qy10800,21600,21600,18209l21600,3391qy10800,xem,3391nfqy10800,6782,21600,3391e">
                 <v:path o:extrusionok="f" gradientshapeok="t" o:connecttype="custom" o:connectlocs="10800,6782;10800,0;0,10800;10800,21600;21600,10800" o:connectangles="270,270,180,90,0" textboxrect="0,6782,21600,18209"/>
               </v:shapetype>
-              <v:shape id="Diagrama de flujo: disco magnético 3" o:spid="_x0000_s1029" type="#_x0000_t132" style="position:absolute;margin-left:110.5pt;margin-top:10.45pt;width:136.65pt;height:79.3pt;z-index:251502592;visibility:visible;mso-wrap-style:square;mso-width-percent:0;mso-height-percent:0;mso-wrap-distance-left:9pt;mso-wrap-distance-top:0;mso-wrap-distance-right:9pt;mso-wrap-distance-bottom:0;mso-position-horizontal:absolute;mso-position-horizontal-relative:text;mso-position-vertical:absolute;mso-position-vertical-relative:text;mso-width-percent:0;mso-height-percent:0;mso-width-relative:margin;mso-height-relative:margin;v-text-anchor:middle" o:gfxdata="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" fillcolor="#4f81bd [3204]" strokecolor="#4579b8 [3044]">
+              <v:shape id="Diagrama de flujo: disco magnético 3" o:spid="_x0000_s1029" type="#_x0000_t132" style="position:absolute;margin-left:110.5pt;margin-top:10.45pt;width:136.65pt;height:79.3pt;z-index:251502592;visibility:visible;mso-wrap-style:square;mso-width-percent:0;mso-height-percent:0;mso-wrap-distance-left:9pt;mso-wrap-distance-top:0;mso-wrap-distance-right:9pt;mso-wrap-distance-bottom:0;mso-position-horizontal:absolute;mso-position-horizontal-relative:text;mso-position-vertical:absolute;mso-position-vertical-relative:text;mso-width-percent:0;mso-height-percent:0;mso-width-relative:margin;mso-height-relative:margin;v-text-anchor:middle" o:gfxdata="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" fillcolor="#4f81bd [3204]" strokecolor="#4579b8 [3044]">
                 <v:fill color2="#a7bfde [1620]" rotate="t" angle="180" focus="100%" type="gradient">
                   <o:fill v:ext="view" type="gradientUnscaled"/>
                 </v:fill>
@@ -9765,7 +8821,7 @@
       <w:r>
         <w:rPr>
           <w:noProof/>
-          <w:lang w:val="es-ES"/>
+          <w:lang w:val="es-ES" w:eastAsia="es-ES"/>
         </w:rPr>
         <mc:AlternateContent>
           <mc:Choice Requires="wps">
@@ -9838,7 +8894,7 @@
           </mc:Choice>
           <mc:Fallback>
             <w:pict>
-              <v:shape w14:anchorId="5A87B9CF" id="Flecha: a la izquierda y derecha 6" o:spid="_x0000_s1026" type="#_x0000_t69" style="position:absolute;margin-left:228.2pt;margin-top:2.95pt;width:57.85pt;height:19.95pt;rotation:-10357714fd;flip:y;z-index:251781120;visibility:visible;mso-wrap-style:square;mso-width-percent:0;mso-height-percent:0;mso-wrap-distance-left:9pt;mso-wrap-distance-top:0;mso-wrap-distance-right:9pt;mso-wrap-distance-bottom:0;mso-position-horizontal:absolute;mso-position-horizontal-relative:text;mso-position-vertical:absolute;mso-position-vertical-relative:text;mso-width-percent:0;mso-height-percent:0;mso-width-relative:margin;mso-height-relative:margin;v-text-anchor:middle" o:gfxdata="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" adj="3720" fillcolor="#e00" strokecolor="#e00">
+              <v:shape w14:anchorId="6D47F945" id="Flecha: a la izquierda y derecha 6" o:spid="_x0000_s1026" type="#_x0000_t69" style="position:absolute;margin-left:228.2pt;margin-top:2.95pt;width:57.85pt;height:19.95pt;rotation:-10357714fd;flip:y;z-index:251781120;visibility:visible;mso-wrap-style:square;mso-width-percent:0;mso-height-percent:0;mso-wrap-distance-left:9pt;mso-wrap-distance-top:0;mso-wrap-distance-right:9pt;mso-wrap-distance-bottom:0;mso-position-horizontal:absolute;mso-position-horizontal-relative:text;mso-position-vertical:absolute;mso-position-vertical-relative:text;mso-width-percent:0;mso-height-percent:0;mso-width-relative:margin;mso-height-relative:margin;v-text-anchor:middle" o:gfxdata="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" adj="3720" fillcolor="#e00" strokecolor="#e00">
                 <v:shadow on="t" color="black" opacity="22937f" origin=",.5" offset="0,.63889mm"/>
               </v:shape>
             </w:pict>
@@ -10018,9 +9074,11 @@
             <w14:round/>
           </w14:textOutline>
         </w:rPr>
-        <w:t xml:space="preserve"> </w:t>
-      </w:r>
-      <w:r>
+        <w:t xml:space="preserve"> Producción y Consumo Responsables</w:t>
+      </w:r>
+    </w:p>
+    <w:p>
+      <w:pPr>
         <w:rPr>
           <w:rFonts w:asciiTheme="majorHAnsi" w:hAnsiTheme="majorHAnsi" w:cstheme="majorHAnsi"/>
           <w:color w:val="4F81BD" w:themeColor="accent1"/>
@@ -10033,31 +9091,15 @@
             <w14:round/>
           </w14:textOutline>
         </w:rPr>
-        <w:t>Producción y Consumo Responsables</w:t>
-      </w:r>
-    </w:p>
-    <w:p>
-      <w:pPr>
+      </w:pPr>
+      <w:r>
         <w:rPr>
           <w:rFonts w:asciiTheme="majorHAnsi" w:hAnsiTheme="majorHAnsi" w:cstheme="majorHAnsi"/>
+          <w:noProof/>
           <w:color w:val="4F81BD" w:themeColor="accent1"/>
           <w:sz w:val="24"/>
           <w:szCs w:val="24"/>
-          <w:lang w:val="es-ES"/>
-          <w14:textOutline w14:w="0" w14:cap="flat" w14:cmpd="sng" w14:algn="ctr">
-            <w14:noFill/>
-            <w14:prstDash w14:val="solid"/>
-            <w14:round/>
-          </w14:textOutline>
-        </w:rPr>
-      </w:pPr>
-      <w:r>
-        <w:rPr>
-          <w:rFonts w:asciiTheme="majorHAnsi" w:hAnsiTheme="majorHAnsi" w:cstheme="majorHAnsi"/>
-          <w:color w:val="4F81BD" w:themeColor="accent1"/>
-          <w:sz w:val="24"/>
-          <w:szCs w:val="24"/>
-          <w:lang w:val="es-ES"/>
+          <w:lang w:val="es-ES" w:eastAsia="es-ES"/>
           <w14:textOutline w14:w="0" w14:cap="flat" w14:cmpd="sng" w14:algn="ctr">
             <w14:noFill/>
             <w14:prstDash w14:val="solid"/>
@@ -10135,7 +9177,7 @@
           </mc:Choice>
           <mc:Fallback>
             <w:pict>
-              <v:shape w14:anchorId="026ADAAB" id="Flecha: a la izquierda y derecha 6" o:spid="_x0000_s1026" type="#_x0000_t69" style="position:absolute;margin-left:261.25pt;margin-top:253.45pt;width:90.7pt;height:11.25pt;rotation:8551292fd;z-index:251728384;visibility:visible;mso-wrap-style:square;mso-width-percent:0;mso-height-percent:0;mso-wrap-distance-left:9pt;mso-wrap-distance-top:0;mso-wrap-distance-right:9pt;mso-wrap-distance-bottom:0;mso-position-horizontal:absolute;mso-position-horizontal-relative:text;mso-position-vertical:absolute;mso-position-vertical-relative:text;mso-width-percent:0;mso-height-percent:0;mso-width-relative:margin;mso-height-relative:margin;v-text-anchor:middle" o:gfxdata="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" adj="1338" fillcolor="#e00" strokecolor="#e00">
+              <v:shape w14:anchorId="75CCC6EC" id="Flecha: a la izquierda y derecha 6" o:spid="_x0000_s1026" type="#_x0000_t69" style="position:absolute;margin-left:261.25pt;margin-top:253.45pt;width:90.7pt;height:11.25pt;rotation:8551292fd;z-index:251728384;visibility:visible;mso-wrap-style:square;mso-width-percent:0;mso-height-percent:0;mso-wrap-distance-left:9pt;mso-wrap-distance-top:0;mso-wrap-distance-right:9pt;mso-wrap-distance-bottom:0;mso-position-horizontal:absolute;mso-position-horizontal-relative:text;mso-position-vertical:absolute;mso-position-vertical-relative:text;mso-width-percent:0;mso-height-percent:0;mso-width-relative:margin;mso-height-relative:margin;v-text-anchor:middle" o:gfxdata="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" adj="1338" fillcolor="#e00" strokecolor="#e00">
                 <v:shadow on="t" color="black" opacity="22937f" origin=",.5" offset="0,.63889mm"/>
               </v:shape>
             </w:pict>
@@ -10145,10 +9187,11 @@
       <w:r>
         <w:rPr>
           <w:rFonts w:asciiTheme="majorHAnsi" w:hAnsiTheme="majorHAnsi" w:cstheme="majorHAnsi"/>
+          <w:noProof/>
           <w:color w:val="4F81BD" w:themeColor="accent1"/>
           <w:sz w:val="24"/>
           <w:szCs w:val="24"/>
-          <w:lang w:val="es-ES"/>
+          <w:lang w:val="es-ES" w:eastAsia="es-ES"/>
           <w14:textOutline w14:w="0" w14:cap="flat" w14:cmpd="sng" w14:algn="ctr">
             <w14:noFill/>
             <w14:prstDash w14:val="solid"/>
@@ -10226,7 +9269,7 @@
           </mc:Choice>
           <mc:Fallback>
             <w:pict>
-              <v:shape w14:anchorId="69FE8F59" id="Flecha: a la izquierda y derecha 6" o:spid="_x0000_s1026" type="#_x0000_t69" style="position:absolute;margin-left:239.95pt;margin-top:237.35pt;width:112.1pt;height:10.55pt;rotation:7834673fd;z-index:251730432;visibility:visible;mso-wrap-style:square;mso-width-percent:0;mso-height-percent:0;mso-wrap-distance-left:9pt;mso-wrap-distance-top:0;mso-wrap-distance-right:9pt;mso-wrap-distance-bottom:0;mso-position-horizontal:absolute;mso-position-horizontal-relative:text;mso-position-vertical:absolute;mso-position-vertical-relative:text;mso-width-percent:0;mso-height-percent:0;mso-width-relative:margin;mso-height-relative:margin;v-text-anchor:middle" o:gfxdata="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" adj="1017" fillcolor="#e00" strokecolor="#e00">
+              <v:shape w14:anchorId="3B073C89" id="Flecha: a la izquierda y derecha 6" o:spid="_x0000_s1026" type="#_x0000_t69" style="position:absolute;margin-left:239.95pt;margin-top:237.35pt;width:112.1pt;height:10.55pt;rotation:7834673fd;z-index:251730432;visibility:visible;mso-wrap-style:square;mso-width-percent:0;mso-height-percent:0;mso-wrap-distance-left:9pt;mso-wrap-distance-top:0;mso-wrap-distance-right:9pt;mso-wrap-distance-bottom:0;mso-position-horizontal:absolute;mso-position-horizontal-relative:text;mso-position-vertical:absolute;mso-position-vertical-relative:text;mso-width-percent:0;mso-height-percent:0;mso-width-relative:margin;mso-height-relative:margin;v-text-anchor:middle" o:gfxdata="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" adj="1017" fillcolor="#e00" strokecolor="#e00">
                 <v:shadow on="t" color="black" opacity="22937f" origin=",.5" offset="0,.63889mm"/>
               </v:shape>
             </w:pict>
@@ -10236,10 +9279,11 @@
       <w:r>
         <w:rPr>
           <w:rFonts w:asciiTheme="majorHAnsi" w:hAnsiTheme="majorHAnsi" w:cstheme="majorHAnsi"/>
+          <w:noProof/>
           <w:color w:val="4F81BD" w:themeColor="accent1"/>
           <w:sz w:val="24"/>
           <w:szCs w:val="24"/>
-          <w:lang w:val="es-ES"/>
+          <w:lang w:val="es-ES" w:eastAsia="es-ES"/>
           <w14:textOutline w14:w="0" w14:cap="flat" w14:cmpd="sng" w14:algn="ctr">
             <w14:noFill/>
             <w14:prstDash w14:val="solid"/>
@@ -10317,7 +9361,7 @@
           </mc:Choice>
           <mc:Fallback>
             <w:pict>
-              <v:shape w14:anchorId="2668249D" id="Flecha: a la izquierda y derecha 6" o:spid="_x0000_s1026" type="#_x0000_t69" style="position:absolute;margin-left:308.8pt;margin-top:169.3pt;width:28.25pt;height:9.4pt;rotation:2943123fd;z-index:251729408;visibility:visible;mso-wrap-style:square;mso-width-percent:0;mso-height-percent:0;mso-wrap-distance-left:9pt;mso-wrap-distance-top:0;mso-wrap-distance-right:9pt;mso-wrap-distance-bottom:0;mso-position-horizontal:absolute;mso-position-horizontal-relative:text;mso-position-vertical:absolute;mso-position-vertical-relative:text;mso-width-percent:0;mso-height-percent:0;mso-width-relative:margin;mso-height-relative:margin;v-text-anchor:middle" o:gfxdata="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" adj="3602" fillcolor="#e00" strokecolor="#e00">
+              <v:shape w14:anchorId="2AD0D88A" id="Flecha: a la izquierda y derecha 6" o:spid="_x0000_s1026" type="#_x0000_t69" style="position:absolute;margin-left:308.8pt;margin-top:169.3pt;width:28.25pt;height:9.4pt;rotation:2943123fd;z-index:251729408;visibility:visible;mso-wrap-style:square;mso-width-percent:0;mso-height-percent:0;mso-wrap-distance-left:9pt;mso-wrap-distance-top:0;mso-wrap-distance-right:9pt;mso-wrap-distance-bottom:0;mso-position-horizontal:absolute;mso-position-horizontal-relative:text;mso-position-vertical:absolute;mso-position-vertical-relative:text;mso-width-percent:0;mso-height-percent:0;mso-width-relative:margin;mso-height-relative:margin;v-text-anchor:middle" o:gfxdata="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" adj="3602" fillcolor="#e00" strokecolor="#e00">
                 <v:shadow on="t" color="black" opacity="22937f" origin=",.5" offset="0,.63889mm"/>
               </v:shape>
             </w:pict>
@@ -10327,10 +9371,11 @@
       <w:r>
         <w:rPr>
           <w:rFonts w:asciiTheme="majorHAnsi" w:hAnsiTheme="majorHAnsi" w:cstheme="majorHAnsi"/>
+          <w:noProof/>
           <w:color w:val="4F81BD" w:themeColor="accent1"/>
           <w:sz w:val="24"/>
           <w:szCs w:val="24"/>
-          <w:lang w:val="es-ES"/>
+          <w:lang w:val="es-ES" w:eastAsia="es-ES"/>
           <w14:textOutline w14:w="0" w14:cap="flat" w14:cmpd="sng" w14:algn="ctr">
             <w14:noFill/>
             <w14:prstDash w14:val="solid"/>
@@ -10420,7 +9465,7 @@
           </mc:Choice>
           <mc:Fallback>
             <w:pict>
-              <v:oval w14:anchorId="0314613A" id="Elipse 14" o:spid="_x0000_s1030" style="position:absolute;margin-left:279.5pt;margin-top:138.95pt;width:89.5pt;height:35.15pt;z-index:251723264;visibility:visible;mso-wrap-style:square;mso-width-percent:0;mso-height-percent:0;mso-wrap-distance-left:9pt;mso-wrap-distance-top:0;mso-wrap-distance-right:9pt;mso-wrap-distance-bottom:0;mso-position-horizontal:absolute;mso-position-horizontal-relative:text;mso-position-vertical:absolute;mso-position-vertical-relative:text;mso-width-percent:0;mso-height-percent:0;mso-width-relative:margin;mso-height-relative:margin;v-text-anchor:middle" o:gfxdata="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" fillcolor="#1ab82d" strokecolor="#006c31">
+              <v:oval w14:anchorId="0314613A" id="Elipse 14" o:spid="_x0000_s1030" style="position:absolute;margin-left:279.5pt;margin-top:138.95pt;width:89.5pt;height:35.15pt;z-index:251723264;visibility:visible;mso-wrap-style:square;mso-width-percent:0;mso-height-percent:0;mso-wrap-distance-left:9pt;mso-wrap-distance-top:0;mso-wrap-distance-right:9pt;mso-wrap-distance-bottom:0;mso-position-horizontal:absolute;mso-position-horizontal-relative:text;mso-position-vertical:absolute;mso-position-vertical-relative:text;mso-width-percent:0;mso-height-percent:0;mso-width-relative:margin;mso-height-relative:margin;v-text-anchor:middle" o:gfxdata="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" fillcolor="#1ab82d" strokecolor="#006c31">
                 <v:shadow on="t" color="black" opacity="22937f" origin=",.5" offset="0,.63889mm"/>
                 <v:textbox>
                   <w:txbxContent>
@@ -10442,10 +9487,11 @@
       <w:r>
         <w:rPr>
           <w:rFonts w:asciiTheme="majorHAnsi" w:hAnsiTheme="majorHAnsi" w:cstheme="majorHAnsi"/>
+          <w:noProof/>
           <w:color w:val="4F81BD" w:themeColor="accent1"/>
           <w:sz w:val="24"/>
           <w:szCs w:val="24"/>
-          <w:lang w:val="es-ES"/>
+          <w:lang w:val="es-ES" w:eastAsia="es-ES"/>
           <w14:textOutline w14:w="0" w14:cap="flat" w14:cmpd="sng" w14:algn="ctr">
             <w14:noFill/>
             <w14:prstDash w14:val="solid"/>
@@ -10518,10 +9564,11 @@
       <w:r>
         <w:rPr>
           <w:rFonts w:asciiTheme="majorHAnsi" w:hAnsiTheme="majorHAnsi" w:cstheme="majorHAnsi"/>
+          <w:noProof/>
           <w:color w:val="4F81BD" w:themeColor="accent1"/>
           <w:sz w:val="24"/>
           <w:szCs w:val="24"/>
-          <w:lang w:val="es-ES"/>
+          <w:lang w:val="es-ES" w:eastAsia="es-ES"/>
           <w14:textOutline w14:w="0" w14:cap="flat" w14:cmpd="sng" w14:algn="ctr">
             <w14:noFill/>
             <w14:prstDash w14:val="solid"/>
@@ -10611,7 +9658,7 @@
           </mc:Choice>
           <mc:Fallback>
             <w:pict>
-              <v:oval w14:anchorId="7BAECC91" id="_x0000_s1031" style="position:absolute;margin-left:307.5pt;margin-top:198pt;width:93pt;height:33.85pt;z-index:251725312;visibility:visible;mso-wrap-style:square;mso-width-percent:0;mso-height-percent:0;mso-wrap-distance-left:9pt;mso-wrap-distance-top:0;mso-wrap-distance-right:9pt;mso-wrap-distance-bottom:0;mso-position-horizontal:absolute;mso-position-horizontal-relative:text;mso-position-vertical:absolute;mso-position-vertical-relative:text;mso-width-percent:0;mso-height-percent:0;mso-width-relative:margin;mso-height-relative:margin;v-text-anchor:middle" o:gfxdata="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" fillcolor="#1ab82d" strokecolor="#006c31">
+              <v:oval w14:anchorId="7BAECC91" id="_x0000_s1031" style="position:absolute;margin-left:307.5pt;margin-top:198pt;width:93pt;height:33.85pt;z-index:251725312;visibility:visible;mso-wrap-style:square;mso-width-percent:0;mso-height-percent:0;mso-wrap-distance-left:9pt;mso-wrap-distance-top:0;mso-wrap-distance-right:9pt;mso-wrap-distance-bottom:0;mso-position-horizontal:absolute;mso-position-horizontal-relative:text;mso-position-vertical:absolute;mso-position-vertical-relative:text;mso-width-percent:0;mso-height-percent:0;mso-width-relative:margin;mso-height-relative:margin;v-text-anchor:middle" o:gfxdata="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" fillcolor="#1ab82d" strokecolor="#006c31">
                 <v:shadow on="t" color="black" opacity="22937f" origin=",.5" offset="0,.63889mm"/>
                 <v:textbox>
                   <w:txbxContent>
@@ -10633,10 +9680,11 @@
       <w:r>
         <w:rPr>
           <w:rFonts w:asciiTheme="majorHAnsi" w:hAnsiTheme="majorHAnsi" w:cstheme="majorHAnsi"/>
+          <w:noProof/>
           <w:color w:val="4F81BD" w:themeColor="accent1"/>
           <w:sz w:val="24"/>
           <w:szCs w:val="24"/>
-          <w:lang w:val="es-ES"/>
+          <w:lang w:val="es-ES" w:eastAsia="es-ES"/>
           <w14:textOutline w14:w="0" w14:cap="flat" w14:cmpd="sng" w14:algn="ctr">
             <w14:noFill/>
             <w14:prstDash w14:val="solid"/>
@@ -10700,7 +9748,7 @@
           </mc:Choice>
           <mc:Fallback>
             <w:pict>
-              <v:shape w14:anchorId="5BE78985" id="Nube 15" o:spid="_x0000_s1026" style="position:absolute;margin-left:199.5pt;margin-top:274.5pt;width:110.25pt;height:83.25pt;z-index:251726336;visibility:visible;mso-wrap-style:square;mso-wrap-distance-left:9pt;mso-wrap-distance-top:0;mso-wrap-distance-right:9pt;mso-wrap-distance-bottom:0;mso-position-horizontal:absolute;mso-position-horizontal-relative:text;mso-position-vertical:absolute;mso-position-vertical-relative:text;v-text-anchor:middle" coordsize="43200,43200" o:gfxdata="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" path="m3900,14370c3629,11657,4261,8921,5623,6907,7775,3726,11264,3017,14005,5202,15678,909,19914,22,22456,3432,23097,1683,24328,474,25749,200v1564,-302,3126,570,4084,2281c31215,267,33501,-460,35463,690v1495,876,2567,2710,2855,4886c40046,6218,41422,7998,41982,10318v407,1684,349,3513,-164,5142c43079,17694,43520,20590,43016,23322v-670,3632,-2888,6352,-5612,6882c37391,32471,36658,34621,35395,36101v-1919,2249,-4691,2538,-6840,714c27860,39948,25999,42343,23667,43106v-2748,899,-5616,-633,-7187,-3840c12772,42310,7956,40599,5804,35472,3690,35809,1705,34024,1110,31250,679,29243,1060,27077,2113,25551,619,24354,-213,22057,-5,19704,239,16949,1845,14791,3863,14507v12,-46,25,-91,37,-137xem4693,26177nfc3809,26271,2925,25993,2160,25380t4768,9519nfc6573,35092,6200,35220,5820,35280t10658,3810nfc16211,38544,15987,37961,15810,37350m28827,34751nfc28788,35398,28698,36038,28560,36660m34129,22954nfc36133,24282,37398,27058,37380,30090m41798,15354nfc41473,16386,40978,17302,40350,18030m38324,5426nfc38379,5843,38405,6266,38400,6690m29078,3952nfc29267,3369,29516,2826,29820,2340m22141,4720nfc22218,4238,22339,3771,22500,3330m14000,5192nfc14472,5568,14908,6021,15300,6540m4127,15789nfc4024,15325,3948,14851,3900,14370e" fillcolor="#4f81bd [3204]" strokecolor="#4579b8 [3044]">
+              <v:shape w14:anchorId="509C6E4C" id="Nube 15" o:spid="_x0000_s1026" style="position:absolute;margin-left:199.5pt;margin-top:274.5pt;width:110.25pt;height:83.25pt;z-index:251726336;visibility:visible;mso-wrap-style:square;mso-wrap-distance-left:9pt;mso-wrap-distance-top:0;mso-wrap-distance-right:9pt;mso-wrap-distance-bottom:0;mso-position-horizontal:absolute;mso-position-horizontal-relative:text;mso-position-vertical:absolute;mso-position-vertical-relative:text;v-text-anchor:middle" coordsize="43200,43200" o:gfxdata="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" path="m3900,14370c3629,11657,4261,8921,5623,6907,7775,3726,11264,3017,14005,5202,15678,909,19914,22,22456,3432,23097,1683,24328,474,25749,200v1564,-302,3126,570,4084,2281c31215,267,33501,-460,35463,690v1495,876,2567,2710,2855,4886c40046,6218,41422,7998,41982,10318v407,1684,349,3513,-164,5142c43079,17694,43520,20590,43016,23322v-670,3632,-2888,6352,-5612,6882c37391,32471,36658,34621,35395,36101v-1919,2249,-4691,2538,-6840,714c27860,39948,25999,42343,23667,43106v-2748,899,-5616,-633,-7187,-3840c12772,42310,7956,40599,5804,35472,3690,35809,1705,34024,1110,31250,679,29243,1060,27077,2113,25551,619,24354,-213,22057,-5,19704,239,16949,1845,14791,3863,14507v12,-46,25,-91,37,-137xem4693,26177nfc3809,26271,2925,25993,2160,25380t4768,9519nfc6573,35092,6200,35220,5820,35280t10658,3810nfc16211,38544,15987,37961,15810,37350m28827,34751nfc28788,35398,28698,36038,28560,36660m34129,22954nfc36133,24282,37398,27058,37380,30090m41798,15354nfc41473,16386,40978,17302,40350,18030m38324,5426nfc38379,5843,38405,6266,38400,6690m29078,3952nfc29267,3369,29516,2826,29820,2340m22141,4720nfc22218,4238,22339,3771,22500,3330m14000,5192nfc14472,5568,14908,6021,15300,6540m4127,15789nfc4024,15325,3948,14851,3900,14370e" fillcolor="#4f81bd [3204]" strokecolor="#4579b8 [3044]">
                 <v:fill color2="#a7bfde [1620]" rotate="t" angle="180" focus="100%" type="gradient">
                   <o:fill v:ext="view" type="gradientUnscaled"/>
                 </v:fill>
@@ -10714,10 +9762,11 @@
       <w:r>
         <w:rPr>
           <w:rFonts w:asciiTheme="majorHAnsi" w:hAnsiTheme="majorHAnsi" w:cstheme="majorHAnsi"/>
+          <w:noProof/>
           <w:color w:val="4F81BD" w:themeColor="accent1"/>
           <w:sz w:val="24"/>
           <w:szCs w:val="24"/>
-          <w:lang w:val="es-ES"/>
+          <w:lang w:val="es-ES" w:eastAsia="es-ES"/>
           <w14:textOutline w14:w="0" w14:cap="flat" w14:cmpd="sng" w14:algn="ctr">
             <w14:noFill/>
             <w14:prstDash w14:val="solid"/>
@@ -10807,7 +9856,7 @@
           </mc:Choice>
           <mc:Fallback>
             <w:pict>
-              <v:oval w14:anchorId="134DE968" id="_x0000_s1032" style="position:absolute;margin-left:301.15pt;margin-top:174.15pt;width:90.15pt;height:36.5pt;z-index:251724288;visibility:visible;mso-wrap-style:square;mso-width-percent:0;mso-height-percent:0;mso-wrap-distance-left:9pt;mso-wrap-distance-top:0;mso-wrap-distance-right:9pt;mso-wrap-distance-bottom:0;mso-position-horizontal:absolute;mso-position-horizontal-relative:text;mso-position-vertical:absolute;mso-position-vertical-relative:text;mso-width-percent:0;mso-height-percent:0;mso-width-relative:margin;mso-height-relative:margin;v-text-anchor:middle" o:gfxdata="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" fillcolor="#1ab82d" strokecolor="#006c31">
+              <v:oval w14:anchorId="134DE968" id="_x0000_s1032" style="position:absolute;margin-left:301.15pt;margin-top:174.15pt;width:90.15pt;height:36.5pt;z-index:251724288;visibility:visible;mso-wrap-style:square;mso-width-percent:0;mso-height-percent:0;mso-wrap-distance-left:9pt;mso-wrap-distance-top:0;mso-wrap-distance-right:9pt;mso-wrap-distance-bottom:0;mso-position-horizontal:absolute;mso-position-horizontal-relative:text;mso-position-vertical:absolute;mso-position-vertical-relative:text;mso-width-percent:0;mso-height-percent:0;mso-width-relative:margin;mso-height-relative:margin;v-text-anchor:middle" o:gfxdata="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" fillcolor="#1ab82d" strokecolor="#006c31">
                 <v:shadow on="t" color="black" opacity="22937f" origin=",.5" offset="0,.63889mm"/>
                 <v:textbox>
                   <w:txbxContent>
@@ -10879,7 +9928,7 @@
           <w:color w:val="4F81BD" w:themeColor="accent1"/>
           <w:sz w:val="48"/>
           <w:szCs w:val="48"/>
-          <w:lang w:val="es-ES"/>
+          <w:lang w:val="es-ES" w:eastAsia="es-ES"/>
         </w:rPr>
         <w:drawing>
           <wp:anchor distT="0" distB="0" distL="114300" distR="114300" simplePos="0" relativeHeight="251706368" behindDoc="0" locked="0" layoutInCell="1" allowOverlap="1" wp14:anchorId="39F33A19" wp14:editId="0B8AE2BE">
@@ -10908,7 +9957,7 @@
                     <a:blip r:embed="rId18">
                       <a:extLst>
                         <a:ext uri="{96DAC541-7B7A-43D3-8B79-37D633B846F1}">
-                          <asvg:svgBlip xmlns:asvg="http://schemas.microsoft.com/office/drawing/2016/SVG/main" r:embed="rId19"/>
+                          <asvg:svgBlip xmlns:asvg="http://schemas.microsoft.com/office/drawing/2016/SVG/main" xmlns:w16sdtfl="http://schemas.microsoft.com/office/word/2024/wordml/sdtformatlock" xmlns:w16sdtdh="http://schemas.microsoft.com/office/word/2020/wordml/sdtdatahash" xmlns:w16du="http://schemas.microsoft.com/office/word/2023/wordml/word16du" xmlns:w16="http://schemas.microsoft.com/office/word/2018/wordml" xmlns:w16cid="http://schemas.microsoft.com/office/word/2016/wordml/cid" xmlns:w16cex="http://schemas.microsoft.com/office/word/2018/wordml/cex" xmlns:w="http://schemas.openxmlformats.org/wordprocessingml/2006/main" xmlns:w10="urn:schemas-microsoft-com:office:word" xmlns:v="urn:schemas-microsoft-com:vml" xmlns:oel="http://schemas.microsoft.com/office/2019/extlst" xmlns:o="urn:schemas-microsoft-com:office:office" xmlns:am3d="http://schemas.microsoft.com/office/drawing/2017/model3d" xmlns:aink="http://schemas.microsoft.com/office/drawing/2016/ink" xmlns:cx8="http://schemas.microsoft.com/office/drawing/2016/5/14/chartex" xmlns:cx7="http://schemas.microsoft.com/office/drawing/2016/5/13/chartex" xmlns:cx6="http://schemas.microsoft.com/office/drawing/2016/5/12/chartex" xmlns:cx5="http://schemas.microsoft.com/office/drawing/2016/5/11/chartex" xmlns:cx4="http://schemas.microsoft.com/office/drawing/2016/5/10/chartex" xmlns:cx3="http://schemas.microsoft.com/office/drawing/2016/5/9/chartex" xmlns:cx2="http://schemas.microsoft.com/office/drawing/2015/10/21/chartex" xmlns:cx1="http://schemas.microsoft.com/office/drawing/2015/9/8/chartex" xmlns="" r:embed="rId19"/>
                         </a:ext>
                       </a:extLst>
                     </a:blip>
@@ -10944,7 +9993,7 @@
           <w:color w:val="4F81BD" w:themeColor="accent1"/>
           <w:sz w:val="48"/>
           <w:szCs w:val="48"/>
-          <w:lang w:val="es-ES"/>
+          <w:lang w:val="es-ES" w:eastAsia="es-ES"/>
         </w:rPr>
         <w:drawing>
           <wp:anchor distT="0" distB="0" distL="114300" distR="114300" simplePos="0" relativeHeight="251850752" behindDoc="0" locked="0" layoutInCell="1" allowOverlap="1" wp14:anchorId="4F223F05" wp14:editId="66DE22F6">
@@ -10973,7 +10022,7 @@
                     <a:blip r:embed="rId18">
                       <a:extLst>
                         <a:ext uri="{96DAC541-7B7A-43D3-8B79-37D633B846F1}">
-                          <asvg:svgBlip xmlns:asvg="http://schemas.microsoft.com/office/drawing/2016/SVG/main" r:embed="rId19"/>
+                          <asvg:svgBlip xmlns:asvg="http://schemas.microsoft.com/office/drawing/2016/SVG/main" xmlns:w16sdtfl="http://schemas.microsoft.com/office/word/2024/wordml/sdtformatlock" xmlns:w16sdtdh="http://schemas.microsoft.com/office/word/2020/wordml/sdtdatahash" xmlns:w16du="http://schemas.microsoft.com/office/word/2023/wordml/word16du" xmlns:w16="http://schemas.microsoft.com/office/word/2018/wordml" xmlns:w16cid="http://schemas.microsoft.com/office/word/2016/wordml/cid" xmlns:w16cex="http://schemas.microsoft.com/office/word/2018/wordml/cex" xmlns:w="http://schemas.openxmlformats.org/wordprocessingml/2006/main" xmlns:w10="urn:schemas-microsoft-com:office:word" xmlns:v="urn:schemas-microsoft-com:vml" xmlns:oel="http://schemas.microsoft.com/office/2019/extlst" xmlns:o="urn:schemas-microsoft-com:office:office" xmlns:am3d="http://schemas.microsoft.com/office/drawing/2017/model3d" xmlns:aink="http://schemas.microsoft.com/office/drawing/2016/ink" xmlns:cx8="http://schemas.microsoft.com/office/drawing/2016/5/14/chartex" xmlns:cx7="http://schemas.microsoft.com/office/drawing/2016/5/13/chartex" xmlns:cx6="http://schemas.microsoft.com/office/drawing/2016/5/12/chartex" xmlns:cx5="http://schemas.microsoft.com/office/drawing/2016/5/11/chartex" xmlns:cx4="http://schemas.microsoft.com/office/drawing/2016/5/10/chartex" xmlns:cx3="http://schemas.microsoft.com/office/drawing/2016/5/9/chartex" xmlns:cx2="http://schemas.microsoft.com/office/drawing/2015/10/21/chartex" xmlns:cx1="http://schemas.microsoft.com/office/drawing/2015/9/8/chartex" xmlns="" r:embed="rId19"/>
                         </a:ext>
                       </a:extLst>
                     </a:blip>
@@ -11009,7 +10058,7 @@
           <w:color w:val="4F81BD" w:themeColor="accent1"/>
           <w:sz w:val="48"/>
           <w:szCs w:val="48"/>
-          <w:lang w:val="es-ES"/>
+          <w:lang w:val="es-ES" w:eastAsia="es-ES"/>
         </w:rPr>
         <w:drawing>
           <wp:anchor distT="0" distB="0" distL="114300" distR="114300" simplePos="0" relativeHeight="251831296" behindDoc="0" locked="0" layoutInCell="1" allowOverlap="1" wp14:anchorId="07A397C7" wp14:editId="5BB28FC8">
@@ -11038,7 +10087,7 @@
                     <a:blip r:embed="rId18">
                       <a:extLst>
                         <a:ext uri="{96DAC541-7B7A-43D3-8B79-37D633B846F1}">
-                          <asvg:svgBlip xmlns:asvg="http://schemas.microsoft.com/office/drawing/2016/SVG/main" r:embed="rId19"/>
+                          <asvg:svgBlip xmlns:asvg="http://schemas.microsoft.com/office/drawing/2016/SVG/main" xmlns:w16sdtfl="http://schemas.microsoft.com/office/word/2024/wordml/sdtformatlock" xmlns:w16sdtdh="http://schemas.microsoft.com/office/word/2020/wordml/sdtdatahash" xmlns:w16du="http://schemas.microsoft.com/office/word/2023/wordml/word16du" xmlns:w16="http://schemas.microsoft.com/office/word/2018/wordml" xmlns:w16cid="http://schemas.microsoft.com/office/word/2016/wordml/cid" xmlns:w16cex="http://schemas.microsoft.com/office/word/2018/wordml/cex" xmlns:w="http://schemas.openxmlformats.org/wordprocessingml/2006/main" xmlns:w10="urn:schemas-microsoft-com:office:word" xmlns:v="urn:schemas-microsoft-com:vml" xmlns:oel="http://schemas.microsoft.com/office/2019/extlst" xmlns:o="urn:schemas-microsoft-com:office:office" xmlns:am3d="http://schemas.microsoft.com/office/drawing/2017/model3d" xmlns:aink="http://schemas.microsoft.com/office/drawing/2016/ink" xmlns:cx8="http://schemas.microsoft.com/office/drawing/2016/5/14/chartex" xmlns:cx7="http://schemas.microsoft.com/office/drawing/2016/5/13/chartex" xmlns:cx6="http://schemas.microsoft.com/office/drawing/2016/5/12/chartex" xmlns:cx5="http://schemas.microsoft.com/office/drawing/2016/5/11/chartex" xmlns:cx4="http://schemas.microsoft.com/office/drawing/2016/5/10/chartex" xmlns:cx3="http://schemas.microsoft.com/office/drawing/2016/5/9/chartex" xmlns:cx2="http://schemas.microsoft.com/office/drawing/2015/10/21/chartex" xmlns:cx1="http://schemas.microsoft.com/office/drawing/2015/9/8/chartex" xmlns="" r:embed="rId19"/>
                         </a:ext>
                       </a:extLst>
                     </a:blip>
@@ -11074,7 +10123,7 @@
           <w:color w:val="4F81BD" w:themeColor="accent1"/>
           <w:sz w:val="48"/>
           <w:szCs w:val="48"/>
-          <w:lang w:val="es-ES"/>
+          <w:lang w:val="es-ES" w:eastAsia="es-ES"/>
         </w:rPr>
         <w:drawing>
           <wp:anchor distT="0" distB="0" distL="114300" distR="114300" simplePos="0" relativeHeight="251813888" behindDoc="0" locked="0" layoutInCell="1" allowOverlap="1" wp14:anchorId="37898783" wp14:editId="55E07A0E">
@@ -11103,7 +10152,7 @@
                     <a:blip r:embed="rId18">
                       <a:extLst>
                         <a:ext uri="{96DAC541-7B7A-43D3-8B79-37D633B846F1}">
-                          <asvg:svgBlip xmlns:asvg="http://schemas.microsoft.com/office/drawing/2016/SVG/main" r:embed="rId19"/>
+                          <asvg:svgBlip xmlns:asvg="http://schemas.microsoft.com/office/drawing/2016/SVG/main" xmlns:w16sdtfl="http://schemas.microsoft.com/office/word/2024/wordml/sdtformatlock" xmlns:w16sdtdh="http://schemas.microsoft.com/office/word/2020/wordml/sdtdatahash" xmlns:w16du="http://schemas.microsoft.com/office/word/2023/wordml/word16du" xmlns:w16="http://schemas.microsoft.com/office/word/2018/wordml" xmlns:w16cid="http://schemas.microsoft.com/office/word/2016/wordml/cid" xmlns:w16cex="http://schemas.microsoft.com/office/word/2018/wordml/cex" xmlns:w="http://schemas.openxmlformats.org/wordprocessingml/2006/main" xmlns:w10="urn:schemas-microsoft-com:office:word" xmlns:v="urn:schemas-microsoft-com:vml" xmlns:oel="http://schemas.microsoft.com/office/2019/extlst" xmlns:o="urn:schemas-microsoft-com:office:office" xmlns:am3d="http://schemas.microsoft.com/office/drawing/2017/model3d" xmlns:aink="http://schemas.microsoft.com/office/drawing/2016/ink" xmlns:cx8="http://schemas.microsoft.com/office/drawing/2016/5/14/chartex" xmlns:cx7="http://schemas.microsoft.com/office/drawing/2016/5/13/chartex" xmlns:cx6="http://schemas.microsoft.com/office/drawing/2016/5/12/chartex" xmlns:cx5="http://schemas.microsoft.com/office/drawing/2016/5/11/chartex" xmlns:cx4="http://schemas.microsoft.com/office/drawing/2016/5/10/chartex" xmlns:cx3="http://schemas.microsoft.com/office/drawing/2016/5/9/chartex" xmlns:cx2="http://schemas.microsoft.com/office/drawing/2015/10/21/chartex" xmlns:cx1="http://schemas.microsoft.com/office/drawing/2015/9/8/chartex" xmlns="" r:embed="rId19"/>
                         </a:ext>
                       </a:extLst>
                     </a:blip>
@@ -11139,7 +10188,7 @@
           <w:color w:val="4F81BD" w:themeColor="accent1"/>
           <w:sz w:val="48"/>
           <w:szCs w:val="48"/>
-          <w:lang w:val="es-ES"/>
+          <w:lang w:val="es-ES" w:eastAsia="es-ES"/>
         </w:rPr>
         <w:drawing>
           <wp:anchor distT="0" distB="0" distL="114300" distR="114300" simplePos="0" relativeHeight="251798528" behindDoc="0" locked="0" layoutInCell="1" allowOverlap="1" wp14:anchorId="1D19C71F" wp14:editId="533B8AB0">
@@ -11168,7 +10217,7 @@
                     <a:blip r:embed="rId18">
                       <a:extLst>
                         <a:ext uri="{96DAC541-7B7A-43D3-8B79-37D633B846F1}">
-                          <asvg:svgBlip xmlns:asvg="http://schemas.microsoft.com/office/drawing/2016/SVG/main" r:embed="rId19"/>
+                          <asvg:svgBlip xmlns:asvg="http://schemas.microsoft.com/office/drawing/2016/SVG/main" xmlns:w16sdtfl="http://schemas.microsoft.com/office/word/2024/wordml/sdtformatlock" xmlns:w16sdtdh="http://schemas.microsoft.com/office/word/2020/wordml/sdtdatahash" xmlns:w16du="http://schemas.microsoft.com/office/word/2023/wordml/word16du" xmlns:w16="http://schemas.microsoft.com/office/word/2018/wordml" xmlns:w16cid="http://schemas.microsoft.com/office/word/2016/wordml/cid" xmlns:w16cex="http://schemas.microsoft.com/office/word/2018/wordml/cex" xmlns:w="http://schemas.openxmlformats.org/wordprocessingml/2006/main" xmlns:w10="urn:schemas-microsoft-com:office:word" xmlns:v="urn:schemas-microsoft-com:vml" xmlns:oel="http://schemas.microsoft.com/office/2019/extlst" xmlns:o="urn:schemas-microsoft-com:office:office" xmlns:am3d="http://schemas.microsoft.com/office/drawing/2017/model3d" xmlns:aink="http://schemas.microsoft.com/office/drawing/2016/ink" xmlns:cx8="http://schemas.microsoft.com/office/drawing/2016/5/14/chartex" xmlns:cx7="http://schemas.microsoft.com/office/drawing/2016/5/13/chartex" xmlns:cx6="http://schemas.microsoft.com/office/drawing/2016/5/12/chartex" xmlns:cx5="http://schemas.microsoft.com/office/drawing/2016/5/11/chartex" xmlns:cx4="http://schemas.microsoft.com/office/drawing/2016/5/10/chartex" xmlns:cx3="http://schemas.microsoft.com/office/drawing/2016/5/9/chartex" xmlns:cx2="http://schemas.microsoft.com/office/drawing/2015/10/21/chartex" xmlns:cx1="http://schemas.microsoft.com/office/drawing/2015/9/8/chartex" xmlns="" r:embed="rId19"/>
                         </a:ext>
                       </a:extLst>
                     </a:blip>
@@ -11204,7 +10253,7 @@
           <w:color w:val="4F81BD" w:themeColor="accent1"/>
           <w:sz w:val="48"/>
           <w:szCs w:val="48"/>
-          <w:lang w:val="es-ES"/>
+          <w:lang w:val="es-ES" w:eastAsia="es-ES"/>
         </w:rPr>
         <w:drawing>
           <wp:inline distT="0" distB="0" distL="0" distR="0" wp14:anchorId="0A471D9C" wp14:editId="335A27F0">
@@ -11225,7 +10274,7 @@
                     <a:blip r:embed="rId20">
                       <a:extLst>
                         <a:ext uri="{96DAC541-7B7A-43D3-8B79-37D633B846F1}">
-                          <asvg:svgBlip xmlns:asvg="http://schemas.microsoft.com/office/drawing/2016/SVG/main" r:embed="rId21"/>
+                          <asvg:svgBlip xmlns:asvg="http://schemas.microsoft.com/office/drawing/2016/SVG/main" xmlns:w16sdtfl="http://schemas.microsoft.com/office/word/2024/wordml/sdtformatlock" xmlns:w16sdtdh="http://schemas.microsoft.com/office/word/2020/wordml/sdtdatahash" xmlns:w16du="http://schemas.microsoft.com/office/word/2023/wordml/word16du" xmlns:w16="http://schemas.microsoft.com/office/word/2018/wordml" xmlns:w16cid="http://schemas.microsoft.com/office/word/2016/wordml/cid" xmlns:w16cex="http://schemas.microsoft.com/office/word/2018/wordml/cex" xmlns:w="http://schemas.openxmlformats.org/wordprocessingml/2006/main" xmlns:w10="urn:schemas-microsoft-com:office:word" xmlns:v="urn:schemas-microsoft-com:vml" xmlns:oel="http://schemas.microsoft.com/office/2019/extlst" xmlns:o="urn:schemas-microsoft-com:office:office" xmlns:am3d="http://schemas.microsoft.com/office/drawing/2017/model3d" xmlns:aink="http://schemas.microsoft.com/office/drawing/2016/ink" xmlns:cx8="http://schemas.microsoft.com/office/drawing/2016/5/14/chartex" xmlns:cx7="http://schemas.microsoft.com/office/drawing/2016/5/13/chartex" xmlns:cx6="http://schemas.microsoft.com/office/drawing/2016/5/12/chartex" xmlns:cx5="http://schemas.microsoft.com/office/drawing/2016/5/11/chartex" xmlns:cx4="http://schemas.microsoft.com/office/drawing/2016/5/10/chartex" xmlns:cx3="http://schemas.microsoft.com/office/drawing/2016/5/9/chartex" xmlns:cx2="http://schemas.microsoft.com/office/drawing/2015/10/21/chartex" xmlns:cx1="http://schemas.microsoft.com/office/drawing/2015/9/8/chartex" xmlns="" r:embed="rId21"/>
                         </a:ext>
                       </a:extLst>
                     </a:blip>
@@ -11337,7 +10386,7 @@
           <w:color w:val="4F81BD" w:themeColor="accent1"/>
           <w:sz w:val="48"/>
           <w:szCs w:val="48"/>
-          <w:lang w:val="es-ES"/>
+          <w:lang w:val="es-ES" w:eastAsia="es-ES"/>
         </w:rPr>
         <mc:AlternateContent>
           <mc:Choice Requires="wps">
@@ -11448,7 +10497,7 @@
                 </v:handles>
                 <o:complex v:ext="view"/>
               </v:shapetype>
-              <v:shape id="Pergamino: vertical 22" o:spid="_x0000_s1033" type="#_x0000_t97" style="position:absolute;margin-left:292.85pt;margin-top:144.35pt;width:89.15pt;height:94.95pt;z-index:251715072;visibility:visible;mso-wrap-style:square;mso-width-percent:0;mso-wrap-distance-left:9pt;mso-wrap-distance-top:0;mso-wrap-distance-right:9pt;mso-wrap-distance-bottom:0;mso-position-horizontal:absolute;mso-position-horizontal-relative:text;mso-position-vertical:absolute;mso-position-vertical-relative:text;mso-width-percent:0;mso-width-relative:margin;v-text-anchor:middle" o:gfxdata="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" fillcolor="#d8d8d8 [2732]" strokecolor="#4579b8 [3044]">
+              <v:shape id="Pergamino: vertical 22" o:spid="_x0000_s1033" type="#_x0000_t97" style="position:absolute;margin-left:292.85pt;margin-top:144.35pt;width:89.15pt;height:94.95pt;z-index:251715072;visibility:visible;mso-wrap-style:square;mso-width-percent:0;mso-wrap-distance-left:9pt;mso-wrap-distance-top:0;mso-wrap-distance-right:9pt;mso-wrap-distance-bottom:0;mso-position-horizontal:absolute;mso-position-horizontal-relative:text;mso-position-vertical:absolute;mso-position-vertical-relative:text;mso-width-percent:0;mso-width-relative:margin;v-text-anchor:middle" o:gfxdata="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" fillcolor="#d8d8d8 [2732]" strokecolor="#4579b8 [3044]">
                 <v:shadow on="t" color="black" opacity="22937f" origin=",.5" offset="0,.63889mm"/>
                 <v:textbox>
                   <w:txbxContent>
@@ -11482,7 +10531,7 @@
           <w:color w:val="4F81BD" w:themeColor="accent1"/>
           <w:sz w:val="48"/>
           <w:szCs w:val="48"/>
-          <w:lang w:val="es-ES"/>
+          <w:lang w:val="es-ES" w:eastAsia="es-ES"/>
         </w:rPr>
         <mc:AlternateContent>
           <mc:Choice Requires="wps">
@@ -11587,7 +10636,7 @@
           </mc:Choice>
           <mc:Fallback>
             <w:pict>
-              <v:oval w14:anchorId="6052B71E" id="Elipse 18" o:spid="_x0000_s1034" style="position:absolute;margin-left:197.2pt;margin-top:145.45pt;width:121.4pt;height:53.55pt;z-index:251653632;visibility:visible;mso-wrap-style:square;mso-height-percent:0;mso-wrap-distance-left:9pt;mso-wrap-distance-top:0;mso-wrap-distance-right:9pt;mso-wrap-distance-bottom:0;mso-position-horizontal:absolute;mso-position-horizontal-relative:text;mso-position-vertical:absolute;mso-position-vertical-relative:text;mso-height-percent:0;mso-height-relative:margin;v-text-anchor:middle" o:gfxdata="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" fillcolor="#e00" strokecolor="#4579b8 [3044]">
+              <v:oval w14:anchorId="6052B71E" id="Elipse 18" o:spid="_x0000_s1034" style="position:absolute;margin-left:197.2pt;margin-top:145.45pt;width:121.4pt;height:53.55pt;z-index:251653632;visibility:visible;mso-wrap-style:square;mso-height-percent:0;mso-wrap-distance-left:9pt;mso-wrap-distance-top:0;mso-wrap-distance-right:9pt;mso-wrap-distance-bottom:0;mso-position-horizontal:absolute;mso-position-horizontal-relative:text;mso-position-vertical:absolute;mso-position-vertical-relative:text;mso-height-percent:0;mso-height-relative:margin;v-text-anchor:middle" o:gfxdata="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" fillcolor="#e00" strokecolor="#4579b8 [3044]">
                 <v:fill color2="#a7bfde [1620]" rotate="t" angle="180" focus="100%" type="gradient">
                   <o:fill v:ext="view" type="gradientUnscaled"/>
                 </v:fill>
@@ -11629,7 +10678,7 @@
       <w:r>
         <w:rPr>
           <w:noProof/>
-          <w:lang w:val="es-ES"/>
+          <w:lang w:val="es-ES" w:eastAsia="es-ES"/>
         </w:rPr>
         <mc:AlternateContent>
           <mc:Choice Requires="wps">
@@ -11702,7 +10751,7 @@
           </mc:Choice>
           <mc:Fallback>
             <w:pict>
-              <v:shape w14:anchorId="10F49D17" id="Flecha: a la izquierda y derecha 6" o:spid="_x0000_s1026" type="#_x0000_t69" style="position:absolute;margin-left:229.05pt;margin-top:141.55pt;width:28.25pt;height:9.4pt;rotation:2943123fd;z-index:251697664;visibility:visible;mso-wrap-style:square;mso-width-percent:0;mso-height-percent:0;mso-wrap-distance-left:9pt;mso-wrap-distance-top:0;mso-wrap-distance-right:9pt;mso-wrap-distance-bottom:0;mso-position-horizontal:absolute;mso-position-horizontal-relative:text;mso-position-vertical:absolute;mso-position-vertical-relative:text;mso-width-percent:0;mso-height-percent:0;mso-width-relative:margin;mso-height-relative:margin;v-text-anchor:middle" o:gfxdata="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" adj="3594" fillcolor="#e00" strokecolor="#e00">
+              <v:shape w14:anchorId="30D2FDB0" id="Flecha: a la izquierda y derecha 6" o:spid="_x0000_s1026" type="#_x0000_t69" style="position:absolute;margin-left:229.05pt;margin-top:141.55pt;width:28.25pt;height:9.4pt;rotation:2943123fd;z-index:251697664;visibility:visible;mso-wrap-style:square;mso-width-percent:0;mso-height-percent:0;mso-wrap-distance-left:9pt;mso-wrap-distance-top:0;mso-wrap-distance-right:9pt;mso-wrap-distance-bottom:0;mso-position-horizontal:absolute;mso-position-horizontal-relative:text;mso-position-vertical:absolute;mso-position-vertical-relative:text;mso-width-percent:0;mso-height-percent:0;mso-width-relative:margin;mso-height-relative:margin;v-text-anchor:middle" o:gfxdata="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" adj="3594" fillcolor="#e00" strokecolor="#e00">
                 <v:shadow on="t" color="black" opacity="22937f" origin=",.5" offset="0,.63889mm"/>
               </v:shape>
             </w:pict>
@@ -11716,7 +10765,7 @@
           <w:color w:val="4F81BD" w:themeColor="accent1"/>
           <w:sz w:val="48"/>
           <w:szCs w:val="48"/>
-          <w:lang w:val="es-ES"/>
+          <w:lang w:val="es-ES" w:eastAsia="es-ES"/>
         </w:rPr>
         <mc:AlternateContent>
           <mc:Choice Requires="wps">
@@ -11812,7 +10861,7 @@
           </mc:Choice>
           <mc:Fallback>
             <w:pict>
-              <v:oval w14:anchorId="3B6932E6" id="_x0000_s1035" style="position:absolute;margin-left:166.85pt;margin-top:102.35pt;width:121.4pt;height:53.55pt;z-index:251619840;visibility:visible;mso-wrap-style:square;mso-height-percent:0;mso-wrap-distance-left:9pt;mso-wrap-distance-top:0;mso-wrap-distance-right:9pt;mso-wrap-distance-bottom:0;mso-position-horizontal:absolute;mso-position-horizontal-relative:text;mso-position-vertical:absolute;mso-position-vertical-relative:text;mso-height-percent:0;mso-height-relative:margin;v-text-anchor:middle" o:gfxdata="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" fillcolor="#e00" strokecolor="#4579b8 [3044]">
+              <v:oval w14:anchorId="3B6932E6" id="_x0000_s1035" style="position:absolute;margin-left:166.85pt;margin-top:102.35pt;width:121.4pt;height:53.55pt;z-index:251619840;visibility:visible;mso-wrap-style:square;mso-height-percent:0;mso-wrap-distance-left:9pt;mso-wrap-distance-top:0;mso-wrap-distance-right:9pt;mso-wrap-distance-bottom:0;mso-position-horizontal:absolute;mso-position-horizontal-relative:text;mso-position-vertical:absolute;mso-position-vertical-relative:text;mso-height-percent:0;mso-height-relative:margin;v-text-anchor:middle" o:gfxdata="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" fillcolor="#e00" strokecolor="#4579b8 [3044]">
                 <v:fill color2="#a7bfde [1620]" rotate="t" angle="180" focus="100%" type="gradient">
                   <o:fill v:ext="view" type="gradientUnscaled"/>
                 </v:fill>
@@ -11849,7 +10898,7 @@
           <w:color w:val="4F81BD" w:themeColor="accent1"/>
           <w:sz w:val="48"/>
           <w:szCs w:val="48"/>
-          <w:lang w:val="es-ES"/>
+          <w:lang w:val="es-ES" w:eastAsia="es-ES"/>
         </w:rPr>
         <mc:AlternateContent>
           <mc:Choice Requires="wps">
@@ -11945,7 +10994,7 @@
           </mc:Choice>
           <mc:Fallback>
             <w:pict>
-              <v:oval w14:anchorId="23A4602E" id="_x0000_s1036" style="position:absolute;margin-left:215.3pt;margin-top:257.7pt;width:122.55pt;height:58.35pt;z-index:251663872;visibility:visible;mso-wrap-style:square;mso-width-percent:0;mso-height-percent:0;mso-wrap-distance-left:9pt;mso-wrap-distance-top:0;mso-wrap-distance-right:9pt;mso-wrap-distance-bottom:0;mso-position-horizontal:absolute;mso-position-horizontal-relative:text;mso-position-vertical:absolute;mso-position-vertical-relative:text;mso-width-percent:0;mso-height-percent:0;mso-width-relative:margin;mso-height-relative:margin;v-text-anchor:middle" o:gfxdata="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" fillcolor="#ffc000" strokecolor="#4579b8 [3044]">
+              <v:oval w14:anchorId="23A4602E" id="_x0000_s1036" style="position:absolute;margin-left:215.3pt;margin-top:257.7pt;width:122.55pt;height:58.35pt;z-index:251663872;visibility:visible;mso-wrap-style:square;mso-width-percent:0;mso-height-percent:0;mso-wrap-distance-left:9pt;mso-wrap-distance-top:0;mso-wrap-distance-right:9pt;mso-wrap-distance-bottom:0;mso-position-horizontal:absolute;mso-position-horizontal-relative:text;mso-position-vertical:absolute;mso-position-vertical-relative:text;mso-width-percent:0;mso-height-percent:0;mso-width-relative:margin;mso-height-relative:margin;v-text-anchor:middle" o:gfxdata="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" fillcolor="#ffc000" strokecolor="#4579b8 [3044]">
                 <v:shadow on="t" color="black" opacity="22937f" origin=",.5" offset="0,.63889mm"/>
                 <v:textbox>
                   <w:txbxContent>
@@ -11983,6 +11032,7 @@
       <w:r>
         <w:rPr>
           <w:noProof/>
+          <w:lang w:val="es-ES" w:eastAsia="es-ES"/>
         </w:rPr>
         <w:drawing>
           <wp:anchor distT="0" distB="0" distL="114300" distR="114300" simplePos="0" relativeHeight="251722240" behindDoc="0" locked="0" layoutInCell="1" allowOverlap="1" wp14:anchorId="55A48CAD" wp14:editId="2DFA447B">
@@ -12050,7 +11100,7 @@
       <w:r>
         <w:rPr>
           <w:noProof/>
-          <w:lang w:val="es-ES"/>
+          <w:lang w:val="es-ES" w:eastAsia="es-ES"/>
         </w:rPr>
         <mc:AlternateContent>
           <mc:Choice Requires="wps">
@@ -12115,7 +11165,7 @@
           </mc:Choice>
           <mc:Fallback>
             <w:pict>
-              <v:shapetype w14:anchorId="26816977" id="_x0000_t13" coordsize="21600,21600" o:spt="13" adj="16200,5400" path="m@0,l@0@1,0@1,0@2@0@2@0,21600,21600,10800xe">
+              <v:shapetype w14:anchorId="3D994AA4" id="_x0000_t13" coordsize="21600,21600" o:spt="13" adj="16200,5400" path="m@0,l@0@1,0@1,0@2@0@2@0,21600,21600,10800xe">
                 <v:stroke joinstyle="miter"/>
                 <v:formulas>
                   <v:f eqn="val #0"/>
@@ -12131,7 +11181,7 @@
                   <v:h position="#0,#1" xrange="0,21600" yrange="0,10800"/>
                 </v:handles>
               </v:shapetype>
-              <v:shape id="Flecha: a la derecha 20" o:spid="_x0000_s1026" type="#_x0000_t13" style="position:absolute;margin-left:207.7pt;margin-top:196.1pt;width:50.5pt;height:16pt;rotation:8571727fd;z-index:251702784;visibility:visible;mso-wrap-style:square;mso-width-percent:0;mso-height-percent:0;mso-wrap-distance-left:9pt;mso-wrap-distance-top:0;mso-wrap-distance-right:9pt;mso-wrap-distance-bottom:0;mso-position-horizontal:absolute;mso-position-horizontal-relative:text;mso-position-vertical:absolute;mso-position-vertical-relative:text;mso-width-percent:0;mso-height-percent:0;mso-width-relative:margin;mso-height-relative:margin;v-text-anchor:middle" o:gfxdata="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" adj="18175" fillcolor="#4f81bd [3204]" strokecolor="#4579b8 [3044]">
+              <v:shape id="Flecha: a la derecha 20" o:spid="_x0000_s1026" type="#_x0000_t13" style="position:absolute;margin-left:207.7pt;margin-top:196.1pt;width:50.5pt;height:16pt;rotation:8571727fd;z-index:251702784;visibility:visible;mso-wrap-style:square;mso-width-percent:0;mso-height-percent:0;mso-wrap-distance-left:9pt;mso-wrap-distance-top:0;mso-wrap-distance-right:9pt;mso-wrap-distance-bottom:0;mso-position-horizontal:absolute;mso-position-horizontal-relative:text;mso-position-vertical:absolute;mso-position-vertical-relative:text;mso-width-percent:0;mso-height-percent:0;mso-width-relative:margin;mso-height-relative:margin;v-text-anchor:middle" o:gfxdata="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" adj="18175" fillcolor="#4f81bd [3204]" strokecolor="#4579b8 [3044]">
                 <v:fill color2="#a7bfde [1620]" rotate="t" angle="180" focus="100%" type="gradient">
                   <o:fill v:ext="view" type="gradientUnscaled"/>
                 </v:fill>
@@ -12144,7 +11194,7 @@
       <w:r>
         <w:rPr>
           <w:noProof/>
-          <w:lang w:val="es-ES"/>
+          <w:lang w:val="es-ES" w:eastAsia="es-ES"/>
         </w:rPr>
         <mc:AlternateContent>
           <mc:Choice Requires="wps">
@@ -12209,7 +11259,7 @@
           </mc:Choice>
           <mc:Fallback>
             <w:pict>
-              <v:shape w14:anchorId="4E94398A" id="Flecha: a la derecha 20" o:spid="_x0000_s1026" type="#_x0000_t13" style="position:absolute;margin-left:230.5pt;margin-top:219.85pt;width:89.4pt;height:14.15pt;rotation:5713556fd;z-index:251707904;visibility:visible;mso-wrap-style:square;mso-width-percent:0;mso-height-percent:0;mso-wrap-distance-left:9pt;mso-wrap-distance-top:0;mso-wrap-distance-right:9pt;mso-wrap-distance-bottom:0;mso-position-horizontal:absolute;mso-position-horizontal-relative:text;mso-position-vertical:absolute;mso-position-vertical-relative:text;mso-width-percent:0;mso-height-percent:0;mso-width-relative:margin;mso-height-relative:margin;v-text-anchor:middle" o:gfxdata="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" adj="19892" fillcolor="#4f81bd [3204]" strokecolor="#4579b8 [3044]">
+              <v:shape w14:anchorId="47084069" id="Flecha: a la derecha 20" o:spid="_x0000_s1026" type="#_x0000_t13" style="position:absolute;margin-left:230.5pt;margin-top:219.85pt;width:89.4pt;height:14.15pt;rotation:5713556fd;z-index:251707904;visibility:visible;mso-wrap-style:square;mso-width-percent:0;mso-height-percent:0;mso-wrap-distance-left:9pt;mso-wrap-distance-top:0;mso-wrap-distance-right:9pt;mso-wrap-distance-bottom:0;mso-position-horizontal:absolute;mso-position-horizontal-relative:text;mso-position-vertical:absolute;mso-position-vertical-relative:text;mso-width-percent:0;mso-height-percent:0;mso-width-relative:margin;mso-height-relative:margin;v-text-anchor:middle" o:gfxdata="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" adj="19892" fillcolor="#4f81bd [3204]" strokecolor="#4579b8 [3044]">
                 <v:fill color2="#a7bfde [1620]" rotate="t" angle="180" focus="100%" type="gradient">
                   <o:fill v:ext="view" type="gradientUnscaled"/>
                 </v:fill>
@@ -12226,7 +11276,7 @@
           <w:color w:val="4F81BD" w:themeColor="accent1"/>
           <w:sz w:val="48"/>
           <w:szCs w:val="48"/>
-          <w:lang w:val="es-ES"/>
+          <w:lang w:val="es-ES" w:eastAsia="es-ES"/>
         </w:rPr>
         <mc:AlternateContent>
           <mc:Choice Requires="wps">
@@ -12313,7 +11363,7 @@
           </mc:Choice>
           <mc:Fallback>
             <w:pict>
-              <v:oval w14:anchorId="6807D597" id="_x0000_s1037" style="position:absolute;margin-left:130.05pt;margin-top:211.75pt;width:121.4pt;height:53.55pt;z-index:251656704;visibility:visible;mso-wrap-style:square;mso-height-percent:0;mso-wrap-distance-left:9pt;mso-wrap-distance-top:0;mso-wrap-distance-right:9pt;mso-wrap-distance-bottom:0;mso-position-horizontal:absolute;mso-position-horizontal-relative:text;mso-position-vertical:absolute;mso-position-vertical-relative:text;mso-height-percent:0;mso-height-relative:margin;v-text-anchor:middle" o:gfxdata="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" fillcolor="#ffc000" strokecolor="#4579b8 [3044]">
+              <v:oval w14:anchorId="6807D597" id="_x0000_s1037" style="position:absolute;margin-left:130.05pt;margin-top:211.75pt;width:121.4pt;height:53.55pt;z-index:251656704;visibility:visible;mso-wrap-style:square;mso-height-percent:0;mso-wrap-distance-left:9pt;mso-wrap-distance-top:0;mso-wrap-distance-right:9pt;mso-wrap-distance-bottom:0;mso-position-horizontal:absolute;mso-position-horizontal-relative:text;mso-position-vertical:absolute;mso-position-vertical-relative:text;mso-height-percent:0;mso-height-relative:margin;v-text-anchor:middle" o:gfxdata="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" fillcolor="#ffc000" strokecolor="#4579b8 [3044]">
                 <v:shadow on="t" color="black" opacity="22937f" origin=",.5" offset="0,.63889mm"/>
                 <v:textbox>
                   <w:txbxContent>
@@ -12349,7 +11399,7 @@
           <w:color w:val="4F81BD" w:themeColor="accent1"/>
           <w:sz w:val="48"/>
           <w:szCs w:val="48"/>
-          <w:lang w:val="es-ES"/>
+          <w:lang w:val="es-ES" w:eastAsia="es-ES"/>
         </w:rPr>
         <w:drawing>
           <wp:inline distT="0" distB="0" distL="0" distR="0" wp14:anchorId="10E73BB8" wp14:editId="6DC69096">
@@ -12370,7 +11420,7 @@
                     <a:blip r:embed="rId22">
                       <a:extLst>
                         <a:ext uri="{96DAC541-7B7A-43D3-8B79-37D633B846F1}">
-                          <asvg:svgBlip xmlns:asvg="http://schemas.microsoft.com/office/drawing/2016/SVG/main" r:embed="rId23"/>
+                          <asvg:svgBlip xmlns:asvg="http://schemas.microsoft.com/office/drawing/2016/SVG/main" xmlns:w16sdtfl="http://schemas.microsoft.com/office/word/2024/wordml/sdtformatlock" xmlns:w16sdtdh="http://schemas.microsoft.com/office/word/2020/wordml/sdtdatahash" xmlns:w16du="http://schemas.microsoft.com/office/word/2023/wordml/word16du" xmlns:w16="http://schemas.microsoft.com/office/word/2018/wordml" xmlns:w16cid="http://schemas.microsoft.com/office/word/2016/wordml/cid" xmlns:w16cex="http://schemas.microsoft.com/office/word/2018/wordml/cex" xmlns:w="http://schemas.openxmlformats.org/wordprocessingml/2006/main" xmlns:w10="urn:schemas-microsoft-com:office:word" xmlns:v="urn:schemas-microsoft-com:vml" xmlns:oel="http://schemas.microsoft.com/office/2019/extlst" xmlns:o="urn:schemas-microsoft-com:office:office" xmlns:am3d="http://schemas.microsoft.com/office/drawing/2017/model3d" xmlns:aink="http://schemas.microsoft.com/office/drawing/2016/ink" xmlns:cx8="http://schemas.microsoft.com/office/drawing/2016/5/14/chartex" xmlns:cx7="http://schemas.microsoft.com/office/drawing/2016/5/13/chartex" xmlns:cx6="http://schemas.microsoft.com/office/drawing/2016/5/12/chartex" xmlns:cx5="http://schemas.microsoft.com/office/drawing/2016/5/11/chartex" xmlns:cx4="http://schemas.microsoft.com/office/drawing/2016/5/10/chartex" xmlns:cx3="http://schemas.microsoft.com/office/drawing/2016/5/9/chartex" xmlns:cx2="http://schemas.microsoft.com/office/drawing/2015/10/21/chartex" xmlns:cx1="http://schemas.microsoft.com/office/drawing/2015/9/8/chartex" xmlns="" r:embed="rId23"/>
                         </a:ext>
                       </a:extLst>
                     </a:blip>
@@ -12410,7 +11460,7 @@
       <w:r>
         <w:rPr>
           <w:noProof/>
-          <w:lang w:val="es-ES"/>
+          <w:lang w:val="es-ES" w:eastAsia="es-ES"/>
         </w:rPr>
         <mc:AlternateContent>
           <mc:Choice Requires="wps">
@@ -12488,7 +11538,7 @@
                 <v:stroke joinstyle="miter"/>
                 <v:path gradientshapeok="t" o:connecttype="rect"/>
               </v:shapetype>
-              <v:shape id="Cuadro de texto 7" o:spid="_x0000_s1038" type="#_x0000_t202" style="position:absolute;margin-left:140.65pt;margin-top:13.55pt;width:212.65pt;height:59.35pt;z-index:251376640;visibility:visible;mso-wrap-style:square;mso-wrap-distance-left:9pt;mso-wrap-distance-top:0;mso-wrap-distance-right:9pt;mso-wrap-distance-bottom:0;mso-position-horizontal:absolute;mso-position-horizontal-relative:text;mso-position-vertical:absolute;mso-position-vertical-relative:text;v-text-anchor:top" o:gfxdata="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" filled="f" stroked="f" strokeweight=".5pt">
+              <v:shape id="Cuadro de texto 7" o:spid="_x0000_s1038" type="#_x0000_t202" style="position:absolute;margin-left:140.65pt;margin-top:13.55pt;width:212.65pt;height:59.35pt;z-index:251376640;visibility:visible;mso-wrap-style:square;mso-wrap-distance-left:9pt;mso-wrap-distance-top:0;mso-wrap-distance-right:9pt;mso-wrap-distance-bottom:0;mso-position-horizontal:absolute;mso-position-horizontal-relative:text;mso-position-vertical:absolute;mso-position-vertical-relative:text;v-text-anchor:top" o:gfxdata="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" filled="f" stroked="f" strokeweight=".5pt">
                 <v:textbox>
                   <w:txbxContent>
                     <w:p>
@@ -12531,7 +11581,7 @@
 </file>
 
 <file path=word/numbering.xml><?xml version="1.0" encoding="utf-8"?>
-<w:numbering xmlns:wpc="http://schemas.microsoft.com/office/word/2010/wordprocessingCanvas" xmlns:cx="http://schemas.microsoft.com/office/drawing/2014/chartex" xmlns:cx1="http://schemas.microsoft.com/office/drawing/2015/9/8/chartex" xmlns:cx2="http://schemas.microsoft.com/office/drawing/2015/10/21/chartex" xmlns:cx3="http://schemas.microsoft.com/office/drawing/2016/5/9/chartex" xmlns:cx4="http://schemas.microsoft.com/office/drawing/2016/5/10/chartex" xmlns:cx5="http://schemas.microsoft.com/office/drawing/2016/5/11/chartex" xmlns:cx6="http://schemas.microsoft.com/office/drawing/2016/5/12/chartex" xmlns:cx7="http://schemas.microsoft.com/office/drawing/2016/5/13/chartex" xmlns:cx8="http://schemas.microsoft.com/office/drawing/2016/5/14/chartex" xmlns:mc="http://schemas.openxmlformats.org/markup-compatibility/2006" xmlns:aink="http://schemas.microsoft.com/office/drawing/2016/ink" xmlns:am3d="http://schemas.microsoft.com/office/drawing/2017/model3d" xmlns:o="urn:schemas-microsoft-com:office:office" xmlns:oel="http://schemas.microsoft.com/office/2019/extlst" xmlns:r="http://schemas.openxmlformats.org/officeDocument/2006/relationships" xmlns:m="http://schemas.openxmlformats.org/officeDocument/2006/math" xmlns:v="urn:schemas-microsoft-com:vml" xmlns:wp14="http://schemas.microsoft.com/office/word/2010/wordprocessingDrawing" xmlns:wp="http://schemas.openxmlformats.org/drawingml/2006/wordprocessingDrawing" xmlns:w10="urn:schemas-microsoft-com:office:word" xmlns:w="http://schemas.openxmlformats.org/wordprocessingml/2006/main" xmlns:w14="http://schemas.microsoft.com/office/word/2010/wordml" xmlns:w15="http://schemas.microsoft.com/office/word/2012/wordml" xmlns:w16cex="http://schemas.microsoft.com/office/word/2018/wordml/cex" xmlns:w16cid="http://schemas.microsoft.com/office/word/2016/wordml/cid" xmlns:w16="http://schemas.microsoft.com/office/word/2018/wordml" xmlns:w16du="http://schemas.microsoft.com/office/word/2023/wordml/word16du" xmlns:w16sdtdh="http://schemas.microsoft.com/office/word/2020/wordml/sdtdatahash" xmlns:w16sdtfl="http://schemas.microsoft.com/office/word/2024/wordml/sdtformatlock" xmlns:w16se="http://schemas.microsoft.com/office/word/2015/wordml/symex" xmlns:wpg="http://schemas.microsoft.com/office/word/2010/wordprocessingGroup" xmlns:wpi="http://schemas.microsoft.com/office/word/2010/wordprocessingInk" xmlns:wne="http://schemas.microsoft.com/office/word/2006/wordml" xmlns:wps="http://schemas.microsoft.com/office/word/2010/wordprocessingShape" mc:Ignorable="w14 w15 w16se w16cid w16 w16cex w16sdtdh w16sdtfl w16du wp14">
+<w:numbering xmlns:wpc="http://schemas.microsoft.com/office/word/2010/wordprocessingCanvas" xmlns:cx="http://schemas.microsoft.com/office/drawing/2014/chartex" xmlns:mc="http://schemas.openxmlformats.org/markup-compatibility/2006" xmlns:o="urn:schemas-microsoft-com:office:office" xmlns:r="http://schemas.openxmlformats.org/officeDocument/2006/relationships" xmlns:m="http://schemas.openxmlformats.org/officeDocument/2006/math" xmlns:v="urn:schemas-microsoft-com:vml" xmlns:wp14="http://schemas.microsoft.com/office/word/2010/wordprocessingDrawing" xmlns:wp="http://schemas.openxmlformats.org/drawingml/2006/wordprocessingDrawing" xmlns:w10="urn:schemas-microsoft-com:office:word" xmlns:w="http://schemas.openxmlformats.org/wordprocessingml/2006/main" xmlns:w14="http://schemas.microsoft.com/office/word/2010/wordml" xmlns:w15="http://schemas.microsoft.com/office/word/2012/wordml" xmlns:w16se="http://schemas.microsoft.com/office/word/2015/wordml/symex" xmlns:wpg="http://schemas.microsoft.com/office/word/2010/wordprocessingGroup" xmlns:wpi="http://schemas.microsoft.com/office/word/2010/wordprocessingInk" xmlns:wne="http://schemas.microsoft.com/office/word/2006/wordml" xmlns:wps="http://schemas.microsoft.com/office/word/2010/wordprocessingShape" mc:Ignorable="w14 w15 w16se wp14">
   <w:numPicBullet w:numPicBulletId="0">
     <w:pict>
       <v:shapetype id="_x0000_t75" coordsize="21600,21600" o:spt="75" o:preferrelative="t" path="m@4@5l@4@11@9@11@9@5xe" filled="f" stroked="f">
@@ -12553,14 +11603,14 @@
         <v:path o:extrusionok="f" gradientshapeok="t" o:connecttype="rect"/>
         <o:lock v:ext="edit" aspectratio="t"/>
       </v:shapetype>
-      <v:shape id="Imagen 16" o:spid="_x0000_i1025" type="#_x0000_t75" style="width:146.9pt;height:88.55pt;visibility:visible;mso-wrap-style:square" o:bullet="t">
+      <v:shape id="_x0000_i1031" type="#_x0000_t75" style="width:147pt;height:88.8pt;visibility:visible;mso-wrap-style:square" o:bullet="t">
         <v:imagedata r:id="rId1" o:title=""/>
       </v:shape>
     </w:pict>
   </w:numPicBullet>
   <w:numPicBullet w:numPicBulletId="1">
     <w:pict>
-      <v:shape id="Imagen 19" o:spid="_x0000_i1026" type="#_x0000_t75" style="width:131.75pt;height:62.65pt;visibility:visible;mso-wrap-style:square" o:bullet="t">
+      <v:shape id="_x0000_i1032" type="#_x0000_t75" style="width:132pt;height:62.4pt;visibility:visible;mso-wrap-style:square" o:bullet="t">
         <v:imagedata r:id="rId2" o:title=""/>
       </v:shape>
     </w:pict>
@@ -12718,7 +11768,7 @@
   <w:abstractNum w:abstractNumId="8" w15:restartNumberingAfterBreak="0">
     <w:nsid w:val="FFFFFF89"/>
     <w:multiLevelType w:val="singleLevel"/>
-    <w:tmpl w:val="8710E3A0"/>
+    <w:tmpl w:val="1CD8EE18"/>
     <w:lvl w:ilvl="0">
       <w:start w:val="1"/>
       <w:numFmt w:val="bullet"/>
@@ -12885,41 +11935,41 @@
       </w:rPr>
     </w:lvl>
   </w:abstractNum>
-  <w:num w:numId="1" w16cid:durableId="538475624">
+  <w:num w:numId="1">
     <w:abstractNumId w:val="8"/>
   </w:num>
-  <w:num w:numId="2" w16cid:durableId="137308359">
+  <w:num w:numId="2">
     <w:abstractNumId w:val="6"/>
   </w:num>
-  <w:num w:numId="3" w16cid:durableId="422727611">
+  <w:num w:numId="3">
     <w:abstractNumId w:val="5"/>
   </w:num>
-  <w:num w:numId="4" w16cid:durableId="1396008265">
+  <w:num w:numId="4">
     <w:abstractNumId w:val="4"/>
   </w:num>
-  <w:num w:numId="5" w16cid:durableId="666714236">
+  <w:num w:numId="5">
     <w:abstractNumId w:val="7"/>
   </w:num>
-  <w:num w:numId="6" w16cid:durableId="1587878666">
+  <w:num w:numId="6">
     <w:abstractNumId w:val="3"/>
   </w:num>
-  <w:num w:numId="7" w16cid:durableId="1050035804">
+  <w:num w:numId="7">
     <w:abstractNumId w:val="2"/>
   </w:num>
-  <w:num w:numId="8" w16cid:durableId="1680157915">
+  <w:num w:numId="8">
     <w:abstractNumId w:val="1"/>
   </w:num>
-  <w:num w:numId="9" w16cid:durableId="862865482">
+  <w:num w:numId="9">
     <w:abstractNumId w:val="0"/>
   </w:num>
-  <w:num w:numId="10" w16cid:durableId="562452643">
+  <w:num w:numId="10">
     <w:abstractNumId w:val="9"/>
   </w:num>
 </w:numbering>
 </file>
 
 <file path=word/styles.xml><?xml version="1.0" encoding="utf-8"?>
-<w:styles xmlns:mc="http://schemas.openxmlformats.org/markup-compatibility/2006" xmlns:r="http://schemas.openxmlformats.org/officeDocument/2006/relationships" xmlns:w="http://schemas.openxmlformats.org/wordprocessingml/2006/main" xmlns:w14="http://schemas.microsoft.com/office/word/2010/wordml" xmlns:w15="http://schemas.microsoft.com/office/word/2012/wordml" xmlns:w16cex="http://schemas.microsoft.com/office/word/2018/wordml/cex" xmlns:w16cid="http://schemas.microsoft.com/office/word/2016/wordml/cid" xmlns:w16="http://schemas.microsoft.com/office/word/2018/wordml" xmlns:w16du="http://schemas.microsoft.com/office/word/2023/wordml/word16du" xmlns:w16sdtdh="http://schemas.microsoft.com/office/word/2020/wordml/sdtdatahash" xmlns:w16sdtfl="http://schemas.microsoft.com/office/word/2024/wordml/sdtformatlock" xmlns:w16se="http://schemas.microsoft.com/office/word/2015/wordml/symex" mc:Ignorable="w14 w15 w16se w16cid w16 w16cex w16sdtdh w16sdtfl w16du">
+<w:styles xmlns:mc="http://schemas.openxmlformats.org/markup-compatibility/2006" xmlns:r="http://schemas.openxmlformats.org/officeDocument/2006/relationships" xmlns:w="http://schemas.openxmlformats.org/wordprocessingml/2006/main" xmlns:w14="http://schemas.microsoft.com/office/word/2010/wordml" xmlns:w15="http://schemas.microsoft.com/office/word/2012/wordml" xmlns:w16se="http://schemas.microsoft.com/office/word/2015/wordml/symex" mc:Ignorable="w14 w15 w16se">
   <w:docDefaults>
     <w:rPrDefault>
       <w:rPr>
@@ -12935,7 +11985,7 @@
       </w:pPr>
     </w:pPrDefault>
   </w:docDefaults>
-  <w:latentStyles w:defLockedState="0" w:defUIPriority="99" w:defSemiHidden="0" w:defUnhideWhenUsed="0" w:defQFormat="0" w:count="376">
+  <w:latentStyles w:defLockedState="0" w:defUIPriority="99" w:defSemiHidden="0" w:defUnhideWhenUsed="0" w:defQFormat="0" w:count="371">
     <w:lsdException w:name="Normal" w:uiPriority="0" w:qFormat="1"/>
     <w:lsdException w:name="heading 1" w:uiPriority="9" w:qFormat="1"/>
     <w:lsdException w:name="heading 2" w:semiHidden="1" w:uiPriority="9" w:unhideWhenUsed="1" w:qFormat="1"/>
@@ -13298,11 +12348,6 @@
     <w:lsdException w:name="List Table 5 Dark Accent 6" w:uiPriority="50"/>
     <w:lsdException w:name="List Table 6 Colorful Accent 6" w:uiPriority="51"/>
     <w:lsdException w:name="List Table 7 Colorful Accent 6" w:uiPriority="52"/>
-    <w:lsdException w:name="Mention" w:semiHidden="1" w:unhideWhenUsed="1"/>
-    <w:lsdException w:name="Smart Hyperlink" w:semiHidden="1" w:unhideWhenUsed="1"/>
-    <w:lsdException w:name="Hashtag" w:semiHidden="1" w:unhideWhenUsed="1"/>
-    <w:lsdException w:name="Unresolved Mention" w:semiHidden="1" w:unhideWhenUsed="1"/>
-    <w:lsdException w:name="Smart Link" w:semiHidden="1" w:unhideWhenUsed="1"/>
   </w:latentStyles>
   <w:style w:type="paragraph" w:default="1" w:styleId="Normal">
     <w:name w:val="Normal"/>
@@ -13521,6 +12566,7 @@
   <w:style w:type="character" w:default="1" w:styleId="Fuentedeprrafopredeter">
     <w:name w:val="Default Paragraph Font"/>
     <w:uiPriority w:val="1"/>
+    <w:semiHidden/>
     <w:unhideWhenUsed/>
   </w:style>
   <w:style w:type="table" w:default="1" w:styleId="Tablanormal">
@@ -24308,7 +23354,7 @@
       <w:u w:val="single"/>
     </w:rPr>
   </w:style>
-  <w:style w:type="character" w:styleId="Mencinsinresolver">
+  <w:style w:type="character" w:customStyle="1" w:styleId="UnresolvedMention">
     <w:name w:val="Unresolved Mention"/>
     <w:basedOn w:val="Fuentedeprrafopredeter"/>
     <w:uiPriority w:val="99"/>
@@ -24648,7 +23694,7 @@
 </file>
 
 <file path=customXml/itemProps1.xml><?xml version="1.0" encoding="utf-8"?>
-<ds:datastoreItem xmlns:ds="http://schemas.openxmlformats.org/officeDocument/2006/customXml" ds:itemID="{EF278816-EC6F-A645-907D-7F25AECB1D4A}">
+<ds:datastoreItem xmlns:ds="http://schemas.openxmlformats.org/officeDocument/2006/customXml" ds:itemID="{4656F944-488A-48A9-88D0-3F549B3C325E}">
   <ds:schemaRefs>
     <ds:schemaRef ds:uri="http://schemas.openxmlformats.org/officeDocument/2006/bibliography"/>
   </ds:schemaRefs>
